--- a/docs/01_Project_Plan_Retail_Sector_Health.docx
+++ b/docs/01_Project_Plan_Retail_Sector_Health.docx
@@ -138,7 +138,7 @@
     <w:sdt>
       <w:sdtPr>
         <w:alias w:val="Contents"/>
-        <w:id w:val="-309099467"/>
+        <w:id w:val="919374916"/>
       </w:sdtPr>
       <w:sdtEndPr/>
       <w:sdtContent>
@@ -161,7 +161,7 @@
           <w:r>
             <w:fldChar w:fldCharType="separate"/>
           </w:r>
-          <w:hyperlink w:anchor="_Toc240549821" w:history="1">
+          <w:hyperlink w:anchor="_Toc240555501" w:history="1">
             <w:r>
               <w:rPr>
                 <w:rStyle w:val="Hyperlink"/>
@@ -187,7 +187,7 @@
               <w:rPr>
                 <w:noProof/>
               </w:rPr>
-              <w:instrText xml:space="preserve"> PAGEREF _Toc240549821 \h </w:instrText>
+              <w:instrText xml:space="preserve"> PAGEREF _Toc240555501 \h </w:instrText>
             </w:r>
             <w:r>
               <w:rPr>
@@ -224,7 +224,7 @@
               <w:noProof/>
             </w:rPr>
           </w:pPr>
-          <w:hyperlink w:anchor="_Toc240549822" w:history="1">
+          <w:hyperlink w:anchor="_Toc240555502" w:history="1">
             <w:r>
               <w:rPr>
                 <w:rStyle w:val="Hyperlink"/>
@@ -250,7 +250,7 @@
               <w:rPr>
                 <w:noProof/>
               </w:rPr>
-              <w:instrText xml:space="preserve"> PAGEREF _Toc240549822 \h </w:instrText>
+              <w:instrText xml:space="preserve"> PAGEREF _Toc240555502 \h </w:instrText>
             </w:r>
             <w:r>
               <w:rPr>
@@ -287,7 +287,7 @@
               <w:noProof/>
             </w:rPr>
           </w:pPr>
-          <w:hyperlink w:anchor="_Toc240549823" w:history="1">
+          <w:hyperlink w:anchor="_Toc240555503" w:history="1">
             <w:r>
               <w:rPr>
                 <w:rStyle w:val="Hyperlink"/>
@@ -313,7 +313,7 @@
               <w:rPr>
                 <w:noProof/>
               </w:rPr>
-              <w:instrText xml:space="preserve"> PAGEREF _Toc240549823 \h </w:instrText>
+              <w:instrText xml:space="preserve"> PAGEREF _Toc240555503 \h </w:instrText>
             </w:r>
             <w:r>
               <w:rPr>
@@ -350,7 +350,7 @@
               <w:noProof/>
             </w:rPr>
           </w:pPr>
-          <w:hyperlink w:anchor="_Toc240549824" w:history="1">
+          <w:hyperlink w:anchor="_Toc240555504" w:history="1">
             <w:r>
               <w:rPr>
                 <w:rStyle w:val="Hyperlink"/>
@@ -376,7 +376,7 @@
               <w:rPr>
                 <w:noProof/>
               </w:rPr>
-              <w:instrText xml:space="preserve"> PAGEREF _Toc240549824 \h </w:instrText>
+              <w:instrText xml:space="preserve"> PAGEREF _Toc240555504 \h </w:instrText>
             </w:r>
             <w:r>
               <w:rPr>
@@ -413,7 +413,7 @@
               <w:noProof/>
             </w:rPr>
           </w:pPr>
-          <w:hyperlink w:anchor="_Toc240549825" w:history="1">
+          <w:hyperlink w:anchor="_Toc240555505" w:history="1">
             <w:r>
               <w:rPr>
                 <w:rStyle w:val="Hyperlink"/>
@@ -439,7 +439,7 @@
               <w:rPr>
                 <w:noProof/>
               </w:rPr>
-              <w:instrText xml:space="preserve"> PAGEREF _Toc240549825 \h </w:instrText>
+              <w:instrText xml:space="preserve"> PAGEREF _Toc240555505 \h </w:instrText>
             </w:r>
             <w:r>
               <w:rPr>
@@ -476,7 +476,7 @@
               <w:noProof/>
             </w:rPr>
           </w:pPr>
-          <w:hyperlink w:anchor="_Toc240549826" w:history="1">
+          <w:hyperlink w:anchor="_Toc240555506" w:history="1">
             <w:r>
               <w:rPr>
                 <w:rStyle w:val="Hyperlink"/>
@@ -502,7 +502,7 @@
               <w:rPr>
                 <w:noProof/>
               </w:rPr>
-              <w:instrText xml:space="preserve"> PAGEREF _Toc240549826 \h </w:instrText>
+              <w:instrText xml:space="preserve"> PAGEREF _Toc240555506 \h </w:instrText>
             </w:r>
             <w:r>
               <w:rPr>
@@ -539,7 +539,7 @@
               <w:noProof/>
             </w:rPr>
           </w:pPr>
-          <w:hyperlink w:anchor="_Toc240549827" w:history="1">
+          <w:hyperlink w:anchor="_Toc240555507" w:history="1">
             <w:r>
               <w:rPr>
                 <w:rStyle w:val="Hyperlink"/>
@@ -565,7 +565,7 @@
               <w:rPr>
                 <w:noProof/>
               </w:rPr>
-              <w:instrText xml:space="preserve"> PAGEREF _Toc240549827 \h </w:instrText>
+              <w:instrText xml:space="preserve"> PAGEREF _Toc240555507 \h </w:instrText>
             </w:r>
             <w:r>
               <w:rPr>
@@ -602,7 +602,7 @@
               <w:noProof/>
             </w:rPr>
           </w:pPr>
-          <w:hyperlink w:anchor="_Toc240549828" w:history="1">
+          <w:hyperlink w:anchor="_Toc240555508" w:history="1">
             <w:r>
               <w:rPr>
                 <w:rStyle w:val="Hyperlink"/>
@@ -628,7 +628,7 @@
               <w:rPr>
                 <w:noProof/>
               </w:rPr>
-              <w:instrText xml:space="preserve"> PAGEREF _Toc240549828 \h </w:instrText>
+              <w:instrText xml:space="preserve"> PAGEREF _Toc240555508 \h </w:instrText>
             </w:r>
             <w:r>
               <w:rPr>
@@ -665,7 +665,7 @@
               <w:noProof/>
             </w:rPr>
           </w:pPr>
-          <w:hyperlink w:anchor="_Toc240549829" w:history="1">
+          <w:hyperlink w:anchor="_Toc240555509" w:history="1">
             <w:r>
               <w:rPr>
                 <w:rStyle w:val="Hyperlink"/>
@@ -691,7 +691,7 @@
               <w:rPr>
                 <w:noProof/>
               </w:rPr>
-              <w:instrText xml:space="preserve"> PAGEREF _Toc240549829 \h </w:instrText>
+              <w:instrText xml:space="preserve"> PAGEREF _Toc240555509 \h </w:instrText>
             </w:r>
             <w:r>
               <w:rPr>
@@ -728,7 +728,7 @@
               <w:noProof/>
             </w:rPr>
           </w:pPr>
-          <w:hyperlink w:anchor="_Toc240549830" w:history="1">
+          <w:hyperlink w:anchor="_Toc240555510" w:history="1">
             <w:r>
               <w:rPr>
                 <w:rStyle w:val="Hyperlink"/>
@@ -754,7 +754,7 @@
               <w:rPr>
                 <w:noProof/>
               </w:rPr>
-              <w:instrText xml:space="preserve"> PAGEREF _Toc240549830 \h </w:instrText>
+              <w:instrText xml:space="preserve"> PAGEREF _Toc240555510 \h </w:instrText>
             </w:r>
             <w:r>
               <w:rPr>
@@ -791,7 +791,7 @@
               <w:noProof/>
             </w:rPr>
           </w:pPr>
-          <w:hyperlink w:anchor="_Toc240549831" w:history="1">
+          <w:hyperlink w:anchor="_Toc240555511" w:history="1">
             <w:r>
               <w:rPr>
                 <w:rStyle w:val="Hyperlink"/>
@@ -817,7 +817,7 @@
               <w:rPr>
                 <w:noProof/>
               </w:rPr>
-              <w:instrText xml:space="preserve"> PAGEREF _Toc240549831 \h </w:instrText>
+              <w:instrText xml:space="preserve"> PAGEREF _Toc240555511 \h </w:instrText>
             </w:r>
             <w:r>
               <w:rPr>
@@ -854,7 +854,7 @@
               <w:noProof/>
             </w:rPr>
           </w:pPr>
-          <w:hyperlink w:anchor="_Toc240549832" w:history="1">
+          <w:hyperlink w:anchor="_Toc240555512" w:history="1">
             <w:r>
               <w:rPr>
                 <w:rStyle w:val="Hyperlink"/>
@@ -880,7 +880,7 @@
               <w:rPr>
                 <w:noProof/>
               </w:rPr>
-              <w:instrText xml:space="preserve"> PAGEREF _Toc240549832 \h </w:instrText>
+              <w:instrText xml:space="preserve"> PAGEREF _Toc240555512 \h </w:instrText>
             </w:r>
             <w:r>
               <w:rPr>
@@ -917,7 +917,7 @@
               <w:noProof/>
             </w:rPr>
           </w:pPr>
-          <w:hyperlink w:anchor="_Toc240549833" w:history="1">
+          <w:hyperlink w:anchor="_Toc240555513" w:history="1">
             <w:r>
               <w:rPr>
                 <w:rStyle w:val="Hyperlink"/>
@@ -943,7 +943,7 @@
               <w:rPr>
                 <w:noProof/>
               </w:rPr>
-              <w:instrText xml:space="preserve"> PAGEREF _Toc240549833 \h </w:instrText>
+              <w:instrText xml:space="preserve"> PAGEREF _Toc240555513 \h </w:instrText>
             </w:r>
             <w:r>
               <w:rPr>
@@ -980,7 +980,7 @@
               <w:noProof/>
             </w:rPr>
           </w:pPr>
-          <w:hyperlink w:anchor="_Toc240549834" w:history="1">
+          <w:hyperlink w:anchor="_Toc240555514" w:history="1">
             <w:r>
               <w:rPr>
                 <w:rStyle w:val="Hyperlink"/>
@@ -1006,7 +1006,7 @@
               <w:rPr>
                 <w:noProof/>
               </w:rPr>
-              <w:instrText xml:space="preserve"> PAGEREF _Toc240549834 \h </w:instrText>
+              <w:instrText xml:space="preserve"> PAGEREF _Toc240555514 \h </w:instrText>
             </w:r>
             <w:r>
               <w:rPr>
@@ -1043,7 +1043,7 @@
               <w:noProof/>
             </w:rPr>
           </w:pPr>
-          <w:hyperlink w:anchor="_Toc240549835" w:history="1">
+          <w:hyperlink w:anchor="_Toc240555515" w:history="1">
             <w:r>
               <w:rPr>
                 <w:rStyle w:val="Hyperlink"/>
@@ -1069,7 +1069,7 @@
               <w:rPr>
                 <w:noProof/>
               </w:rPr>
-              <w:instrText xml:space="preserve"> PAGEREF _Toc240549835 \h </w:instrText>
+              <w:instrText xml:space="preserve"> PAGEREF _Toc240555515 \h </w:instrText>
             </w:r>
             <w:r>
               <w:rPr>
@@ -1106,7 +1106,7 @@
               <w:noProof/>
             </w:rPr>
           </w:pPr>
-          <w:hyperlink w:anchor="_Toc240549836" w:history="1">
+          <w:hyperlink w:anchor="_Toc240555516" w:history="1">
             <w:r>
               <w:rPr>
                 <w:rStyle w:val="Hyperlink"/>
@@ -1132,7 +1132,7 @@
               <w:rPr>
                 <w:noProof/>
               </w:rPr>
-              <w:instrText xml:space="preserve"> PAGEREF _Toc240549836 \h </w:instrText>
+              <w:instrText xml:space="preserve"> PAGEREF _Toc240555516 \h </w:instrText>
             </w:r>
             <w:r>
               <w:rPr>
@@ -1169,7 +1169,7 @@
               <w:noProof/>
             </w:rPr>
           </w:pPr>
-          <w:hyperlink w:anchor="_Toc240549837" w:history="1">
+          <w:hyperlink w:anchor="_Toc240555517" w:history="1">
             <w:r>
               <w:rPr>
                 <w:rStyle w:val="Hyperlink"/>
@@ -1195,7 +1195,7 @@
               <w:rPr>
                 <w:noProof/>
               </w:rPr>
-              <w:instrText xml:space="preserve"> PAGEREF _Toc240549837 \h </w:instrText>
+              <w:instrText xml:space="preserve"> PAGEREF _Toc240555517 \h </w:instrText>
             </w:r>
             <w:r>
               <w:rPr>
@@ -1232,7 +1232,7 @@
               <w:noProof/>
             </w:rPr>
           </w:pPr>
-          <w:hyperlink w:anchor="_Toc240549838" w:history="1">
+          <w:hyperlink w:anchor="_Toc240555518" w:history="1">
             <w:r>
               <w:rPr>
                 <w:rStyle w:val="Hyperlink"/>
@@ -1258,7 +1258,7 @@
               <w:rPr>
                 <w:noProof/>
               </w:rPr>
-              <w:instrText xml:space="preserve"> PAGEREF _Toc240549838 \h </w:instrText>
+              <w:instrText xml:space="preserve"> PAGEREF _Toc240555518 \h </w:instrText>
             </w:r>
             <w:r>
               <w:rPr>
@@ -1295,7 +1295,7 @@
               <w:noProof/>
             </w:rPr>
           </w:pPr>
-          <w:hyperlink w:anchor="_Toc240549839" w:history="1">
+          <w:hyperlink w:anchor="_Toc240555519" w:history="1">
             <w:r>
               <w:rPr>
                 <w:rStyle w:val="Hyperlink"/>
@@ -1321,7 +1321,7 @@
               <w:rPr>
                 <w:noProof/>
               </w:rPr>
-              <w:instrText xml:space="preserve"> PAGEREF _Toc240549839 \h </w:instrText>
+              <w:instrText xml:space="preserve"> PAGEREF _Toc240555519 \h </w:instrText>
             </w:r>
             <w:r>
               <w:rPr>
@@ -1358,7 +1358,7 @@
               <w:noProof/>
             </w:rPr>
           </w:pPr>
-          <w:hyperlink w:anchor="_Toc240549840" w:history="1">
+          <w:hyperlink w:anchor="_Toc240555520" w:history="1">
             <w:r>
               <w:rPr>
                 <w:rStyle w:val="Hyperlink"/>
@@ -1384,7 +1384,7 @@
               <w:rPr>
                 <w:noProof/>
               </w:rPr>
-              <w:instrText xml:space="preserve"> PAGEREF _Toc240549840 \h </w:instrText>
+              <w:instrText xml:space="preserve"> PAGEREF _Toc240555520 \h </w:instrText>
             </w:r>
             <w:r>
               <w:rPr>
@@ -1421,7 +1421,7 @@
               <w:noProof/>
             </w:rPr>
           </w:pPr>
-          <w:hyperlink w:anchor="_Toc240549841" w:history="1">
+          <w:hyperlink w:anchor="_Toc240555521" w:history="1">
             <w:r>
               <w:rPr>
                 <w:rStyle w:val="Hyperlink"/>
@@ -1447,7 +1447,7 @@
               <w:rPr>
                 <w:noProof/>
               </w:rPr>
-              <w:instrText xml:space="preserve"> PAGEREF _Toc240549841 \h </w:instrText>
+              <w:instrText xml:space="preserve"> PAGEREF _Toc240555521 \h </w:instrText>
             </w:r>
             <w:r>
               <w:rPr>
@@ -1484,7 +1484,7 @@
               <w:noProof/>
             </w:rPr>
           </w:pPr>
-          <w:hyperlink w:anchor="_Toc240549842" w:history="1">
+          <w:hyperlink w:anchor="_Toc240555522" w:history="1">
             <w:r>
               <w:rPr>
                 <w:rStyle w:val="Hyperlink"/>
@@ -1510,7 +1510,7 @@
               <w:rPr>
                 <w:noProof/>
               </w:rPr>
-              <w:instrText xml:space="preserve"> PAGEREF _Toc240549842 \h </w:instrText>
+              <w:instrText xml:space="preserve"> PAGEREF _Toc240555522 \h </w:instrText>
             </w:r>
             <w:r>
               <w:rPr>
@@ -1547,7 +1547,7 @@
               <w:noProof/>
             </w:rPr>
           </w:pPr>
-          <w:hyperlink w:anchor="_Toc240549843" w:history="1">
+          <w:hyperlink w:anchor="_Toc240555523" w:history="1">
             <w:r>
               <w:rPr>
                 <w:rStyle w:val="Hyperlink"/>
@@ -1573,7 +1573,7 @@
               <w:rPr>
                 <w:noProof/>
               </w:rPr>
-              <w:instrText xml:space="preserve"> PAGEREF _Toc240549843 \h </w:instrText>
+              <w:instrText xml:space="preserve"> PAGEREF _Toc240555523 \h </w:instrText>
             </w:r>
             <w:r>
               <w:rPr>
@@ -1617,7 +1617,7 @@
         <w:pStyle w:val="Heading1"/>
         <w:spacing w:before="360" w:after="160"/>
       </w:pPr>
-      <w:bookmarkStart w:id="0" w:name="_Toc240549821"/>
+      <w:bookmarkStart w:id="0" w:name="_Toc240555501"/>
       <w:r>
         <w:rPr>
           <w:b/>
@@ -1694,7 +1694,7 @@
           <w:left w:w="10" w:type="dxa"/>
           <w:right w:w="10" w:type="dxa"/>
         </w:tblCellMar>
-        <w:tblLook w:val="04A0" w:firstRow="1" w:lastRow="0" w:firstColumn="1" w:lastColumn="0" w:noHBand="0" w:noVBand="1"/>
+        <w:tblLook w:val="0000" w:firstRow="0" w:lastRow="0" w:firstColumn="0" w:lastColumn="0" w:noHBand="0" w:noVBand="0"/>
       </w:tblPr>
       <w:tblGrid>
         <w:gridCol w:w="9360"/>
@@ -1762,7 +1762,7 @@
         <w:pStyle w:val="Heading1"/>
         <w:spacing w:before="360" w:after="160"/>
       </w:pPr>
-      <w:bookmarkStart w:id="1" w:name="_Toc240549822"/>
+      <w:bookmarkStart w:id="1" w:name="_Toc240555502"/>
       <w:r>
         <w:rPr>
           <w:b/>
@@ -1790,7 +1790,7 @@
           <w:left w:w="10" w:type="dxa"/>
           <w:right w:w="10" w:type="dxa"/>
         </w:tblCellMar>
-        <w:tblLook w:val="04A0" w:firstRow="1" w:lastRow="0" w:firstColumn="1" w:lastColumn="0" w:noHBand="0" w:noVBand="1"/>
+        <w:tblLook w:val="0000" w:firstRow="0" w:lastRow="0" w:firstColumn="0" w:lastColumn="0" w:noHBand="0" w:noVBand="0"/>
       </w:tblPr>
       <w:tblGrid>
         <w:gridCol w:w="2014"/>
@@ -2240,7 +2240,7 @@
         <w:pStyle w:val="Heading2"/>
         <w:spacing w:before="280" w:after="120"/>
       </w:pPr>
-      <w:bookmarkStart w:id="2" w:name="_Toc240549823"/>
+      <w:bookmarkStart w:id="2" w:name="_Toc240555503"/>
       <w:r>
         <w:rPr>
           <w:b/>
@@ -2268,7 +2268,7 @@
           <w:left w:w="10" w:type="dxa"/>
           <w:right w:w="10" w:type="dxa"/>
         </w:tblCellMar>
-        <w:tblLook w:val="04A0" w:firstRow="1" w:lastRow="0" w:firstColumn="1" w:lastColumn="0" w:noHBand="0" w:noVBand="1"/>
+        <w:tblLook w:val="0000" w:firstRow="0" w:lastRow="0" w:firstColumn="0" w:lastColumn="0" w:noHBand="0" w:noVBand="0"/>
       </w:tblPr>
       <w:tblGrid>
         <w:gridCol w:w="2434"/>
@@ -2439,7 +2439,7 @@
         <w:pStyle w:val="Heading1"/>
         <w:spacing w:before="360" w:after="160"/>
       </w:pPr>
-      <w:bookmarkStart w:id="3" w:name="_Toc240549824"/>
+      <w:bookmarkStart w:id="3" w:name="_Toc240555504"/>
       <w:r>
         <w:rPr>
           <w:b/>
@@ -2471,7 +2471,7 @@
         </w:rPr>
         <w:lastRenderedPageBreak/>
         <w:drawing>
-          <wp:inline distT="0" distB="0" distL="0" distR="0" wp14:anchorId="1093746D" wp14:editId="03E628F5">
+          <wp:inline distT="0" distB="0" distL="0" distR="0" wp14:anchorId="682D25D5" wp14:editId="271150E5">
             <wp:extent cx="5943600" cy="7915275"/>
             <wp:effectExtent l="0" t="0" r="0" b="0"/>
             <wp:docPr id="1" name="Picture 1"/>
@@ -2898,7 +2898,7 @@
         <w:pStyle w:val="Heading2"/>
         <w:spacing w:before="280" w:after="120"/>
       </w:pPr>
-      <w:bookmarkStart w:id="4" w:name="_Toc240549825"/>
+      <w:bookmarkStart w:id="4" w:name="_Toc240555505"/>
       <w:r>
         <w:rPr>
           <w:b/>
@@ -2926,7 +2926,7 @@
           <w:left w:w="10" w:type="dxa"/>
           <w:right w:w="10" w:type="dxa"/>
         </w:tblCellMar>
-        <w:tblLook w:val="04A0" w:firstRow="1" w:lastRow="0" w:firstColumn="1" w:lastColumn="0" w:noHBand="0" w:noVBand="1"/>
+        <w:tblLook w:val="0000" w:firstRow="0" w:lastRow="0" w:firstColumn="0" w:lastColumn="0" w:noHBand="0" w:noVBand="0"/>
       </w:tblPr>
       <w:tblGrid>
         <w:gridCol w:w="1217"/>
@@ -3513,7 +3513,7 @@
         <w:pStyle w:val="Heading2"/>
         <w:spacing w:before="280" w:after="120"/>
       </w:pPr>
-      <w:bookmarkStart w:id="5" w:name="_Toc240549826"/>
+      <w:bookmarkStart w:id="5" w:name="_Toc240555506"/>
       <w:r>
         <w:rPr>
           <w:b/>
@@ -3549,7 +3549,7 @@
           <w:left w:w="10" w:type="dxa"/>
           <w:right w:w="10" w:type="dxa"/>
         </w:tblCellMar>
-        <w:tblLook w:val="04A0" w:firstRow="1" w:lastRow="0" w:firstColumn="1" w:lastColumn="0" w:noHBand="0" w:noVBand="1"/>
+        <w:tblLook w:val="0000" w:firstRow="0" w:lastRow="0" w:firstColumn="0" w:lastColumn="0" w:noHBand="0" w:noVBand="0"/>
       </w:tblPr>
       <w:tblGrid>
         <w:gridCol w:w="2247"/>
@@ -4100,7 +4100,7 @@
         <w:pStyle w:val="Heading1"/>
         <w:spacing w:before="360" w:after="160"/>
       </w:pPr>
-      <w:bookmarkStart w:id="6" w:name="_Toc240549827"/>
+      <w:bookmarkStart w:id="6" w:name="_Toc240555507"/>
       <w:r>
         <w:rPr>
           <w:b/>
@@ -4126,7 +4126,7 @@
         <w:pStyle w:val="Heading2"/>
         <w:spacing w:before="280" w:after="120"/>
       </w:pPr>
-      <w:bookmarkStart w:id="7" w:name="_Toc240549828"/>
+      <w:bookmarkStart w:id="7" w:name="_Toc240555508"/>
       <w:r>
         <w:rPr>
           <w:b/>
@@ -4162,7 +4162,7 @@
           <w:left w:w="10" w:type="dxa"/>
           <w:right w:w="10" w:type="dxa"/>
         </w:tblCellMar>
-        <w:tblLook w:val="04A0" w:firstRow="1" w:lastRow="0" w:firstColumn="1" w:lastColumn="0" w:noHBand="0" w:noVBand="1"/>
+        <w:tblLook w:val="0000" w:firstRow="0" w:lastRow="0" w:firstColumn="0" w:lastColumn="0" w:noHBand="0" w:noVBand="0"/>
       </w:tblPr>
       <w:tblGrid>
         <w:gridCol w:w="2060"/>
@@ -5031,7 +5031,7 @@
         <w:pStyle w:val="Heading2"/>
         <w:spacing w:before="280" w:after="120"/>
       </w:pPr>
-      <w:bookmarkStart w:id="8" w:name="_Toc240549829"/>
+      <w:bookmarkStart w:id="8" w:name="_Toc240555509"/>
       <w:r>
         <w:rPr>
           <w:b/>
@@ -5063,10 +5063,10 @@
         </w:rPr>
         <w:lastRenderedPageBreak/>
         <w:drawing>
-          <wp:inline distT="0" distB="0" distL="0" distR="0" wp14:anchorId="2FBDEAB0" wp14:editId="23E137CF">
+          <wp:inline distT="0" distB="0" distL="0" distR="0" wp14:anchorId="5E5925F9" wp14:editId="1D12B7EC">
             <wp:extent cx="5943600" cy="6381750"/>
             <wp:effectExtent l="0" t="0" r="0" b="0"/>
-            <wp:docPr id="1269599454" name="Picture 1269599454"/>
+            <wp:docPr id="2010566304" name="Picture 2010566304"/>
             <wp:cNvGraphicFramePr>
               <a:graphicFrameLocks xmlns:a="http://schemas.openxmlformats.org/drawingml/2006/main" noChangeAspect="1"/>
             </wp:cNvGraphicFramePr>
@@ -5364,7 +5364,7 @@
         <w:pStyle w:val="Heading2"/>
         <w:spacing w:before="280" w:after="120"/>
       </w:pPr>
-      <w:bookmarkStart w:id="9" w:name="_Toc240549830"/>
+      <w:bookmarkStart w:id="9" w:name="_Toc240555510"/>
       <w:r>
         <w:rPr>
           <w:b/>
@@ -5425,7 +5425,7 @@
         <w:pStyle w:val="Heading1"/>
         <w:spacing w:before="360" w:after="160"/>
       </w:pPr>
-      <w:bookmarkStart w:id="10" w:name="_Toc240549831"/>
+      <w:bookmarkStart w:id="10" w:name="_Toc240555511"/>
       <w:r>
         <w:rPr>
           <w:b/>
@@ -5461,7 +5461,7 @@
           <w:left w:w="10" w:type="dxa"/>
           <w:right w:w="10" w:type="dxa"/>
         </w:tblCellMar>
-        <w:tblLook w:val="04A0" w:firstRow="1" w:lastRow="0" w:firstColumn="1" w:lastColumn="0" w:noHBand="0" w:noVBand="1"/>
+        <w:tblLook w:val="0000" w:firstRow="0" w:lastRow="0" w:firstColumn="0" w:lastColumn="0" w:noHBand="0" w:noVBand="0"/>
       </w:tblPr>
       <w:tblGrid>
         <w:gridCol w:w="1871"/>
@@ -5876,7 +5876,7 @@
           <w:left w:w="10" w:type="dxa"/>
           <w:right w:w="10" w:type="dxa"/>
         </w:tblCellMar>
-        <w:tblLook w:val="04A0" w:firstRow="1" w:lastRow="0" w:firstColumn="1" w:lastColumn="0" w:noHBand="0" w:noVBand="1"/>
+        <w:tblLook w:val="0000" w:firstRow="0" w:lastRow="0" w:firstColumn="0" w:lastColumn="0" w:noHBand="0" w:noVBand="0"/>
       </w:tblPr>
       <w:tblGrid>
         <w:gridCol w:w="9360"/>
@@ -5945,7 +5945,7 @@
         <w:pStyle w:val="Heading2"/>
         <w:spacing w:before="280" w:after="120"/>
       </w:pPr>
-      <w:bookmarkStart w:id="11" w:name="_Toc240549832"/>
+      <w:bookmarkStart w:id="11" w:name="_Toc240555512"/>
       <w:r>
         <w:rPr>
           <w:b/>
@@ -5982,7 +5982,7 @@
           <w:left w:w="10" w:type="dxa"/>
           <w:right w:w="10" w:type="dxa"/>
         </w:tblCellMar>
-        <w:tblLook w:val="04A0" w:firstRow="1" w:lastRow="0" w:firstColumn="1" w:lastColumn="0" w:noHBand="0" w:noVBand="1"/>
+        <w:tblLook w:val="0000" w:firstRow="0" w:lastRow="0" w:firstColumn="0" w:lastColumn="0" w:noHBand="0" w:noVBand="0"/>
       </w:tblPr>
       <w:tblGrid>
         <w:gridCol w:w="1310"/>
@@ -6516,7 +6516,7 @@
         <w:pStyle w:val="Heading1"/>
         <w:spacing w:before="360" w:after="160"/>
       </w:pPr>
-      <w:bookmarkStart w:id="12" w:name="_Toc240549833"/>
+      <w:bookmarkStart w:id="12" w:name="_Toc240555513"/>
       <w:r>
         <w:rPr>
           <w:b/>
@@ -6560,7 +6560,7 @@
           <w:left w:w="10" w:type="dxa"/>
           <w:right w:w="10" w:type="dxa"/>
         </w:tblCellMar>
-        <w:tblLook w:val="04A0" w:firstRow="1" w:lastRow="0" w:firstColumn="1" w:lastColumn="0" w:noHBand="0" w:noVBand="1"/>
+        <w:tblLook w:val="0000" w:firstRow="0" w:lastRow="0" w:firstColumn="0" w:lastColumn="0" w:noHBand="0" w:noVBand="0"/>
       </w:tblPr>
       <w:tblGrid>
         <w:gridCol w:w="2995"/>
@@ -6894,7 +6894,7 @@
         <w:pStyle w:val="Heading2"/>
         <w:spacing w:before="280" w:after="120"/>
       </w:pPr>
-      <w:bookmarkStart w:id="13" w:name="_Toc240549834"/>
+      <w:bookmarkStart w:id="13" w:name="_Toc240555514"/>
       <w:r>
         <w:rPr>
           <w:b/>
@@ -6930,7 +6930,7 @@
           <w:left w:w="10" w:type="dxa"/>
           <w:right w:w="10" w:type="dxa"/>
         </w:tblCellMar>
-        <w:tblLook w:val="04A0" w:firstRow="1" w:lastRow="0" w:firstColumn="1" w:lastColumn="0" w:noHBand="0" w:noVBand="1"/>
+        <w:tblLook w:val="0000" w:firstRow="0" w:lastRow="0" w:firstColumn="0" w:lastColumn="0" w:noHBand="0" w:noVBand="0"/>
       </w:tblPr>
       <w:tblGrid>
         <w:gridCol w:w="2434"/>
@@ -7175,7 +7175,7 @@
         <w:pStyle w:val="Heading2"/>
         <w:spacing w:before="280" w:after="120"/>
       </w:pPr>
-      <w:bookmarkStart w:id="14" w:name="_Toc240549835"/>
+      <w:bookmarkStart w:id="14" w:name="_Toc240555515"/>
       <w:r>
         <w:rPr>
           <w:b/>
@@ -7211,7 +7211,7 @@
           <w:left w:w="10" w:type="dxa"/>
           <w:right w:w="10" w:type="dxa"/>
         </w:tblCellMar>
-        <w:tblLook w:val="04A0" w:firstRow="1" w:lastRow="0" w:firstColumn="1" w:lastColumn="0" w:noHBand="0" w:noVBand="1"/>
+        <w:tblLook w:val="0000" w:firstRow="0" w:lastRow="0" w:firstColumn="0" w:lastColumn="0" w:noHBand="0" w:noVBand="0"/>
       </w:tblPr>
       <w:tblGrid>
         <w:gridCol w:w="749"/>
@@ -8729,7 +8729,7 @@
         <w:pStyle w:val="Heading1"/>
         <w:spacing w:before="360" w:after="160"/>
       </w:pPr>
-      <w:bookmarkStart w:id="15" w:name="_Toc240549836"/>
+      <w:bookmarkStart w:id="15" w:name="_Toc240555516"/>
       <w:r>
         <w:rPr>
           <w:b/>
@@ -8757,7 +8757,7 @@
           <w:left w:w="10" w:type="dxa"/>
           <w:right w:w="10" w:type="dxa"/>
         </w:tblCellMar>
-        <w:tblLook w:val="04A0" w:firstRow="1" w:lastRow="0" w:firstColumn="1" w:lastColumn="0" w:noHBand="0" w:noVBand="1"/>
+        <w:tblLook w:val="0000" w:firstRow="0" w:lastRow="0" w:firstColumn="0" w:lastColumn="0" w:noHBand="0" w:noVBand="0"/>
       </w:tblPr>
       <w:tblGrid>
         <w:gridCol w:w="842"/>
@@ -8910,7 +8910,7 @@
                 <w:sz w:val="19"/>
                 <w:szCs w:val="19"/>
               </w:rPr>
-              <w:t>Create the GitHub repository, add the .gitignore, create the folder skeleton, then clone to X:\Multisource. Everything in every block below is saved inside that clone. Document 00 §4 and §5.</w:t>
+              <w:t>Create the GitHub repository, add the .gitignore, create the folder skeleton, then clone to X:\retail-sector-health. Everything in every block below is saved inside that clone. Document 00 §4 and §5.</w:t>
             </w:r>
           </w:p>
         </w:tc>
@@ -9515,7 +9515,7 @@
         <w:pStyle w:val="Heading1"/>
         <w:spacing w:before="360" w:after="160"/>
       </w:pPr>
-      <w:bookmarkStart w:id="16" w:name="_Toc240549837"/>
+      <w:bookmarkStart w:id="16" w:name="_Toc240555517"/>
       <w:r>
         <w:rPr>
           <w:b/>
@@ -9533,7 +9533,7 @@
         <w:pStyle w:val="Heading2"/>
         <w:spacing w:before="280" w:after="120"/>
       </w:pPr>
-      <w:bookmarkStart w:id="17" w:name="_Toc240549838"/>
+      <w:bookmarkStart w:id="17" w:name="_Toc240555518"/>
       <w:r>
         <w:rPr>
           <w:b/>
@@ -9598,7 +9598,7 @@
         <w:pStyle w:val="Heading2"/>
         <w:spacing w:before="280" w:after="120"/>
       </w:pPr>
-      <w:bookmarkStart w:id="18" w:name="_Toc240549839"/>
+      <w:bookmarkStart w:id="18" w:name="_Toc240555519"/>
       <w:r>
         <w:rPr>
           <w:b/>
@@ -9721,7 +9721,7 @@
         <w:pStyle w:val="Heading2"/>
         <w:spacing w:before="280" w:after="120"/>
       </w:pPr>
-      <w:bookmarkStart w:id="19" w:name="_Toc240549840"/>
+      <w:bookmarkStart w:id="19" w:name="_Toc240555520"/>
       <w:r>
         <w:rPr>
           <w:b/>
@@ -9812,7 +9812,7 @@
         <w:pStyle w:val="Heading1"/>
         <w:spacing w:before="360" w:after="160"/>
       </w:pPr>
-      <w:bookmarkStart w:id="20" w:name="_Toc240549841"/>
+      <w:bookmarkStart w:id="20" w:name="_Toc240555521"/>
       <w:r>
         <w:rPr>
           <w:b/>
@@ -9848,7 +9848,7 @@
           <w:left w:w="10" w:type="dxa"/>
           <w:right w:w="10" w:type="dxa"/>
         </w:tblCellMar>
-        <w:tblLook w:val="04A0" w:firstRow="1" w:lastRow="0" w:firstColumn="1" w:lastColumn="0" w:noHBand="0" w:noVBand="1"/>
+        <w:tblLook w:val="0000" w:firstRow="0" w:lastRow="0" w:firstColumn="0" w:lastColumn="0" w:noHBand="0" w:noVBand="0"/>
       </w:tblPr>
       <w:tblGrid>
         <w:gridCol w:w="1123"/>
@@ -10891,7 +10891,7 @@
         <w:pStyle w:val="Heading1"/>
         <w:spacing w:before="360" w:after="160"/>
       </w:pPr>
-      <w:bookmarkStart w:id="21" w:name="_Toc240549842"/>
+      <w:bookmarkStart w:id="21" w:name="_Toc240555522"/>
       <w:r>
         <w:rPr>
           <w:b/>
@@ -11014,7 +11014,7 @@
         <w:pStyle w:val="Heading1"/>
         <w:spacing w:before="360" w:after="160"/>
       </w:pPr>
-      <w:bookmarkStart w:id="22" w:name="_Toc240549843"/>
+      <w:bookmarkStart w:id="22" w:name="_Toc240555523"/>
       <w:r>
         <w:rPr>
           <w:b/>
@@ -11056,10 +11056,96 @@
 <file path=word/numbering.xml><?xml version="1.0" encoding="utf-8"?>
 <w:numbering xmlns:wpc="http://schemas.microsoft.com/office/word/2010/wordprocessingCanvas" xmlns:cx="http://schemas.microsoft.com/office/drawing/2014/chartex" xmlns:cx1="http://schemas.microsoft.com/office/drawing/2015/9/8/chartex" xmlns:cx2="http://schemas.microsoft.com/office/drawing/2015/10/21/chartex" xmlns:cx3="http://schemas.microsoft.com/office/drawing/2016/5/9/chartex" xmlns:cx4="http://schemas.microsoft.com/office/drawing/2016/5/10/chartex" xmlns:cx5="http://schemas.microsoft.com/office/drawing/2016/5/11/chartex" xmlns:cx6="http://schemas.microsoft.com/office/drawing/2016/5/12/chartex" xmlns:cx7="http://schemas.microsoft.com/office/drawing/2016/5/13/chartex" xmlns:cx8="http://schemas.microsoft.com/office/drawing/2016/5/14/chartex" xmlns:mc="http://schemas.openxmlformats.org/markup-compatibility/2006" xmlns:aink="http://schemas.microsoft.com/office/drawing/2016/ink" xmlns:am3d="http://schemas.microsoft.com/office/drawing/2017/model3d" xmlns:o="urn:schemas-microsoft-com:office:office" xmlns:oel="http://schemas.microsoft.com/office/2019/extlst" xmlns:r="http://schemas.openxmlformats.org/officeDocument/2006/relationships" xmlns:m="http://schemas.openxmlformats.org/officeDocument/2006/math" xmlns:v="urn:schemas-microsoft-com:vml" xmlns:wp14="http://schemas.microsoft.com/office/word/2010/wordprocessingDrawing" xmlns:wp="http://schemas.openxmlformats.org/drawingml/2006/wordprocessingDrawing" xmlns:w10="urn:schemas-microsoft-com:office:word" xmlns:w="http://schemas.openxmlformats.org/wordprocessingml/2006/main" xmlns:w14="http://schemas.microsoft.com/office/word/2010/wordml" xmlns:w15="http://schemas.microsoft.com/office/word/2012/wordml" xmlns:w16cex="http://schemas.microsoft.com/office/word/2018/wordml/cex" xmlns:w16cid="http://schemas.microsoft.com/office/word/2016/wordml/cid" xmlns:w16="http://schemas.microsoft.com/office/word/2018/wordml" xmlns:w16du="http://schemas.microsoft.com/office/word/2023/wordml/word16du" xmlns:w16sdtdh="http://schemas.microsoft.com/office/word/2020/wordml/sdtdatahash" xmlns:w16sdtfl="http://schemas.microsoft.com/office/word/2024/wordml/sdtformatlock" xmlns:w16se="http://schemas.microsoft.com/office/word/2015/wordml/symex" xmlns:wpg="http://schemas.microsoft.com/office/word/2010/wordprocessingGroup" xmlns:wpi="http://schemas.microsoft.com/office/word/2010/wordprocessingInk" xmlns:wne="http://schemas.microsoft.com/office/word/2006/wordml" xmlns:wps="http://schemas.microsoft.com/office/word/2010/wordprocessingShape" mc:Ignorable="w14 w15 w16se w16cid w16 w16cex w16sdtdh w16sdtfl w16du wp14">
   <w:abstractNum w:abstractNumId="0" w15:restartNumberingAfterBreak="0">
-    <w:nsid w:val="24534ABE"/>
+    <w:nsid w:val="23CF0313"/>
     <w:multiLevelType w:val="hybridMultilevel"/>
-    <w:tmpl w:val="57A6EAFE"/>
-    <w:lvl w:ilvl="0" w:tplc="CE60E4E0">
+    <w:tmpl w:val="B9848CDA"/>
+    <w:lvl w:ilvl="0" w:tplc="279CF22E">
+      <w:start w:val="1"/>
+      <w:numFmt w:val="bullet"/>
+      <w:lvlText w:val="●"/>
+      <w:lvlJc w:val="left"/>
+      <w:pPr>
+        <w:ind w:left="720" w:hanging="360"/>
+      </w:pPr>
+    </w:lvl>
+    <w:lvl w:ilvl="1" w:tplc="8F400BA8">
+      <w:start w:val="1"/>
+      <w:numFmt w:val="bullet"/>
+      <w:lvlText w:val="○"/>
+      <w:lvlJc w:val="left"/>
+      <w:pPr>
+        <w:ind w:left="1440" w:hanging="360"/>
+      </w:pPr>
+    </w:lvl>
+    <w:lvl w:ilvl="2" w:tplc="94841740">
+      <w:start w:val="1"/>
+      <w:numFmt w:val="bullet"/>
+      <w:lvlText w:val="■"/>
+      <w:lvlJc w:val="left"/>
+      <w:pPr>
+        <w:ind w:left="2160" w:hanging="360"/>
+      </w:pPr>
+    </w:lvl>
+    <w:lvl w:ilvl="3" w:tplc="6BAAF7EC">
+      <w:start w:val="1"/>
+      <w:numFmt w:val="bullet"/>
+      <w:lvlText w:val="●"/>
+      <w:lvlJc w:val="left"/>
+      <w:pPr>
+        <w:ind w:left="2880" w:hanging="360"/>
+      </w:pPr>
+    </w:lvl>
+    <w:lvl w:ilvl="4" w:tplc="E454F24E">
+      <w:start w:val="1"/>
+      <w:numFmt w:val="bullet"/>
+      <w:lvlText w:val="○"/>
+      <w:lvlJc w:val="left"/>
+      <w:pPr>
+        <w:ind w:left="3600" w:hanging="360"/>
+      </w:pPr>
+    </w:lvl>
+    <w:lvl w:ilvl="5" w:tplc="4202A71E">
+      <w:start w:val="1"/>
+      <w:numFmt w:val="bullet"/>
+      <w:lvlText w:val="■"/>
+      <w:lvlJc w:val="left"/>
+      <w:pPr>
+        <w:ind w:left="4320" w:hanging="360"/>
+      </w:pPr>
+    </w:lvl>
+    <w:lvl w:ilvl="6" w:tplc="A2947B6C">
+      <w:start w:val="1"/>
+      <w:numFmt w:val="bullet"/>
+      <w:lvlText w:val="●"/>
+      <w:lvlJc w:val="left"/>
+      <w:pPr>
+        <w:ind w:left="5040" w:hanging="360"/>
+      </w:pPr>
+    </w:lvl>
+    <w:lvl w:ilvl="7" w:tplc="8158A64C">
+      <w:start w:val="1"/>
+      <w:numFmt w:val="bullet"/>
+      <w:lvlText w:val="●"/>
+      <w:lvlJc w:val="left"/>
+      <w:pPr>
+        <w:ind w:left="5760" w:hanging="360"/>
+      </w:pPr>
+    </w:lvl>
+    <w:lvl w:ilvl="8" w:tplc="56686A40">
+      <w:start w:val="1"/>
+      <w:numFmt w:val="bullet"/>
+      <w:lvlText w:val="●"/>
+      <w:lvlJc w:val="left"/>
+      <w:pPr>
+        <w:ind w:left="6480" w:hanging="360"/>
+      </w:pPr>
+    </w:lvl>
+  </w:abstractNum>
+  <w:abstractNum w:abstractNumId="1" w15:restartNumberingAfterBreak="0">
+    <w:nsid w:val="3F613DAA"/>
+    <w:multiLevelType w:val="hybridMultilevel"/>
+    <w:tmpl w:val="D05017C2"/>
+    <w:lvl w:ilvl="0" w:tplc="F5A0B2DC">
       <w:start w:val="1"/>
       <w:numFmt w:val="bullet"/>
       <w:lvlText w:val="•"/>
@@ -11073,7 +11159,7 @@
         <w:szCs w:val="22"/>
       </w:rPr>
     </w:lvl>
-    <w:lvl w:ilvl="1" w:tplc="1374C5B4">
+    <w:lvl w:ilvl="1" w:tplc="1E84FDE8">
       <w:start w:val="1"/>
       <w:numFmt w:val="bullet"/>
       <w:lvlText w:val="◦"/>
@@ -11087,47 +11173,47 @@
         <w:szCs w:val="22"/>
       </w:rPr>
     </w:lvl>
-    <w:lvl w:ilvl="2" w:tplc="36E2E7BA">
+    <w:lvl w:ilvl="2" w:tplc="60147E06">
       <w:numFmt w:val="decimal"/>
       <w:lvlText w:val=""/>
       <w:lvlJc w:val="left"/>
     </w:lvl>
-    <w:lvl w:ilvl="3" w:tplc="8AD0CD68">
+    <w:lvl w:ilvl="3" w:tplc="13F62596">
       <w:numFmt w:val="decimal"/>
       <w:lvlText w:val=""/>
       <w:lvlJc w:val="left"/>
     </w:lvl>
-    <w:lvl w:ilvl="4" w:tplc="CD6AD47A">
+    <w:lvl w:ilvl="4" w:tplc="2E26DC36">
       <w:numFmt w:val="decimal"/>
       <w:lvlText w:val=""/>
       <w:lvlJc w:val="left"/>
     </w:lvl>
-    <w:lvl w:ilvl="5" w:tplc="E1808F4E">
+    <w:lvl w:ilvl="5" w:tplc="A6048630">
       <w:numFmt w:val="decimal"/>
       <w:lvlText w:val=""/>
       <w:lvlJc w:val="left"/>
     </w:lvl>
-    <w:lvl w:ilvl="6" w:tplc="32321338">
+    <w:lvl w:ilvl="6" w:tplc="6CCE958E">
       <w:numFmt w:val="decimal"/>
       <w:lvlText w:val=""/>
       <w:lvlJc w:val="left"/>
     </w:lvl>
-    <w:lvl w:ilvl="7" w:tplc="9F46B1A4">
+    <w:lvl w:ilvl="7" w:tplc="DE18C308">
       <w:numFmt w:val="decimal"/>
       <w:lvlText w:val=""/>
       <w:lvlJc w:val="left"/>
     </w:lvl>
-    <w:lvl w:ilvl="8" w:tplc="716E10D4">
+    <w:lvl w:ilvl="8" w:tplc="B6F2E49A">
       <w:numFmt w:val="decimal"/>
       <w:lvlText w:val=""/>
       <w:lvlJc w:val="left"/>
     </w:lvl>
   </w:abstractNum>
-  <w:abstractNum w:abstractNumId="1" w15:restartNumberingAfterBreak="0">
-    <w:nsid w:val="27593B77"/>
+  <w:abstractNum w:abstractNumId="2" w15:restartNumberingAfterBreak="0">
+    <w:nsid w:val="6B8D48A2"/>
     <w:multiLevelType w:val="hybridMultilevel"/>
-    <w:tmpl w:val="0DEA2CD6"/>
-    <w:lvl w:ilvl="0" w:tplc="81006C62">
+    <w:tmpl w:val="54047316"/>
+    <w:lvl w:ilvl="0" w:tplc="91D08092">
       <w:start w:val="1"/>
       <w:numFmt w:val="decimal"/>
       <w:lvlText w:val="%1."/>
@@ -11141,153 +11227,67 @@
         <w:szCs w:val="22"/>
       </w:rPr>
     </w:lvl>
-    <w:lvl w:ilvl="1" w:tplc="8C2E6D30">
+    <w:lvl w:ilvl="1" w:tplc="F5F45524">
       <w:numFmt w:val="decimal"/>
       <w:lvlText w:val=""/>
       <w:lvlJc w:val="left"/>
     </w:lvl>
-    <w:lvl w:ilvl="2" w:tplc="4C163B6C">
+    <w:lvl w:ilvl="2" w:tplc="DC48755E">
       <w:numFmt w:val="decimal"/>
       <w:lvlText w:val=""/>
       <w:lvlJc w:val="left"/>
     </w:lvl>
-    <w:lvl w:ilvl="3" w:tplc="1D780DA4">
+    <w:lvl w:ilvl="3" w:tplc="1E945886">
       <w:numFmt w:val="decimal"/>
       <w:lvlText w:val=""/>
       <w:lvlJc w:val="left"/>
     </w:lvl>
-    <w:lvl w:ilvl="4" w:tplc="C254BCA8">
+    <w:lvl w:ilvl="4" w:tplc="9CAE2EB8">
       <w:numFmt w:val="decimal"/>
       <w:lvlText w:val=""/>
       <w:lvlJc w:val="left"/>
     </w:lvl>
-    <w:lvl w:ilvl="5" w:tplc="074083E0">
+    <w:lvl w:ilvl="5" w:tplc="A8A08014">
       <w:numFmt w:val="decimal"/>
       <w:lvlText w:val=""/>
       <w:lvlJc w:val="left"/>
     </w:lvl>
-    <w:lvl w:ilvl="6" w:tplc="98965E68">
+    <w:lvl w:ilvl="6" w:tplc="F39C6C5C">
       <w:numFmt w:val="decimal"/>
       <w:lvlText w:val=""/>
       <w:lvlJc w:val="left"/>
     </w:lvl>
-    <w:lvl w:ilvl="7" w:tplc="0F602DBC">
+    <w:lvl w:ilvl="7" w:tplc="93CA2498">
       <w:numFmt w:val="decimal"/>
       <w:lvlText w:val=""/>
       <w:lvlJc w:val="left"/>
     </w:lvl>
-    <w:lvl w:ilvl="8" w:tplc="D5F23A22">
+    <w:lvl w:ilvl="8" w:tplc="2AAEC84C">
       <w:numFmt w:val="decimal"/>
       <w:lvlText w:val=""/>
       <w:lvlJc w:val="left"/>
     </w:lvl>
   </w:abstractNum>
-  <w:abstractNum w:abstractNumId="2" w15:restartNumberingAfterBreak="0">
-    <w:nsid w:val="798A6431"/>
-    <w:multiLevelType w:val="hybridMultilevel"/>
-    <w:tmpl w:val="A4C806D8"/>
-    <w:lvl w:ilvl="0" w:tplc="05CCA6BC">
-      <w:start w:val="1"/>
-      <w:numFmt w:val="bullet"/>
-      <w:lvlText w:val="●"/>
-      <w:lvlJc w:val="left"/>
-      <w:pPr>
-        <w:ind w:left="720" w:hanging="360"/>
-      </w:pPr>
-    </w:lvl>
-    <w:lvl w:ilvl="1" w:tplc="196A4E68">
-      <w:start w:val="1"/>
-      <w:numFmt w:val="bullet"/>
-      <w:lvlText w:val="○"/>
-      <w:lvlJc w:val="left"/>
-      <w:pPr>
-        <w:ind w:left="1440" w:hanging="360"/>
-      </w:pPr>
-    </w:lvl>
-    <w:lvl w:ilvl="2" w:tplc="79041EA6">
-      <w:start w:val="1"/>
-      <w:numFmt w:val="bullet"/>
-      <w:lvlText w:val="■"/>
-      <w:lvlJc w:val="left"/>
-      <w:pPr>
-        <w:ind w:left="2160" w:hanging="360"/>
-      </w:pPr>
-    </w:lvl>
-    <w:lvl w:ilvl="3" w:tplc="1DCED25E">
-      <w:start w:val="1"/>
-      <w:numFmt w:val="bullet"/>
-      <w:lvlText w:val="●"/>
-      <w:lvlJc w:val="left"/>
-      <w:pPr>
-        <w:ind w:left="2880" w:hanging="360"/>
-      </w:pPr>
-    </w:lvl>
-    <w:lvl w:ilvl="4" w:tplc="03D44B22">
-      <w:start w:val="1"/>
-      <w:numFmt w:val="bullet"/>
-      <w:lvlText w:val="○"/>
-      <w:lvlJc w:val="left"/>
-      <w:pPr>
-        <w:ind w:left="3600" w:hanging="360"/>
-      </w:pPr>
-    </w:lvl>
-    <w:lvl w:ilvl="5" w:tplc="D21AC5CC">
-      <w:start w:val="1"/>
-      <w:numFmt w:val="bullet"/>
-      <w:lvlText w:val="■"/>
-      <w:lvlJc w:val="left"/>
-      <w:pPr>
-        <w:ind w:left="4320" w:hanging="360"/>
-      </w:pPr>
-    </w:lvl>
-    <w:lvl w:ilvl="6" w:tplc="C0225448">
-      <w:start w:val="1"/>
-      <w:numFmt w:val="bullet"/>
-      <w:lvlText w:val="●"/>
-      <w:lvlJc w:val="left"/>
-      <w:pPr>
-        <w:ind w:left="5040" w:hanging="360"/>
-      </w:pPr>
-    </w:lvl>
-    <w:lvl w:ilvl="7" w:tplc="C012F138">
-      <w:start w:val="1"/>
-      <w:numFmt w:val="bullet"/>
-      <w:lvlText w:val="●"/>
-      <w:lvlJc w:val="left"/>
-      <w:pPr>
-        <w:ind w:left="5760" w:hanging="360"/>
-      </w:pPr>
-    </w:lvl>
-    <w:lvl w:ilvl="8" w:tplc="9B489330">
-      <w:start w:val="1"/>
-      <w:numFmt w:val="bullet"/>
-      <w:lvlText w:val="●"/>
-      <w:lvlJc w:val="left"/>
-      <w:pPr>
-        <w:ind w:left="6480" w:hanging="360"/>
-      </w:pPr>
-    </w:lvl>
-  </w:abstractNum>
-  <w:num w:numId="1" w16cid:durableId="707412310">
+  <w:num w:numId="1" w16cid:durableId="1077435562">
+    <w:abstractNumId w:val="0"/>
+    <w:lvlOverride w:ilvl="0">
+      <w:startOverride w:val="1"/>
+    </w:lvlOverride>
+  </w:num>
+  <w:num w:numId="2" w16cid:durableId="1290549869">
+    <w:abstractNumId w:val="1"/>
+    <w:lvlOverride w:ilvl="0">
+      <w:startOverride w:val="1"/>
+    </w:lvlOverride>
+  </w:num>
+  <w:num w:numId="3" w16cid:durableId="1569996803">
     <w:abstractNumId w:val="2"/>
     <w:lvlOverride w:ilvl="0">
       <w:startOverride w:val="1"/>
     </w:lvlOverride>
   </w:num>
-  <w:num w:numId="2" w16cid:durableId="71322549">
-    <w:abstractNumId w:val="0"/>
-    <w:lvlOverride w:ilvl="0">
-      <w:startOverride w:val="1"/>
-    </w:lvlOverride>
-  </w:num>
-  <w:num w:numId="3" w16cid:durableId="1761873208">
-    <w:abstractNumId w:val="1"/>
-    <w:lvlOverride w:ilvl="0">
-      <w:startOverride w:val="1"/>
-    </w:lvlOverride>
-  </w:num>
-  <w:num w:numId="4" w16cid:durableId="1538082894">
-    <w:abstractNumId w:val="1"/>
+  <w:num w:numId="4" w16cid:durableId="349334981">
+    <w:abstractNumId w:val="2"/>
     <w:lvlOverride w:ilvl="0">
       <w:startOverride w:val="1"/>
     </w:lvlOverride>
@@ -11899,7 +11899,7 @@
     <w:autoRedefine/>
     <w:uiPriority w:val="39"/>
     <w:unhideWhenUsed/>
-    <w:rsid w:val="00450DB5"/>
+    <w:rsid w:val="00623012"/>
     <w:pPr>
       <w:spacing w:after="100"/>
     </w:pPr>
@@ -11911,7 +11911,7 @@
     <w:autoRedefine/>
     <w:uiPriority w:val="39"/>
     <w:unhideWhenUsed/>
-    <w:rsid w:val="00450DB5"/>
+    <w:rsid w:val="00623012"/>
     <w:pPr>
       <w:spacing w:after="100"/>
       <w:ind w:left="220"/>

--- a/docs/01_Project_Plan_Retail_Sector_Health.docx
+++ b/docs/01_Project_Plan_Retail_Sector_Health.docx
@@ -102,7 +102,51 @@
           <w:sz w:val="21"/>
           <w:szCs w:val="21"/>
         </w:rPr>
-        <w:t>Prepared by Evy  |  September 2026  |  Document 01 · Project ID: PBI-MACRO-001</w:t>
+        <w:t xml:space="preserve">Prepared by </w:t>
+      </w:r>
+      <w:proofErr w:type="gramStart"/>
+      <w:r>
+        <w:rPr>
+          <w:i/>
+          <w:iCs/>
+          <w:color w:val="595959"/>
+          <w:sz w:val="21"/>
+          <w:szCs w:val="21"/>
+        </w:rPr>
+        <w:t>Evy  |</w:t>
+      </w:r>
+      <w:proofErr w:type="gramEnd"/>
+      <w:r>
+        <w:rPr>
+          <w:i/>
+          <w:iCs/>
+          <w:color w:val="595959"/>
+          <w:sz w:val="21"/>
+          <w:szCs w:val="21"/>
+        </w:rPr>
+        <w:t xml:space="preserve">  September </w:t>
+      </w:r>
+      <w:proofErr w:type="gramStart"/>
+      <w:r>
+        <w:rPr>
+          <w:i/>
+          <w:iCs/>
+          <w:color w:val="595959"/>
+          <w:sz w:val="21"/>
+          <w:szCs w:val="21"/>
+        </w:rPr>
+        <w:t>2026  |</w:t>
+      </w:r>
+      <w:proofErr w:type="gramEnd"/>
+      <w:r>
+        <w:rPr>
+          <w:i/>
+          <w:iCs/>
+          <w:color w:val="595959"/>
+          <w:sz w:val="21"/>
+          <w:szCs w:val="21"/>
+        </w:rPr>
+        <w:t xml:space="preserve">  Document 01 · Project ID: PBI-MACRO-001</w:t>
       </w:r>
     </w:p>
     <w:p>
@@ -132,26 +176,38 @@
           <w:sz w:val="19"/>
           <w:szCs w:val="19"/>
         </w:rPr>
-        <w:t>In Word: right-click the table and choose 'Update Field' (or press Ctrl+A then F9) to populate page numbers.</w:t>
+        <w:t xml:space="preserve">In Word: right-click the table and choose 'Update Field' (or press </w:t>
+      </w:r>
+      <w:proofErr w:type="spellStart"/>
+      <w:r>
+        <w:rPr>
+          <w:i/>
+          <w:iCs/>
+          <w:color w:val="595959"/>
+          <w:sz w:val="19"/>
+          <w:szCs w:val="19"/>
+        </w:rPr>
+        <w:t>Ctrl+A</w:t>
+      </w:r>
+      <w:proofErr w:type="spellEnd"/>
+      <w:r>
+        <w:rPr>
+          <w:i/>
+          <w:iCs/>
+          <w:color w:val="595959"/>
+          <w:sz w:val="19"/>
+          <w:szCs w:val="19"/>
+        </w:rPr>
+        <w:t xml:space="preserve"> then F9) to populate page numbers.</w:t>
       </w:r>
     </w:p>
     <w:sdt>
       <w:sdtPr>
         <w:alias w:val="Contents"/>
-        <w:id w:val="919374916"/>
+        <w:id w:val="1648863368"/>
       </w:sdtPr>
-      <w:sdtEndPr/>
       <w:sdtContent>
         <w:p>
-          <w:pPr>
-            <w:pStyle w:val="TOC1"/>
-            <w:tabs>
-              <w:tab w:val="right" w:leader="dot" w:pos="9350"/>
-            </w:tabs>
-            <w:rPr>
-              <w:noProof/>
-            </w:rPr>
-          </w:pPr>
           <w:r>
             <w:fldChar w:fldCharType="begin"/>
           </w:r>
@@ -161,1444 +217,6 @@
           <w:r>
             <w:fldChar w:fldCharType="separate"/>
           </w:r>
-          <w:hyperlink w:anchor="_Toc240555501" w:history="1">
-            <w:r>
-              <w:rPr>
-                <w:rStyle w:val="Hyperlink"/>
-                <w:b/>
-                <w:bCs/>
-                <w:noProof/>
-              </w:rPr>
-              <w:t>1. Executive Summary</w:t>
-            </w:r>
-            <w:r>
-              <w:rPr>
-                <w:noProof/>
-              </w:rPr>
-              <w:tab/>
-            </w:r>
-            <w:r>
-              <w:rPr>
-                <w:noProof/>
-              </w:rPr>
-              <w:fldChar w:fldCharType="begin"/>
-            </w:r>
-            <w:r>
-              <w:rPr>
-                <w:noProof/>
-              </w:rPr>
-              <w:instrText xml:space="preserve"> PAGEREF _Toc240555501 \h </w:instrText>
-            </w:r>
-            <w:r>
-              <w:rPr>
-                <w:noProof/>
-              </w:rPr>
-            </w:r>
-            <w:r>
-              <w:rPr>
-                <w:noProof/>
-              </w:rPr>
-              <w:fldChar w:fldCharType="separate"/>
-            </w:r>
-            <w:r>
-              <w:rPr>
-                <w:noProof/>
-              </w:rPr>
-              <w:t>2</w:t>
-            </w:r>
-            <w:r>
-              <w:rPr>
-                <w:noProof/>
-              </w:rPr>
-              <w:fldChar w:fldCharType="end"/>
-            </w:r>
-          </w:hyperlink>
-        </w:p>
-        <w:p>
-          <w:pPr>
-            <w:pStyle w:val="TOC1"/>
-            <w:tabs>
-              <w:tab w:val="right" w:leader="dot" w:pos="9350"/>
-            </w:tabs>
-            <w:rPr>
-              <w:noProof/>
-            </w:rPr>
-          </w:pPr>
-          <w:hyperlink w:anchor="_Toc240555502" w:history="1">
-            <w:r>
-              <w:rPr>
-                <w:rStyle w:val="Hyperlink"/>
-                <w:b/>
-                <w:bCs/>
-                <w:noProof/>
-              </w:rPr>
-              <w:t>2. Data Sources</w:t>
-            </w:r>
-            <w:r>
-              <w:rPr>
-                <w:noProof/>
-              </w:rPr>
-              <w:tab/>
-            </w:r>
-            <w:r>
-              <w:rPr>
-                <w:noProof/>
-              </w:rPr>
-              <w:fldChar w:fldCharType="begin"/>
-            </w:r>
-            <w:r>
-              <w:rPr>
-                <w:noProof/>
-              </w:rPr>
-              <w:instrText xml:space="preserve"> PAGEREF _Toc240555502 \h </w:instrText>
-            </w:r>
-            <w:r>
-              <w:rPr>
-                <w:noProof/>
-              </w:rPr>
-            </w:r>
-            <w:r>
-              <w:rPr>
-                <w:noProof/>
-              </w:rPr>
-              <w:fldChar w:fldCharType="separate"/>
-            </w:r>
-            <w:r>
-              <w:rPr>
-                <w:noProof/>
-              </w:rPr>
-              <w:t>2</w:t>
-            </w:r>
-            <w:r>
-              <w:rPr>
-                <w:noProof/>
-              </w:rPr>
-              <w:fldChar w:fldCharType="end"/>
-            </w:r>
-          </w:hyperlink>
-        </w:p>
-        <w:p>
-          <w:pPr>
-            <w:pStyle w:val="TOC2"/>
-            <w:tabs>
-              <w:tab w:val="right" w:leader="dot" w:pos="9350"/>
-            </w:tabs>
-            <w:rPr>
-              <w:noProof/>
-            </w:rPr>
-          </w:pPr>
-          <w:hyperlink w:anchor="_Toc240555503" w:history="1">
-            <w:r>
-              <w:rPr>
-                <w:rStyle w:val="Hyperlink"/>
-                <w:b/>
-                <w:bCs/>
-                <w:noProof/>
-              </w:rPr>
-              <w:t>2.1 Sources Considered and Not Used</w:t>
-            </w:r>
-            <w:r>
-              <w:rPr>
-                <w:noProof/>
-              </w:rPr>
-              <w:tab/>
-            </w:r>
-            <w:r>
-              <w:rPr>
-                <w:noProof/>
-              </w:rPr>
-              <w:fldChar w:fldCharType="begin"/>
-            </w:r>
-            <w:r>
-              <w:rPr>
-                <w:noProof/>
-              </w:rPr>
-              <w:instrText xml:space="preserve"> PAGEREF _Toc240555503 \h </w:instrText>
-            </w:r>
-            <w:r>
-              <w:rPr>
-                <w:noProof/>
-              </w:rPr>
-            </w:r>
-            <w:r>
-              <w:rPr>
-                <w:noProof/>
-              </w:rPr>
-              <w:fldChar w:fldCharType="separate"/>
-            </w:r>
-            <w:r>
-              <w:rPr>
-                <w:noProof/>
-              </w:rPr>
-              <w:t>3</w:t>
-            </w:r>
-            <w:r>
-              <w:rPr>
-                <w:noProof/>
-              </w:rPr>
-              <w:fldChar w:fldCharType="end"/>
-            </w:r>
-          </w:hyperlink>
-        </w:p>
-        <w:p>
-          <w:pPr>
-            <w:pStyle w:val="TOC1"/>
-            <w:tabs>
-              <w:tab w:val="right" w:leader="dot" w:pos="9350"/>
-            </w:tabs>
-            <w:rPr>
-              <w:noProof/>
-            </w:rPr>
-          </w:pPr>
-          <w:hyperlink w:anchor="_Toc240555504" w:history="1">
-            <w:r>
-              <w:rPr>
-                <w:rStyle w:val="Hyperlink"/>
-                <w:b/>
-                <w:bCs/>
-                <w:noProof/>
-              </w:rPr>
-              <w:t>3. Data Pipeline — Source to Semantic Layer</w:t>
-            </w:r>
-            <w:r>
-              <w:rPr>
-                <w:noProof/>
-              </w:rPr>
-              <w:tab/>
-            </w:r>
-            <w:r>
-              <w:rPr>
-                <w:noProof/>
-              </w:rPr>
-              <w:fldChar w:fldCharType="begin"/>
-            </w:r>
-            <w:r>
-              <w:rPr>
-                <w:noProof/>
-              </w:rPr>
-              <w:instrText xml:space="preserve"> PAGEREF _Toc240555504 \h </w:instrText>
-            </w:r>
-            <w:r>
-              <w:rPr>
-                <w:noProof/>
-              </w:rPr>
-            </w:r>
-            <w:r>
-              <w:rPr>
-                <w:noProof/>
-              </w:rPr>
-              <w:fldChar w:fldCharType="separate"/>
-            </w:r>
-            <w:r>
-              <w:rPr>
-                <w:noProof/>
-              </w:rPr>
-              <w:t>3</w:t>
-            </w:r>
-            <w:r>
-              <w:rPr>
-                <w:noProof/>
-              </w:rPr>
-              <w:fldChar w:fldCharType="end"/>
-            </w:r>
-          </w:hyperlink>
-        </w:p>
-        <w:p>
-          <w:pPr>
-            <w:pStyle w:val="TOC2"/>
-            <w:tabs>
-              <w:tab w:val="right" w:leader="dot" w:pos="9350"/>
-            </w:tabs>
-            <w:rPr>
-              <w:noProof/>
-            </w:rPr>
-          </w:pPr>
-          <w:hyperlink w:anchor="_Toc240555505" w:history="1">
-            <w:r>
-              <w:rPr>
-                <w:rStyle w:val="Hyperlink"/>
-                <w:b/>
-                <w:bCs/>
-                <w:noProof/>
-              </w:rPr>
-              <w:t>3.1 What Happens at Each Stage</w:t>
-            </w:r>
-            <w:r>
-              <w:rPr>
-                <w:noProof/>
-              </w:rPr>
-              <w:tab/>
-            </w:r>
-            <w:r>
-              <w:rPr>
-                <w:noProof/>
-              </w:rPr>
-              <w:fldChar w:fldCharType="begin"/>
-            </w:r>
-            <w:r>
-              <w:rPr>
-                <w:noProof/>
-              </w:rPr>
-              <w:instrText xml:space="preserve"> PAGEREF _Toc240555505 \h </w:instrText>
-            </w:r>
-            <w:r>
-              <w:rPr>
-                <w:noProof/>
-              </w:rPr>
-            </w:r>
-            <w:r>
-              <w:rPr>
-                <w:noProof/>
-              </w:rPr>
-              <w:fldChar w:fldCharType="separate"/>
-            </w:r>
-            <w:r>
-              <w:rPr>
-                <w:noProof/>
-              </w:rPr>
-              <w:t>5</w:t>
-            </w:r>
-            <w:r>
-              <w:rPr>
-                <w:noProof/>
-              </w:rPr>
-              <w:fldChar w:fldCharType="end"/>
-            </w:r>
-          </w:hyperlink>
-        </w:p>
-        <w:p>
-          <w:pPr>
-            <w:pStyle w:val="TOC2"/>
-            <w:tabs>
-              <w:tab w:val="right" w:leader="dot" w:pos="9350"/>
-            </w:tabs>
-            <w:rPr>
-              <w:noProof/>
-            </w:rPr>
-          </w:pPr>
-          <w:hyperlink w:anchor="_Toc240555506" w:history="1">
-            <w:r>
-              <w:rPr>
-                <w:rStyle w:val="Hyperlink"/>
-                <w:b/>
-                <w:bCs/>
-                <w:noProof/>
-              </w:rPr>
-              <w:t>3.2 Why the Refresh Paths Differ</w:t>
-            </w:r>
-            <w:r>
-              <w:rPr>
-                <w:noProof/>
-              </w:rPr>
-              <w:tab/>
-            </w:r>
-            <w:r>
-              <w:rPr>
-                <w:noProof/>
-              </w:rPr>
-              <w:fldChar w:fldCharType="begin"/>
-            </w:r>
-            <w:r>
-              <w:rPr>
-                <w:noProof/>
-              </w:rPr>
-              <w:instrText xml:space="preserve"> PAGEREF _Toc240555506 \h </w:instrText>
-            </w:r>
-            <w:r>
-              <w:rPr>
-                <w:noProof/>
-              </w:rPr>
-            </w:r>
-            <w:r>
-              <w:rPr>
-                <w:noProof/>
-              </w:rPr>
-              <w:fldChar w:fldCharType="separate"/>
-            </w:r>
-            <w:r>
-              <w:rPr>
-                <w:noProof/>
-              </w:rPr>
-              <w:t>5</w:t>
-            </w:r>
-            <w:r>
-              <w:rPr>
-                <w:noProof/>
-              </w:rPr>
-              <w:fldChar w:fldCharType="end"/>
-            </w:r>
-          </w:hyperlink>
-        </w:p>
-        <w:p>
-          <w:pPr>
-            <w:pStyle w:val="TOC1"/>
-            <w:tabs>
-              <w:tab w:val="right" w:leader="dot" w:pos="9350"/>
-            </w:tabs>
-            <w:rPr>
-              <w:noProof/>
-            </w:rPr>
-          </w:pPr>
-          <w:hyperlink w:anchor="_Toc240555507" w:history="1">
-            <w:r>
-              <w:rPr>
-                <w:rStyle w:val="Hyperlink"/>
-                <w:b/>
-                <w:bCs/>
-                <w:noProof/>
-              </w:rPr>
-              <w:t>4. Data Model — Star Schema</w:t>
-            </w:r>
-            <w:r>
-              <w:rPr>
-                <w:noProof/>
-              </w:rPr>
-              <w:tab/>
-            </w:r>
-            <w:r>
-              <w:rPr>
-                <w:noProof/>
-              </w:rPr>
-              <w:fldChar w:fldCharType="begin"/>
-            </w:r>
-            <w:r>
-              <w:rPr>
-                <w:noProof/>
-              </w:rPr>
-              <w:instrText xml:space="preserve"> PAGEREF _Toc240555507 \h </w:instrText>
-            </w:r>
-            <w:r>
-              <w:rPr>
-                <w:noProof/>
-              </w:rPr>
-            </w:r>
-            <w:r>
-              <w:rPr>
-                <w:noProof/>
-              </w:rPr>
-              <w:fldChar w:fldCharType="separate"/>
-            </w:r>
-            <w:r>
-              <w:rPr>
-                <w:noProof/>
-              </w:rPr>
-              <w:t>6</w:t>
-            </w:r>
-            <w:r>
-              <w:rPr>
-                <w:noProof/>
-              </w:rPr>
-              <w:fldChar w:fldCharType="end"/>
-            </w:r>
-          </w:hyperlink>
-        </w:p>
-        <w:p>
-          <w:pPr>
-            <w:pStyle w:val="TOC2"/>
-            <w:tabs>
-              <w:tab w:val="right" w:leader="dot" w:pos="9350"/>
-            </w:tabs>
-            <w:rPr>
-              <w:noProof/>
-            </w:rPr>
-          </w:pPr>
-          <w:hyperlink w:anchor="_Toc240555508" w:history="1">
-            <w:r>
-              <w:rPr>
-                <w:rStyle w:val="Hyperlink"/>
-                <w:b/>
-                <w:bCs/>
-                <w:noProof/>
-              </w:rPr>
-              <w:t>4.1 Tables and Relationships</w:t>
-            </w:r>
-            <w:r>
-              <w:rPr>
-                <w:noProof/>
-              </w:rPr>
-              <w:tab/>
-            </w:r>
-            <w:r>
-              <w:rPr>
-                <w:noProof/>
-              </w:rPr>
-              <w:fldChar w:fldCharType="begin"/>
-            </w:r>
-            <w:r>
-              <w:rPr>
-                <w:noProof/>
-              </w:rPr>
-              <w:instrText xml:space="preserve"> PAGEREF _Toc240555508 \h </w:instrText>
-            </w:r>
-            <w:r>
-              <w:rPr>
-                <w:noProof/>
-              </w:rPr>
-            </w:r>
-            <w:r>
-              <w:rPr>
-                <w:noProof/>
-              </w:rPr>
-              <w:fldChar w:fldCharType="separate"/>
-            </w:r>
-            <w:r>
-              <w:rPr>
-                <w:noProof/>
-              </w:rPr>
-              <w:t>6</w:t>
-            </w:r>
-            <w:r>
-              <w:rPr>
-                <w:noProof/>
-              </w:rPr>
-              <w:fldChar w:fldCharType="end"/>
-            </w:r>
-          </w:hyperlink>
-        </w:p>
-        <w:p>
-          <w:pPr>
-            <w:pStyle w:val="TOC2"/>
-            <w:tabs>
-              <w:tab w:val="right" w:leader="dot" w:pos="9350"/>
-            </w:tabs>
-            <w:rPr>
-              <w:noProof/>
-            </w:rPr>
-          </w:pPr>
-          <w:hyperlink w:anchor="_Toc240555509" w:history="1">
-            <w:r>
-              <w:rPr>
-                <w:rStyle w:val="Hyperlink"/>
-                <w:b/>
-                <w:bCs/>
-                <w:noProof/>
-              </w:rPr>
-              <w:t>4.2 Relationship Diagram</w:t>
-            </w:r>
-            <w:r>
-              <w:rPr>
-                <w:noProof/>
-              </w:rPr>
-              <w:tab/>
-            </w:r>
-            <w:r>
-              <w:rPr>
-                <w:noProof/>
-              </w:rPr>
-              <w:fldChar w:fldCharType="begin"/>
-            </w:r>
-            <w:r>
-              <w:rPr>
-                <w:noProof/>
-              </w:rPr>
-              <w:instrText xml:space="preserve"> PAGEREF _Toc240555509 \h </w:instrText>
-            </w:r>
-            <w:r>
-              <w:rPr>
-                <w:noProof/>
-              </w:rPr>
-            </w:r>
-            <w:r>
-              <w:rPr>
-                <w:noProof/>
-              </w:rPr>
-              <w:fldChar w:fldCharType="separate"/>
-            </w:r>
-            <w:r>
-              <w:rPr>
-                <w:noProof/>
-              </w:rPr>
-              <w:t>7</w:t>
-            </w:r>
-            <w:r>
-              <w:rPr>
-                <w:noProof/>
-              </w:rPr>
-              <w:fldChar w:fldCharType="end"/>
-            </w:r>
-          </w:hyperlink>
-        </w:p>
-        <w:p>
-          <w:pPr>
-            <w:pStyle w:val="TOC2"/>
-            <w:tabs>
-              <w:tab w:val="right" w:leader="dot" w:pos="9350"/>
-            </w:tabs>
-            <w:rPr>
-              <w:noProof/>
-            </w:rPr>
-          </w:pPr>
-          <w:hyperlink w:anchor="_Toc240555510" w:history="1">
-            <w:r>
-              <w:rPr>
-                <w:rStyle w:val="Hyperlink"/>
-                <w:b/>
-                <w:bCs/>
-                <w:noProof/>
-              </w:rPr>
-              <w:t>4.3 The Conforming Decision</w:t>
-            </w:r>
-            <w:r>
-              <w:rPr>
-                <w:noProof/>
-              </w:rPr>
-              <w:tab/>
-            </w:r>
-            <w:r>
-              <w:rPr>
-                <w:noProof/>
-              </w:rPr>
-              <w:fldChar w:fldCharType="begin"/>
-            </w:r>
-            <w:r>
-              <w:rPr>
-                <w:noProof/>
-              </w:rPr>
-              <w:instrText xml:space="preserve"> PAGEREF _Toc240555510 \h </w:instrText>
-            </w:r>
-            <w:r>
-              <w:rPr>
-                <w:noProof/>
-              </w:rPr>
-            </w:r>
-            <w:r>
-              <w:rPr>
-                <w:noProof/>
-              </w:rPr>
-              <w:fldChar w:fldCharType="separate"/>
-            </w:r>
-            <w:r>
-              <w:rPr>
-                <w:noProof/>
-              </w:rPr>
-              <w:t>9</w:t>
-            </w:r>
-            <w:r>
-              <w:rPr>
-                <w:noProof/>
-              </w:rPr>
-              <w:fldChar w:fldCharType="end"/>
-            </w:r>
-          </w:hyperlink>
-        </w:p>
-        <w:p>
-          <w:pPr>
-            <w:pStyle w:val="TOC1"/>
-            <w:tabs>
-              <w:tab w:val="right" w:leader="dot" w:pos="9350"/>
-            </w:tabs>
-            <w:rPr>
-              <w:noProof/>
-            </w:rPr>
-          </w:pPr>
-          <w:hyperlink w:anchor="_Toc240555511" w:history="1">
-            <w:r>
-              <w:rPr>
-                <w:rStyle w:val="Hyperlink"/>
-                <w:b/>
-                <w:bCs/>
-                <w:noProof/>
-              </w:rPr>
-              <w:t>5. Report Portfolio — One Model, Three Reports</w:t>
-            </w:r>
-            <w:r>
-              <w:rPr>
-                <w:noProof/>
-              </w:rPr>
-              <w:tab/>
-            </w:r>
-            <w:r>
-              <w:rPr>
-                <w:noProof/>
-              </w:rPr>
-              <w:fldChar w:fldCharType="begin"/>
-            </w:r>
-            <w:r>
-              <w:rPr>
-                <w:noProof/>
-              </w:rPr>
-              <w:instrText xml:space="preserve"> PAGEREF _Toc240555511 \h </w:instrText>
-            </w:r>
-            <w:r>
-              <w:rPr>
-                <w:noProof/>
-              </w:rPr>
-            </w:r>
-            <w:r>
-              <w:rPr>
-                <w:noProof/>
-              </w:rPr>
-              <w:fldChar w:fldCharType="separate"/>
-            </w:r>
-            <w:r>
-              <w:rPr>
-                <w:noProof/>
-              </w:rPr>
-              <w:t>9</w:t>
-            </w:r>
-            <w:r>
-              <w:rPr>
-                <w:noProof/>
-              </w:rPr>
-              <w:fldChar w:fldCharType="end"/>
-            </w:r>
-          </w:hyperlink>
-        </w:p>
-        <w:p>
-          <w:pPr>
-            <w:pStyle w:val="TOC2"/>
-            <w:tabs>
-              <w:tab w:val="right" w:leader="dot" w:pos="9350"/>
-            </w:tabs>
-            <w:rPr>
-              <w:noProof/>
-            </w:rPr>
-          </w:pPr>
-          <w:hyperlink w:anchor="_Toc240555512" w:history="1">
-            <w:r>
-              <w:rPr>
-                <w:rStyle w:val="Hyperlink"/>
-                <w:b/>
-                <w:bCs/>
-                <w:noProof/>
-              </w:rPr>
-              <w:t>5.1 How the Document Set Fits Together</w:t>
-            </w:r>
-            <w:r>
-              <w:rPr>
-                <w:noProof/>
-              </w:rPr>
-              <w:tab/>
-            </w:r>
-            <w:r>
-              <w:rPr>
-                <w:noProof/>
-              </w:rPr>
-              <w:fldChar w:fldCharType="begin"/>
-            </w:r>
-            <w:r>
-              <w:rPr>
-                <w:noProof/>
-              </w:rPr>
-              <w:instrText xml:space="preserve"> PAGEREF _Toc240555512 \h </w:instrText>
-            </w:r>
-            <w:r>
-              <w:rPr>
-                <w:noProof/>
-              </w:rPr>
-            </w:r>
-            <w:r>
-              <w:rPr>
-                <w:noProof/>
-              </w:rPr>
-              <w:fldChar w:fldCharType="separate"/>
-            </w:r>
-            <w:r>
-              <w:rPr>
-                <w:noProof/>
-              </w:rPr>
-              <w:t>10</w:t>
-            </w:r>
-            <w:r>
-              <w:rPr>
-                <w:noProof/>
-              </w:rPr>
-              <w:fldChar w:fldCharType="end"/>
-            </w:r>
-          </w:hyperlink>
-        </w:p>
-        <w:p>
-          <w:pPr>
-            <w:pStyle w:val="TOC1"/>
-            <w:tabs>
-              <w:tab w:val="right" w:leader="dot" w:pos="9350"/>
-            </w:tabs>
-            <w:rPr>
-              <w:noProof/>
-            </w:rPr>
-          </w:pPr>
-          <w:hyperlink w:anchor="_Toc240555513" w:history="1">
-            <w:r>
-              <w:rPr>
-                <w:rStyle w:val="Hyperlink"/>
-                <w:b/>
-                <w:bCs/>
-                <w:noProof/>
-              </w:rPr>
-              <w:t>6. Report Design</w:t>
-            </w:r>
-            <w:r>
-              <w:rPr>
-                <w:noProof/>
-              </w:rPr>
-              <w:tab/>
-            </w:r>
-            <w:r>
-              <w:rPr>
-                <w:noProof/>
-              </w:rPr>
-              <w:fldChar w:fldCharType="begin"/>
-            </w:r>
-            <w:r>
-              <w:rPr>
-                <w:noProof/>
-              </w:rPr>
-              <w:instrText xml:space="preserve"> PAGEREF _Toc240555513 \h </w:instrText>
-            </w:r>
-            <w:r>
-              <w:rPr>
-                <w:noProof/>
-              </w:rPr>
-            </w:r>
-            <w:r>
-              <w:rPr>
-                <w:noProof/>
-              </w:rPr>
-              <w:fldChar w:fldCharType="separate"/>
-            </w:r>
-            <w:r>
-              <w:rPr>
-                <w:noProof/>
-              </w:rPr>
-              <w:t>10</w:t>
-            </w:r>
-            <w:r>
-              <w:rPr>
-                <w:noProof/>
-              </w:rPr>
-              <w:fldChar w:fldCharType="end"/>
-            </w:r>
-          </w:hyperlink>
-        </w:p>
-        <w:p>
-          <w:pPr>
-            <w:pStyle w:val="TOC2"/>
-            <w:tabs>
-              <w:tab w:val="right" w:leader="dot" w:pos="9350"/>
-            </w:tabs>
-            <w:rPr>
-              <w:noProof/>
-            </w:rPr>
-          </w:pPr>
-          <w:hyperlink w:anchor="_Toc240555514" w:history="1">
-            <w:r>
-              <w:rPr>
-                <w:rStyle w:val="Hyperlink"/>
-                <w:b/>
-                <w:bCs/>
-                <w:noProof/>
-              </w:rPr>
-              <w:t>6.1 Power BI Buildability Rules</w:t>
-            </w:r>
-            <w:r>
-              <w:rPr>
-                <w:noProof/>
-              </w:rPr>
-              <w:tab/>
-            </w:r>
-            <w:r>
-              <w:rPr>
-                <w:noProof/>
-              </w:rPr>
-              <w:fldChar w:fldCharType="begin"/>
-            </w:r>
-            <w:r>
-              <w:rPr>
-                <w:noProof/>
-              </w:rPr>
-              <w:instrText xml:space="preserve"> PAGEREF _Toc240555514 \h </w:instrText>
-            </w:r>
-            <w:r>
-              <w:rPr>
-                <w:noProof/>
-              </w:rPr>
-            </w:r>
-            <w:r>
-              <w:rPr>
-                <w:noProof/>
-              </w:rPr>
-              <w:fldChar w:fldCharType="separate"/>
-            </w:r>
-            <w:r>
-              <w:rPr>
-                <w:noProof/>
-              </w:rPr>
-              <w:t>11</w:t>
-            </w:r>
-            <w:r>
-              <w:rPr>
-                <w:noProof/>
-              </w:rPr>
-              <w:fldChar w:fldCharType="end"/>
-            </w:r>
-          </w:hyperlink>
-        </w:p>
-        <w:p>
-          <w:pPr>
-            <w:pStyle w:val="TOC2"/>
-            <w:tabs>
-              <w:tab w:val="right" w:leader="dot" w:pos="9350"/>
-            </w:tabs>
-            <w:rPr>
-              <w:noProof/>
-            </w:rPr>
-          </w:pPr>
-          <w:hyperlink w:anchor="_Toc240555515" w:history="1">
-            <w:r>
-              <w:rPr>
-                <w:rStyle w:val="Hyperlink"/>
-                <w:b/>
-                <w:bCs/>
-                <w:noProof/>
-              </w:rPr>
-              <w:t>6.2 Page Inventory</w:t>
-            </w:r>
-            <w:r>
-              <w:rPr>
-                <w:noProof/>
-              </w:rPr>
-              <w:tab/>
-            </w:r>
-            <w:r>
-              <w:rPr>
-                <w:noProof/>
-              </w:rPr>
-              <w:fldChar w:fldCharType="begin"/>
-            </w:r>
-            <w:r>
-              <w:rPr>
-                <w:noProof/>
-              </w:rPr>
-              <w:instrText xml:space="preserve"> PAGEREF _Toc240555515 \h </w:instrText>
-            </w:r>
-            <w:r>
-              <w:rPr>
-                <w:noProof/>
-              </w:rPr>
-            </w:r>
-            <w:r>
-              <w:rPr>
-                <w:noProof/>
-              </w:rPr>
-              <w:fldChar w:fldCharType="separate"/>
-            </w:r>
-            <w:r>
-              <w:rPr>
-                <w:noProof/>
-              </w:rPr>
-              <w:t>11</w:t>
-            </w:r>
-            <w:r>
-              <w:rPr>
-                <w:noProof/>
-              </w:rPr>
-              <w:fldChar w:fldCharType="end"/>
-            </w:r>
-          </w:hyperlink>
-        </w:p>
-        <w:p>
-          <w:pPr>
-            <w:pStyle w:val="TOC1"/>
-            <w:tabs>
-              <w:tab w:val="right" w:leader="dot" w:pos="9350"/>
-            </w:tabs>
-            <w:rPr>
-              <w:noProof/>
-            </w:rPr>
-          </w:pPr>
-          <w:hyperlink w:anchor="_Toc240555516" w:history="1">
-            <w:r>
-              <w:rPr>
-                <w:rStyle w:val="Hyperlink"/>
-                <w:b/>
-                <w:bCs/>
-                <w:noProof/>
-              </w:rPr>
-              <w:t>7. Build Sequence</w:t>
-            </w:r>
-            <w:r>
-              <w:rPr>
-                <w:noProof/>
-              </w:rPr>
-              <w:tab/>
-            </w:r>
-            <w:r>
-              <w:rPr>
-                <w:noProof/>
-              </w:rPr>
-              <w:fldChar w:fldCharType="begin"/>
-            </w:r>
-            <w:r>
-              <w:rPr>
-                <w:noProof/>
-              </w:rPr>
-              <w:instrText xml:space="preserve"> PAGEREF _Toc240555516 \h </w:instrText>
-            </w:r>
-            <w:r>
-              <w:rPr>
-                <w:noProof/>
-              </w:rPr>
-            </w:r>
-            <w:r>
-              <w:rPr>
-                <w:noProof/>
-              </w:rPr>
-              <w:fldChar w:fldCharType="separate"/>
-            </w:r>
-            <w:r>
-              <w:rPr>
-                <w:noProof/>
-              </w:rPr>
-              <w:t>12</w:t>
-            </w:r>
-            <w:r>
-              <w:rPr>
-                <w:noProof/>
-              </w:rPr>
-              <w:fldChar w:fldCharType="end"/>
-            </w:r>
-          </w:hyperlink>
-        </w:p>
-        <w:p>
-          <w:pPr>
-            <w:pStyle w:val="TOC1"/>
-            <w:tabs>
-              <w:tab w:val="right" w:leader="dot" w:pos="9350"/>
-            </w:tabs>
-            <w:rPr>
-              <w:noProof/>
-            </w:rPr>
-          </w:pPr>
-          <w:hyperlink w:anchor="_Toc240555517" w:history="1">
-            <w:r>
-              <w:rPr>
-                <w:rStyle w:val="Hyperlink"/>
-                <w:b/>
-                <w:bCs/>
-                <w:noProof/>
-              </w:rPr>
-              <w:t>8. Methodology and Limitations</w:t>
-            </w:r>
-            <w:r>
-              <w:rPr>
-                <w:noProof/>
-              </w:rPr>
-              <w:tab/>
-            </w:r>
-            <w:r>
-              <w:rPr>
-                <w:noProof/>
-              </w:rPr>
-              <w:fldChar w:fldCharType="begin"/>
-            </w:r>
-            <w:r>
-              <w:rPr>
-                <w:noProof/>
-              </w:rPr>
-              <w:instrText xml:space="preserve"> PAGEREF _Toc240555517 \h </w:instrText>
-            </w:r>
-            <w:r>
-              <w:rPr>
-                <w:noProof/>
-              </w:rPr>
-            </w:r>
-            <w:r>
-              <w:rPr>
-                <w:noProof/>
-              </w:rPr>
-              <w:fldChar w:fldCharType="separate"/>
-            </w:r>
-            <w:r>
-              <w:rPr>
-                <w:noProof/>
-              </w:rPr>
-              <w:t>13</w:t>
-            </w:r>
-            <w:r>
-              <w:rPr>
-                <w:noProof/>
-              </w:rPr>
-              <w:fldChar w:fldCharType="end"/>
-            </w:r>
-          </w:hyperlink>
-        </w:p>
-        <w:p>
-          <w:pPr>
-            <w:pStyle w:val="TOC2"/>
-            <w:tabs>
-              <w:tab w:val="right" w:leader="dot" w:pos="9350"/>
-            </w:tabs>
-            <w:rPr>
-              <w:noProof/>
-            </w:rPr>
-          </w:pPr>
-          <w:hyperlink w:anchor="_Toc240555518" w:history="1">
-            <w:r>
-              <w:rPr>
-                <w:rStyle w:val="Hyperlink"/>
-                <w:b/>
-                <w:bCs/>
-                <w:noProof/>
-              </w:rPr>
-              <w:t>8.1 The Cases-to-Dollars Reconciliation</w:t>
-            </w:r>
-            <w:r>
-              <w:rPr>
-                <w:noProof/>
-              </w:rPr>
-              <w:tab/>
-            </w:r>
-            <w:r>
-              <w:rPr>
-                <w:noProof/>
-              </w:rPr>
-              <w:fldChar w:fldCharType="begin"/>
-            </w:r>
-            <w:r>
-              <w:rPr>
-                <w:noProof/>
-              </w:rPr>
-              <w:instrText xml:space="preserve"> PAGEREF _Toc240555518 \h </w:instrText>
-            </w:r>
-            <w:r>
-              <w:rPr>
-                <w:noProof/>
-              </w:rPr>
-            </w:r>
-            <w:r>
-              <w:rPr>
-                <w:noProof/>
-              </w:rPr>
-              <w:fldChar w:fldCharType="separate"/>
-            </w:r>
-            <w:r>
-              <w:rPr>
-                <w:noProof/>
-              </w:rPr>
-              <w:t>13</w:t>
-            </w:r>
-            <w:r>
-              <w:rPr>
-                <w:noProof/>
-              </w:rPr>
-              <w:fldChar w:fldCharType="end"/>
-            </w:r>
-          </w:hyperlink>
-        </w:p>
-        <w:p>
-          <w:pPr>
-            <w:pStyle w:val="TOC2"/>
-            <w:tabs>
-              <w:tab w:val="right" w:leader="dot" w:pos="9350"/>
-            </w:tabs>
-            <w:rPr>
-              <w:noProof/>
-            </w:rPr>
-          </w:pPr>
-          <w:hyperlink w:anchor="_Toc240555519" w:history="1">
-            <w:r>
-              <w:rPr>
-                <w:rStyle w:val="Hyperlink"/>
-                <w:b/>
-                <w:bCs/>
-                <w:noProof/>
-              </w:rPr>
-              <w:t>8.2 Limitations</w:t>
-            </w:r>
-            <w:r>
-              <w:rPr>
-                <w:noProof/>
-              </w:rPr>
-              <w:tab/>
-            </w:r>
-            <w:r>
-              <w:rPr>
-                <w:noProof/>
-              </w:rPr>
-              <w:fldChar w:fldCharType="begin"/>
-            </w:r>
-            <w:r>
-              <w:rPr>
-                <w:noProof/>
-              </w:rPr>
-              <w:instrText xml:space="preserve"> PAGEREF _Toc240555519 \h </w:instrText>
-            </w:r>
-            <w:r>
-              <w:rPr>
-                <w:noProof/>
-              </w:rPr>
-            </w:r>
-            <w:r>
-              <w:rPr>
-                <w:noProof/>
-              </w:rPr>
-              <w:fldChar w:fldCharType="separate"/>
-            </w:r>
-            <w:r>
-              <w:rPr>
-                <w:noProof/>
-              </w:rPr>
-              <w:t>13</w:t>
-            </w:r>
-            <w:r>
-              <w:rPr>
-                <w:noProof/>
-              </w:rPr>
-              <w:fldChar w:fldCharType="end"/>
-            </w:r>
-          </w:hyperlink>
-        </w:p>
-        <w:p>
-          <w:pPr>
-            <w:pStyle w:val="TOC2"/>
-            <w:tabs>
-              <w:tab w:val="right" w:leader="dot" w:pos="9350"/>
-            </w:tabs>
-            <w:rPr>
-              <w:noProof/>
-            </w:rPr>
-          </w:pPr>
-          <w:hyperlink w:anchor="_Toc240555520" w:history="1">
-            <w:r>
-              <w:rPr>
-                <w:rStyle w:val="Hyperlink"/>
-                <w:b/>
-                <w:bCs/>
-                <w:noProof/>
-              </w:rPr>
-              <w:t>8.3 Future Enhancements</w:t>
-            </w:r>
-            <w:r>
-              <w:rPr>
-                <w:noProof/>
-              </w:rPr>
-              <w:tab/>
-            </w:r>
-            <w:r>
-              <w:rPr>
-                <w:noProof/>
-              </w:rPr>
-              <w:fldChar w:fldCharType="begin"/>
-            </w:r>
-            <w:r>
-              <w:rPr>
-                <w:noProof/>
-              </w:rPr>
-              <w:instrText xml:space="preserve"> PAGEREF _Toc240555520 \h </w:instrText>
-            </w:r>
-            <w:r>
-              <w:rPr>
-                <w:noProof/>
-              </w:rPr>
-            </w:r>
-            <w:r>
-              <w:rPr>
-                <w:noProof/>
-              </w:rPr>
-              <w:fldChar w:fldCharType="separate"/>
-            </w:r>
-            <w:r>
-              <w:rPr>
-                <w:noProof/>
-              </w:rPr>
-              <w:t>14</w:t>
-            </w:r>
-            <w:r>
-              <w:rPr>
-                <w:noProof/>
-              </w:rPr>
-              <w:fldChar w:fldCharType="end"/>
-            </w:r>
-          </w:hyperlink>
-        </w:p>
-        <w:p>
-          <w:pPr>
-            <w:pStyle w:val="TOC1"/>
-            <w:tabs>
-              <w:tab w:val="right" w:leader="dot" w:pos="9350"/>
-            </w:tabs>
-            <w:rPr>
-              <w:noProof/>
-            </w:rPr>
-          </w:pPr>
-          <w:hyperlink w:anchor="_Toc240555521" w:history="1">
-            <w:r>
-              <w:rPr>
-                <w:rStyle w:val="Hyperlink"/>
-                <w:b/>
-                <w:bCs/>
-                <w:noProof/>
-              </w:rPr>
-              <w:t>9. Document Set and Numbering</w:t>
-            </w:r>
-            <w:r>
-              <w:rPr>
-                <w:noProof/>
-              </w:rPr>
-              <w:tab/>
-            </w:r>
-            <w:r>
-              <w:rPr>
-                <w:noProof/>
-              </w:rPr>
-              <w:fldChar w:fldCharType="begin"/>
-            </w:r>
-            <w:r>
-              <w:rPr>
-                <w:noProof/>
-              </w:rPr>
-              <w:instrText xml:space="preserve"> PAGEREF _Toc240555521 \h </w:instrText>
-            </w:r>
-            <w:r>
-              <w:rPr>
-                <w:noProof/>
-              </w:rPr>
-            </w:r>
-            <w:r>
-              <w:rPr>
-                <w:noProof/>
-              </w:rPr>
-              <w:fldChar w:fldCharType="separate"/>
-            </w:r>
-            <w:r>
-              <w:rPr>
-                <w:noProof/>
-              </w:rPr>
-              <w:t>14</w:t>
-            </w:r>
-            <w:r>
-              <w:rPr>
-                <w:noProof/>
-              </w:rPr>
-              <w:fldChar w:fldCharType="end"/>
-            </w:r>
-          </w:hyperlink>
-        </w:p>
-        <w:p>
-          <w:pPr>
-            <w:pStyle w:val="TOC1"/>
-            <w:tabs>
-              <w:tab w:val="right" w:leader="dot" w:pos="9350"/>
-            </w:tabs>
-            <w:rPr>
-              <w:noProof/>
-            </w:rPr>
-          </w:pPr>
-          <w:hyperlink w:anchor="_Toc240555522" w:history="1">
-            <w:r>
-              <w:rPr>
-                <w:rStyle w:val="Hyperlink"/>
-                <w:b/>
-                <w:bCs/>
-                <w:noProof/>
-              </w:rPr>
-              <w:t>10. Portfolio Packaging Checklist</w:t>
-            </w:r>
-            <w:r>
-              <w:rPr>
-                <w:noProof/>
-              </w:rPr>
-              <w:tab/>
-            </w:r>
-            <w:r>
-              <w:rPr>
-                <w:noProof/>
-              </w:rPr>
-              <w:fldChar w:fldCharType="begin"/>
-            </w:r>
-            <w:r>
-              <w:rPr>
-                <w:noProof/>
-              </w:rPr>
-              <w:instrText xml:space="preserve"> PAGEREF _Toc240555522 \h </w:instrText>
-            </w:r>
-            <w:r>
-              <w:rPr>
-                <w:noProof/>
-              </w:rPr>
-            </w:r>
-            <w:r>
-              <w:rPr>
-                <w:noProof/>
-              </w:rPr>
-              <w:fldChar w:fldCharType="separate"/>
-            </w:r>
-            <w:r>
-              <w:rPr>
-                <w:noProof/>
-              </w:rPr>
-              <w:t>15</w:t>
-            </w:r>
-            <w:r>
-              <w:rPr>
-                <w:noProof/>
-              </w:rPr>
-              <w:fldChar w:fldCharType="end"/>
-            </w:r>
-          </w:hyperlink>
-        </w:p>
-        <w:p>
-          <w:pPr>
-            <w:pStyle w:val="TOC1"/>
-            <w:tabs>
-              <w:tab w:val="right" w:leader="dot" w:pos="9350"/>
-            </w:tabs>
-            <w:rPr>
-              <w:noProof/>
-            </w:rPr>
-          </w:pPr>
-          <w:hyperlink w:anchor="_Toc240555523" w:history="1">
-            <w:r>
-              <w:rPr>
-                <w:rStyle w:val="Hyperlink"/>
-                <w:b/>
-                <w:bCs/>
-                <w:noProof/>
-              </w:rPr>
-              <w:t>11. AI Assistance Disclosure</w:t>
-            </w:r>
-            <w:r>
-              <w:rPr>
-                <w:noProof/>
-              </w:rPr>
-              <w:tab/>
-            </w:r>
-            <w:r>
-              <w:rPr>
-                <w:noProof/>
-              </w:rPr>
-              <w:fldChar w:fldCharType="begin"/>
-            </w:r>
-            <w:r>
-              <w:rPr>
-                <w:noProof/>
-              </w:rPr>
-              <w:instrText xml:space="preserve"> PAGEREF _Toc240555523 \h </w:instrText>
-            </w:r>
-            <w:r>
-              <w:rPr>
-                <w:noProof/>
-              </w:rPr>
-            </w:r>
-            <w:r>
-              <w:rPr>
-                <w:noProof/>
-              </w:rPr>
-              <w:fldChar w:fldCharType="separate"/>
-            </w:r>
-            <w:r>
-              <w:rPr>
-                <w:noProof/>
-              </w:rPr>
-              <w:t>16</w:t>
-            </w:r>
-            <w:r>
-              <w:rPr>
-                <w:noProof/>
-              </w:rPr>
-              <w:fldChar w:fldCharType="end"/>
-            </w:r>
-          </w:hyperlink>
         </w:p>
         <w:p>
           <w:r>
@@ -1617,7 +235,6 @@
         <w:pStyle w:val="Heading1"/>
         <w:spacing w:before="360" w:after="160"/>
       </w:pPr>
-      <w:bookmarkStart w:id="0" w:name="_Toc240555501"/>
       <w:r>
         <w:rPr>
           <w:b/>
@@ -1629,17 +246,13 @@
         <w:lastRenderedPageBreak/>
         <w:t>1. Executive Summary</w:t>
       </w:r>
-      <w:bookmarkEnd w:id="0"/>
     </w:p>
     <w:p>
       <w:pPr>
         <w:spacing w:after="120" w:line="276" w:lineRule="auto"/>
       </w:pPr>
       <w:r>
-        <w:t xml:space="preserve">This project delivers three Power BI reports built on one shared semantic model, tracing U.S. retail performance from national macroeconomic conditions down to item-level physical product movement. It demonstrates three distinct ingestion patterns in a single coherent model — a keyed REST API, an on-premises SQL Server warehouse, and a governed Excel reference file — together with a star-schema design, a documented DAX layer of roughly seventy measures, and the shared-model / thin-report deployment pattern </w:t>
-      </w:r>
-      <w:r>
-        <w:t>that enterprise BI teams use to avoid divergent copies of the same logic.</w:t>
+        <w:t>This project delivers three Power BI reports built on one shared semantic model, tracing U.S. retail performance from national macroeconomic conditions down to item-level physical product movement. It demonstrates three distinct ingestion patterns in a single coherent model — a keyed REST API, an on-premises SQL Server warehouse, and a governed Excel reference file — together with a star-schema design, a documented DAX layer of roughly seventy measures, and the shared-model / thin-report deployment pattern that enterprise BI teams use to avoid divergent copies of the same logic.</w:t>
       </w:r>
     </w:p>
     <w:p>
@@ -1700,12 +313,6 @@
         <w:gridCol w:w="9360"/>
       </w:tblGrid>
       <w:tr>
-        <w:tblPrEx>
-          <w:tblCellMar>
-            <w:top w:w="0" w:type="dxa"/>
-            <w:bottom w:w="0" w:type="dxa"/>
-          </w:tblCellMar>
-        </w:tblPrEx>
         <w:tc>
           <w:tcPr>
             <w:tcW w:w="9360" w:type="dxa"/>
@@ -1762,7 +369,6 @@
         <w:pStyle w:val="Heading1"/>
         <w:spacing w:before="360" w:after="160"/>
       </w:pPr>
-      <w:bookmarkStart w:id="1" w:name="_Toc240555502"/>
       <w:r>
         <w:rPr>
           <w:b/>
@@ -1773,7 +379,6 @@
         </w:rPr>
         <w:t>2. Data Sources</w:t>
       </w:r>
-      <w:bookmarkEnd w:id="1"/>
     </w:p>
     <w:tbl>
       <w:tblPr>
@@ -1793,23 +398,18 @@
         <w:tblLook w:val="0000" w:firstRow="0" w:lastRow="0" w:firstColumn="0" w:lastColumn="0" w:noHBand="0" w:noVBand="0"/>
       </w:tblPr>
       <w:tblGrid>
-        <w:gridCol w:w="2014"/>
-        <w:gridCol w:w="3515"/>
+        <w:gridCol w:w="1599"/>
+        <w:gridCol w:w="1779"/>
+        <w:gridCol w:w="2151"/>
         <w:gridCol w:w="3831"/>
       </w:tblGrid>
       <w:tr>
-        <w:tblPrEx>
-          <w:tblCellMar>
-            <w:top w:w="0" w:type="dxa"/>
-            <w:bottom w:w="0" w:type="dxa"/>
-          </w:tblCellMar>
-        </w:tblPrEx>
         <w:trPr>
           <w:tblHeader/>
         </w:trPr>
         <w:tc>
           <w:tcPr>
-            <w:tcW w:w="2059" w:type="dxa"/>
+            <w:tcW w:w="1498" w:type="dxa"/>
             <w:shd w:val="clear" w:color="auto" w:fill="D9D9D9"/>
             <w:tcMar>
               <w:top w:w="60" w:type="dxa"/>
@@ -1826,13 +426,14 @@
                 <w:sz w:val="19"/>
                 <w:szCs w:val="19"/>
               </w:rPr>
+              <w:lastRenderedPageBreak/>
               <w:t>Source</w:t>
             </w:r>
           </w:p>
         </w:tc>
         <w:tc>
           <w:tcPr>
-            <w:tcW w:w="3744" w:type="dxa"/>
+            <w:tcW w:w="2246" w:type="dxa"/>
             <w:shd w:val="clear" w:color="auto" w:fill="D9D9D9"/>
             <w:tcMar>
               <w:top w:w="60" w:type="dxa"/>
@@ -1855,7 +456,7 @@
         </w:tc>
         <w:tc>
           <w:tcPr>
-            <w:tcW w:w="3557" w:type="dxa"/>
+            <w:tcW w:w="3370" w:type="dxa"/>
             <w:shd w:val="clear" w:color="auto" w:fill="D9D9D9"/>
             <w:tcMar>
               <w:top w:w="60" w:type="dxa"/>
@@ -1872,24 +473,41 @@
                 <w:sz w:val="19"/>
                 <w:szCs w:val="19"/>
               </w:rPr>
+              <w:t>Reporting — what it tells a business reader</w:t>
+            </w:r>
+          </w:p>
+        </w:tc>
+        <w:tc>
+          <w:tcPr>
+            <w:tcW w:w="2246" w:type="dxa"/>
+            <w:shd w:val="clear" w:color="auto" w:fill="D9D9D9"/>
+            <w:tcMar>
+              <w:top w:w="60" w:type="dxa"/>
+              <w:left w:w="100" w:type="dxa"/>
+              <w:bottom w:w="60" w:type="dxa"/>
+              <w:right w:w="100" w:type="dxa"/>
+            </w:tcMar>
+          </w:tcPr>
+          <w:p>
+            <w:r>
+              <w:rPr>
+                <w:b/>
+                <w:bCs/>
+                <w:sz w:val="19"/>
+                <w:szCs w:val="19"/>
+              </w:rPr>
               <w:t>URL / Origin</w:t>
             </w:r>
           </w:p>
         </w:tc>
       </w:tr>
       <w:tr>
-        <w:tblPrEx>
-          <w:tblCellMar>
-            <w:top w:w="0" w:type="dxa"/>
-            <w:bottom w:w="0" w:type="dxa"/>
-          </w:tblCellMar>
-        </w:tblPrEx>
         <w:trPr>
           <w:cantSplit/>
         </w:trPr>
         <w:tc>
           <w:tcPr>
-            <w:tcW w:w="2059" w:type="dxa"/>
+            <w:tcW w:w="1498" w:type="dxa"/>
             <w:tcMar>
               <w:top w:w="60" w:type="dxa"/>
               <w:left w:w="100" w:type="dxa"/>
@@ -1909,7 +527,7 @@
         </w:tc>
         <w:tc>
           <w:tcPr>
-            <w:tcW w:w="3744" w:type="dxa"/>
+            <w:tcW w:w="2246" w:type="dxa"/>
             <w:tcMar>
               <w:top w:w="60" w:type="dxa"/>
               <w:left w:w="100" w:type="dxa"/>
@@ -1929,7 +547,27 @@
         </w:tc>
         <w:tc>
           <w:tcPr>
-            <w:tcW w:w="3557" w:type="dxa"/>
+            <w:tcW w:w="3370" w:type="dxa"/>
+            <w:tcMar>
+              <w:top w:w="60" w:type="dxa"/>
+              <w:left w:w="100" w:type="dxa"/>
+              <w:bottom w:w="60" w:type="dxa"/>
+              <w:right w:w="100" w:type="dxa"/>
+            </w:tcMar>
+          </w:tcPr>
+          <w:p>
+            <w:r>
+              <w:rPr>
+                <w:sz w:val="19"/>
+                <w:szCs w:val="19"/>
+              </w:rPr>
+              <w:t>Sets the national benchmark every local result is read against. R1 shows whether the retail market is growing or shrinking and how much of that is price rather than volume, then compares local movement against it — which is what separates a market-wide decline from one specific to a business. R2 goes further on share: which channels are taking business from which, and which categories are most exposed to interest rates. Not used in R3.</w:t>
+            </w:r>
+          </w:p>
+        </w:tc>
+        <w:tc>
+          <w:tcPr>
+            <w:tcW w:w="2246" w:type="dxa"/>
             <w:tcMar>
               <w:top w:w="60" w:type="dxa"/>
               <w:left w:w="100" w:type="dxa"/>
@@ -1949,18 +587,12 @@
         </w:tc>
       </w:tr>
       <w:tr>
-        <w:tblPrEx>
-          <w:tblCellMar>
-            <w:top w:w="0" w:type="dxa"/>
-            <w:bottom w:w="0" w:type="dxa"/>
-          </w:tblCellMar>
-        </w:tblPrEx>
         <w:trPr>
           <w:cantSplit/>
         </w:trPr>
         <w:tc>
           <w:tcPr>
-            <w:tcW w:w="2059" w:type="dxa"/>
+            <w:tcW w:w="1498" w:type="dxa"/>
             <w:tcMar>
               <w:top w:w="60" w:type="dxa"/>
               <w:left w:w="100" w:type="dxa"/>
@@ -1980,7 +612,7 @@
         </w:tc>
         <w:tc>
           <w:tcPr>
-            <w:tcW w:w="3744" w:type="dxa"/>
+            <w:tcW w:w="2246" w:type="dxa"/>
             <w:tcMar>
               <w:top w:w="60" w:type="dxa"/>
               <w:left w:w="100" w:type="dxa"/>
@@ -2000,7 +632,27 @@
         </w:tc>
         <w:tc>
           <w:tcPr>
-            <w:tcW w:w="3557" w:type="dxa"/>
+            <w:tcW w:w="3370" w:type="dxa"/>
+            <w:tcMar>
+              <w:top w:w="60" w:type="dxa"/>
+              <w:left w:w="100" w:type="dxa"/>
+              <w:bottom w:w="60" w:type="dxa"/>
+              <w:right w:w="100" w:type="dxa"/>
+            </w:tcMar>
+          </w:tcPr>
+          <w:p>
+            <w:r>
+              <w:rPr>
+                <w:sz w:val="19"/>
+                <w:szCs w:val="19"/>
+              </w:rPr>
+              <w:t>Explains WHY demand moved, not just that it did. R1 sets the economic conditions behind the sales line — inflation, rates, jobs, confidence. R2 combines the household-pressure indicators into one stress line, so a fall in sales can be attributed to customers being unable to spend rather than unwilling. Its quietest contribution is the largest: CPI strips inflation out of every dollar figure in the project, which is what separates “we sold more” from “we charged more”.</w:t>
+            </w:r>
+          </w:p>
+        </w:tc>
+        <w:tc>
+          <w:tcPr>
+            <w:tcW w:w="2246" w:type="dxa"/>
             <w:tcMar>
               <w:top w:w="60" w:type="dxa"/>
               <w:left w:w="100" w:type="dxa"/>
@@ -2020,38 +672,33 @@
         </w:tc>
       </w:tr>
       <w:tr>
-        <w:tblPrEx>
-          <w:tblCellMar>
-            <w:top w:w="0" w:type="dxa"/>
-            <w:bottom w:w="0" w:type="dxa"/>
-          </w:tblCellMar>
-        </w:tblPrEx>
         <w:trPr>
           <w:cantSplit/>
         </w:trPr>
         <w:tc>
           <w:tcPr>
-            <w:tcW w:w="2059" w:type="dxa"/>
-            <w:tcMar>
-              <w:top w:w="60" w:type="dxa"/>
-              <w:left w:w="100" w:type="dxa"/>
-              <w:bottom w:w="60" w:type="dxa"/>
-              <w:right w:w="100" w:type="dxa"/>
-            </w:tcMar>
-          </w:tcPr>
-          <w:p>
-            <w:r>
-              <w:rPr>
-                <w:sz w:val="19"/>
-                <w:szCs w:val="19"/>
-              </w:rPr>
+            <w:tcW w:w="1498" w:type="dxa"/>
+            <w:tcMar>
+              <w:top w:w="60" w:type="dxa"/>
+              <w:left w:w="100" w:type="dxa"/>
+              <w:bottom w:w="60" w:type="dxa"/>
+              <w:right w:w="100" w:type="dxa"/>
+            </w:tcMar>
+          </w:tcPr>
+          <w:p>
+            <w:r>
+              <w:rPr>
+                <w:sz w:val="19"/>
+                <w:szCs w:val="19"/>
+              </w:rPr>
+              <w:lastRenderedPageBreak/>
               <w:t>Montgomery County, MD — Warehouse and Retail Sales</w:t>
             </w:r>
           </w:p>
         </w:tc>
         <w:tc>
           <w:tcPr>
-            <w:tcW w:w="3744" w:type="dxa"/>
+            <w:tcW w:w="2246" w:type="dxa"/>
             <w:tcMar>
               <w:top w:w="60" w:type="dxa"/>
               <w:left w:w="100" w:type="dxa"/>
@@ -2071,7 +718,27 @@
         </w:tc>
         <w:tc>
           <w:tcPr>
-            <w:tcW w:w="3557" w:type="dxa"/>
+            <w:tcW w:w="3370" w:type="dxa"/>
+            <w:tcMar>
+              <w:top w:w="60" w:type="dxa"/>
+              <w:left w:w="100" w:type="dxa"/>
+              <w:bottom w:w="60" w:type="dxa"/>
+              <w:right w:w="100" w:type="dxa"/>
+            </w:tcMar>
+          </w:tcPr>
+          <w:p>
+            <w:r>
+              <w:rPr>
+                <w:sz w:val="19"/>
+                <w:szCs w:val="19"/>
+              </w:rPr>
+              <w:t>The only place actual units are counted, so it is the reality check on whether a dollar trend reflects real demand or just higher prices. R1 shows whether physical volume agrees with the national dollar headline. R2 shows customers trading down, or changing where they consume rather than simply spending less. R3 is where the operational decisions sit: which products earn their shelf space, how long new lines survive, how few products carry most of the volume, and how exposed the business is if one large supplier goes away.</w:t>
+            </w:r>
+          </w:p>
+        </w:tc>
+        <w:tc>
+          <w:tcPr>
+            <w:tcW w:w="2246" w:type="dxa"/>
             <w:tcMar>
               <w:top w:w="60" w:type="dxa"/>
               <w:left w:w="100" w:type="dxa"/>
@@ -2091,39 +758,32 @@
         </w:tc>
       </w:tr>
       <w:tr>
-        <w:tblPrEx>
-          <w:tblCellMar>
-            <w:top w:w="0" w:type="dxa"/>
-            <w:bottom w:w="0" w:type="dxa"/>
-          </w:tblCellMar>
-        </w:tblPrEx>
         <w:trPr>
           <w:cantSplit/>
         </w:trPr>
         <w:tc>
           <w:tcPr>
-            <w:tcW w:w="2059" w:type="dxa"/>
-            <w:tcMar>
-              <w:top w:w="60" w:type="dxa"/>
-              <w:left w:w="100" w:type="dxa"/>
-              <w:bottom w:w="60" w:type="dxa"/>
-              <w:right w:w="100" w:type="dxa"/>
-            </w:tcMar>
-          </w:tcPr>
-          <w:p>
-            <w:r>
-              <w:rPr>
-                <w:sz w:val="19"/>
-                <w:szCs w:val="19"/>
-              </w:rPr>
-              <w:lastRenderedPageBreak/>
+            <w:tcW w:w="1498" w:type="dxa"/>
+            <w:tcMar>
+              <w:top w:w="60" w:type="dxa"/>
+              <w:left w:w="100" w:type="dxa"/>
+              <w:bottom w:w="60" w:type="dxa"/>
+              <w:right w:w="100" w:type="dxa"/>
+            </w:tcMar>
+          </w:tcPr>
+          <w:p>
+            <w:r>
+              <w:rPr>
+                <w:sz w:val="19"/>
+                <w:szCs w:val="19"/>
+              </w:rPr>
               <w:t>RefMappings.xlsx (analyst-maintained)</w:t>
             </w:r>
           </w:p>
         </w:tc>
         <w:tc>
           <w:tcPr>
-            <w:tcW w:w="3744" w:type="dxa"/>
+            <w:tcW w:w="2246" w:type="dxa"/>
             <w:tcMar>
               <w:top w:w="60" w:type="dxa"/>
               <w:left w:w="100" w:type="dxa"/>
@@ -2143,7 +803,43 @@
         </w:tc>
         <w:tc>
           <w:tcPr>
-            <w:tcW w:w="3557" w:type="dxa"/>
+            <w:tcW w:w="3370" w:type="dxa"/>
+            <w:tcMar>
+              <w:top w:w="60" w:type="dxa"/>
+              <w:left w:w="100" w:type="dxa"/>
+              <w:bottom w:w="60" w:type="dxa"/>
+              <w:right w:w="100" w:type="dxa"/>
+            </w:tcMar>
+          </w:tcPr>
+          <w:p>
+            <w:r>
+              <w:rPr>
+                <w:sz w:val="19"/>
+                <w:szCs w:val="19"/>
+              </w:rPr>
+              <w:t xml:space="preserve">Never appears as a chart, but decides the words on every one of them — the category names, the groupings and the order they appear in. It is the business vocabulary of the reports, and it is a spreadsheet on purpose: someone who knows the business can regroup how results are presented without touching the data or waiting on a developer. Changing a </w:t>
+            </w:r>
+            <w:proofErr w:type="gramStart"/>
+            <w:r>
+              <w:rPr>
+                <w:sz w:val="19"/>
+                <w:szCs w:val="19"/>
+              </w:rPr>
+              <w:t>grouping re-cuts</w:t>
+            </w:r>
+            <w:proofErr w:type="gramEnd"/>
+            <w:r>
+              <w:rPr>
+                <w:sz w:val="19"/>
+                <w:szCs w:val="19"/>
+              </w:rPr>
+              <w:t xml:space="preserve"> every chart in all three reports without altering a single underlying number.</w:t>
+            </w:r>
+          </w:p>
+        </w:tc>
+        <w:tc>
+          <w:tcPr>
+            <w:tcW w:w="2246" w:type="dxa"/>
             <w:tcMar>
               <w:top w:w="60" w:type="dxa"/>
               <w:left w:w="100" w:type="dxa"/>
@@ -2175,7 +871,7 @@
           <w:sz w:val="19"/>
           <w:szCs w:val="19"/>
         </w:rPr>
-        <w:t>Table 2.1 — Data sources.</w:t>
+        <w:t>Table 2.1 — Data sources and what each one contributes to the reports. Which pages carry which content is §6.2; the visual-by-visual specification is document 15.</w:t>
       </w:r>
     </w:p>
     <w:p>
@@ -2190,7 +886,20 @@
         <w:t xml:space="preserve">Licensing note: </w:t>
       </w:r>
       <w:r>
-        <w:t>all three external sources are U.S. federal or county open data and carry no redistribution restriction. The Census API requires a free key, which is personal and is never committed to the repository. The county CSV is not redistributed in the repo; the README links to it, and document 00 §4.3 blocks it in .gitignore.</w:t>
+        <w:t xml:space="preserve">all three external sources are U.S. federal or county open data and carry no redistribution restriction. The Census API requires a free key, which is personal and is never committed to the repository. The county CSV is not redistributed in the repo; the README links to it, and document 00 §4.3 blocks it </w:t>
+      </w:r>
+      <w:proofErr w:type="gramStart"/>
+      <w:r>
+        <w:t>in .</w:t>
+      </w:r>
+      <w:proofErr w:type="spellStart"/>
+      <w:r>
+        <w:t>gitignore</w:t>
+      </w:r>
+      <w:proofErr w:type="spellEnd"/>
+      <w:proofErr w:type="gramEnd"/>
+      <w:r>
+        <w:t>.</w:t>
       </w:r>
     </w:p>
     <w:p>
@@ -2205,7 +914,11 @@
         <w:t xml:space="preserve">Dataset facts to sanity-check after load: </w:t>
       </w:r>
       <w:r>
-        <w:t>county source 330,080 rows, 2017–2026, nine columns, item types Wine / Liquor / Beer / Kegs / Non-Alcohol; MARTS publishes nineteen kind-of-business codes used here, headline code 44X72; FRED series all monthly, CPIAUCSL and MRTSSM452USS both starting January 1992.</w:t>
+        <w:t xml:space="preserve">county source 330,080 rows, 2017–2026, nine columns, item types Wine / Liquor / Beer / Kegs / Non-Alcohol; MARTS publishes nineteen kind-of-business codes </w:t>
+      </w:r>
+      <w:r>
+        <w:lastRenderedPageBreak/>
+        <w:t>used here, headline code 44X72; FRED series all monthly, CPIAUCSL and MRTSSM452USS both starting January 1992.</w:t>
       </w:r>
     </w:p>
     <w:p>
@@ -2240,7 +953,6 @@
         <w:pStyle w:val="Heading2"/>
         <w:spacing w:before="280" w:after="120"/>
       </w:pPr>
-      <w:bookmarkStart w:id="2" w:name="_Toc240555503"/>
       <w:r>
         <w:rPr>
           <w:b/>
@@ -2251,7 +963,6 @@
         </w:rPr>
         <w:t>2.1 Sources Considered and Not Used</w:t>
       </w:r>
-      <w:bookmarkEnd w:id="2"/>
     </w:p>
     <w:tbl>
       <w:tblPr>
@@ -2275,12 +986,6 @@
         <w:gridCol w:w="6926"/>
       </w:tblGrid>
       <w:tr>
-        <w:tblPrEx>
-          <w:tblCellMar>
-            <w:top w:w="0" w:type="dxa"/>
-            <w:bottom w:w="0" w:type="dxa"/>
-          </w:tblCellMar>
-        </w:tblPrEx>
         <w:trPr>
           <w:tblHeader/>
         </w:trPr>
@@ -2332,12 +1037,6 @@
         </w:tc>
       </w:tr>
       <w:tr>
-        <w:tblPrEx>
-          <w:tblCellMar>
-            <w:top w:w="0" w:type="dxa"/>
-            <w:bottom w:w="0" w:type="dxa"/>
-          </w:tblCellMar>
-        </w:tblPrEx>
         <w:trPr>
           <w:cantSplit/>
         </w:trPr>
@@ -2383,12 +1082,6 @@
         </w:tc>
       </w:tr>
       <w:tr>
-        <w:tblPrEx>
-          <w:tblCellMar>
-            <w:top w:w="0" w:type="dxa"/>
-            <w:bottom w:w="0" w:type="dxa"/>
-          </w:tblCellMar>
-        </w:tblPrEx>
         <w:trPr>
           <w:cantSplit/>
         </w:trPr>
@@ -2439,7 +1132,6 @@
         <w:pStyle w:val="Heading1"/>
         <w:spacing w:before="360" w:after="160"/>
       </w:pPr>
-      <w:bookmarkStart w:id="3" w:name="_Toc240555504"/>
       <w:r>
         <w:rPr>
           <w:b/>
@@ -2450,7 +1142,6 @@
         </w:rPr>
         <w:t>3. Data Pipeline — Source to Semantic Layer</w:t>
       </w:r>
-      <w:bookmarkEnd w:id="3"/>
     </w:p>
     <w:p>
       <w:pPr>
@@ -2471,7 +1162,7 @@
         </w:rPr>
         <w:lastRenderedPageBreak/>
         <w:drawing>
-          <wp:inline distT="0" distB="0" distL="0" distR="0" wp14:anchorId="682D25D5" wp14:editId="271150E5">
+          <wp:inline distT="0" distB="0" distL="0" distR="0" wp14:anchorId="793B4249" wp14:editId="716ADC42">
             <wp:extent cx="5943600" cy="7915275"/>
             <wp:effectExtent l="0" t="0" r="0" b="0"/>
             <wp:docPr id="1" name="Picture 1"/>
@@ -2600,7 +1291,61 @@
           <w:sz w:val="16"/>
           <w:szCs w:val="16"/>
         </w:rPr>
-        <w:t>CSV endpoints    (no file)          fnGetFredSeries      \</w:t>
+        <w:t xml:space="preserve">CSV endpoints </w:t>
+      </w:r>
+      <w:proofErr w:type="gramStart"/>
+      <w:r>
+        <w:rPr>
+          <w:rFonts w:ascii="Consolas" w:eastAsia="Consolas" w:hAnsi="Consolas" w:cs="Consolas"/>
+          <w:sz w:val="16"/>
+          <w:szCs w:val="16"/>
+        </w:rPr>
+        <w:t xml:space="preserve">   (</w:t>
+      </w:r>
+      <w:proofErr w:type="gramEnd"/>
+      <w:r>
+        <w:rPr>
+          <w:rFonts w:ascii="Consolas" w:eastAsia="Consolas" w:hAnsi="Consolas" w:cs="Consolas"/>
+          <w:sz w:val="16"/>
+          <w:szCs w:val="16"/>
+        </w:rPr>
+        <w:t xml:space="preserve">no </w:t>
+      </w:r>
+      <w:proofErr w:type="gramStart"/>
+      <w:r>
+        <w:rPr>
+          <w:rFonts w:ascii="Consolas" w:eastAsia="Consolas" w:hAnsi="Consolas" w:cs="Consolas"/>
+          <w:sz w:val="16"/>
+          <w:szCs w:val="16"/>
+        </w:rPr>
+        <w:t xml:space="preserve">file)   </w:t>
+      </w:r>
+      <w:proofErr w:type="gramEnd"/>
+      <w:r>
+        <w:rPr>
+          <w:rFonts w:ascii="Consolas" w:eastAsia="Consolas" w:hAnsi="Consolas" w:cs="Consolas"/>
+          <w:sz w:val="16"/>
+          <w:szCs w:val="16"/>
+        </w:rPr>
+        <w:t xml:space="preserve">       </w:t>
+      </w:r>
+      <w:proofErr w:type="spellStart"/>
+      <w:r>
+        <w:rPr>
+          <w:rFonts w:ascii="Consolas" w:eastAsia="Consolas" w:hAnsi="Consolas" w:cs="Consolas"/>
+          <w:sz w:val="16"/>
+          <w:szCs w:val="16"/>
+        </w:rPr>
+        <w:t>fnGetFredSeries</w:t>
+      </w:r>
+      <w:proofErr w:type="spellEnd"/>
+      <w:r>
+        <w:rPr>
+          <w:rFonts w:ascii="Consolas" w:eastAsia="Consolas" w:hAnsi="Consolas" w:cs="Consolas"/>
+          <w:sz w:val="16"/>
+          <w:szCs w:val="16"/>
+        </w:rPr>
+        <w:t xml:space="preserve">      \</w:t>
       </w:r>
     </w:p>
     <w:p>
@@ -2634,7 +1379,25 @@
           <w:sz w:val="16"/>
           <w:szCs w:val="16"/>
         </w:rPr>
-        <w:t>Census MARTS  -&gt; read at refresh -&gt; Power Query            \</w:t>
+        <w:t xml:space="preserve">Census </w:t>
+      </w:r>
+      <w:proofErr w:type="gramStart"/>
+      <w:r>
+        <w:rPr>
+          <w:rFonts w:ascii="Consolas" w:eastAsia="Consolas" w:hAnsi="Consolas" w:cs="Consolas"/>
+          <w:sz w:val="16"/>
+          <w:szCs w:val="16"/>
+        </w:rPr>
+        <w:t>MARTS  -</w:t>
+      </w:r>
+      <w:proofErr w:type="gramEnd"/>
+      <w:r>
+        <w:rPr>
+          <w:rFonts w:ascii="Consolas" w:eastAsia="Consolas" w:hAnsi="Consolas" w:cs="Consolas"/>
+          <w:sz w:val="16"/>
+          <w:szCs w:val="16"/>
+        </w:rPr>
+        <w:t>&gt; read at refresh -&gt; Power Query            \</w:t>
       </w:r>
     </w:p>
     <w:p>
@@ -2651,8 +1414,72 @@
           <w:sz w:val="16"/>
           <w:szCs w:val="16"/>
         </w:rPr>
-        <w:t>API (keyed)      (key = cred)       + pCensusKey param      &gt; RetailEconomics</w:t>
-      </w:r>
+        <w:t>API (</w:t>
+      </w:r>
+      <w:proofErr w:type="gramStart"/>
+      <w:r>
+        <w:rPr>
+          <w:rFonts w:ascii="Consolas" w:eastAsia="Consolas" w:hAnsi="Consolas" w:cs="Consolas"/>
+          <w:sz w:val="16"/>
+          <w:szCs w:val="16"/>
+        </w:rPr>
+        <w:t>keyed)      (</w:t>
+      </w:r>
+      <w:proofErr w:type="gramEnd"/>
+      <w:r>
+        <w:rPr>
+          <w:rFonts w:ascii="Consolas" w:eastAsia="Consolas" w:hAnsi="Consolas" w:cs="Consolas"/>
+          <w:sz w:val="16"/>
+          <w:szCs w:val="16"/>
+        </w:rPr>
+        <w:t xml:space="preserve">key = </w:t>
+      </w:r>
+      <w:proofErr w:type="gramStart"/>
+      <w:r>
+        <w:rPr>
+          <w:rFonts w:ascii="Consolas" w:eastAsia="Consolas" w:hAnsi="Consolas" w:cs="Consolas"/>
+          <w:sz w:val="16"/>
+          <w:szCs w:val="16"/>
+        </w:rPr>
+        <w:t xml:space="preserve">cred)   </w:t>
+      </w:r>
+      <w:proofErr w:type="gramEnd"/>
+      <w:r>
+        <w:rPr>
+          <w:rFonts w:ascii="Consolas" w:eastAsia="Consolas" w:hAnsi="Consolas" w:cs="Consolas"/>
+          <w:sz w:val="16"/>
+          <w:szCs w:val="16"/>
+        </w:rPr>
+        <w:t xml:space="preserve">    + </w:t>
+      </w:r>
+      <w:proofErr w:type="spellStart"/>
+      <w:r>
+        <w:rPr>
+          <w:rFonts w:ascii="Consolas" w:eastAsia="Consolas" w:hAnsi="Consolas" w:cs="Consolas"/>
+          <w:sz w:val="16"/>
+          <w:szCs w:val="16"/>
+        </w:rPr>
+        <w:t>pCensusKey</w:t>
+      </w:r>
+      <w:proofErr w:type="spellEnd"/>
+      <w:r>
+        <w:rPr>
+          <w:rFonts w:ascii="Consolas" w:eastAsia="Consolas" w:hAnsi="Consolas" w:cs="Consolas"/>
+          <w:sz w:val="16"/>
+          <w:szCs w:val="16"/>
+        </w:rPr>
+        <w:t xml:space="preserve"> param      &gt; </w:t>
+      </w:r>
+      <w:proofErr w:type="spellStart"/>
+      <w:r>
+        <w:rPr>
+          <w:rFonts w:ascii="Consolas" w:eastAsia="Consolas" w:hAnsi="Consolas" w:cs="Consolas"/>
+          <w:sz w:val="16"/>
+          <w:szCs w:val="16"/>
+        </w:rPr>
+        <w:t>RetailEconomics</w:t>
+      </w:r>
+      <w:proofErr w:type="spellEnd"/>
     </w:p>
     <w:p>
       <w:pPr>
@@ -2668,7 +1495,25 @@
           <w:sz w:val="16"/>
           <w:szCs w:val="16"/>
         </w:rPr>
-        <w:t xml:space="preserve">                                                           /  _Model</w:t>
+        <w:t xml:space="preserve">                                                           </w:t>
+      </w:r>
+      <w:proofErr w:type="gramStart"/>
+      <w:r>
+        <w:rPr>
+          <w:rFonts w:ascii="Consolas" w:eastAsia="Consolas" w:hAnsi="Consolas" w:cs="Consolas"/>
+          <w:sz w:val="16"/>
+          <w:szCs w:val="16"/>
+        </w:rPr>
+        <w:t>/  _</w:t>
+      </w:r>
+      <w:proofErr w:type="gramEnd"/>
+      <w:r>
+        <w:rPr>
+          <w:rFonts w:ascii="Consolas" w:eastAsia="Consolas" w:hAnsi="Consolas" w:cs="Consolas"/>
+          <w:sz w:val="16"/>
+          <w:szCs w:val="16"/>
+        </w:rPr>
+        <w:t>Model</w:t>
       </w:r>
     </w:p>
     <w:p>
@@ -2685,7 +1530,25 @@
           <w:sz w:val="16"/>
           <w:szCs w:val="16"/>
         </w:rPr>
-        <w:t>data.gov CSV  -&gt; C:\Data\        -&gt; SQL Server 2025       /   3 facts</w:t>
+        <w:t xml:space="preserve">data.gov </w:t>
+      </w:r>
+      <w:proofErr w:type="gramStart"/>
+      <w:r>
+        <w:rPr>
+          <w:rFonts w:ascii="Consolas" w:eastAsia="Consolas" w:hAnsi="Consolas" w:cs="Consolas"/>
+          <w:sz w:val="16"/>
+          <w:szCs w:val="16"/>
+        </w:rPr>
+        <w:t>CSV  -</w:t>
+      </w:r>
+      <w:proofErr w:type="gramEnd"/>
+      <w:r>
+        <w:rPr>
+          <w:rFonts w:ascii="Consolas" w:eastAsia="Consolas" w:hAnsi="Consolas" w:cs="Consolas"/>
+          <w:sz w:val="16"/>
+          <w:szCs w:val="16"/>
+        </w:rPr>
+        <w:t>&gt; C:\Data\        -&gt; SQL Server 2025       /   3 facts</w:t>
       </w:r>
     </w:p>
     <w:p>
@@ -2702,7 +1565,43 @@
           <w:sz w:val="16"/>
           <w:szCs w:val="16"/>
         </w:rPr>
-        <w:t>330,080 rows     RetailEconomics\   stg -&gt; dw -&gt; view    /    5 dimensions</w:t>
+        <w:t xml:space="preserve">330,080 rows     </w:t>
+      </w:r>
+      <w:proofErr w:type="spellStart"/>
+      <w:r>
+        <w:rPr>
+          <w:rFonts w:ascii="Consolas" w:eastAsia="Consolas" w:hAnsi="Consolas" w:cs="Consolas"/>
+          <w:sz w:val="16"/>
+          <w:szCs w:val="16"/>
+        </w:rPr>
+        <w:t>RetailEconomics</w:t>
+      </w:r>
+      <w:proofErr w:type="spellEnd"/>
+      <w:r>
+        <w:rPr>
+          <w:rFonts w:ascii="Consolas" w:eastAsia="Consolas" w:hAnsi="Consolas" w:cs="Consolas"/>
+          <w:sz w:val="16"/>
+          <w:szCs w:val="16"/>
+        </w:rPr>
+        <w:t xml:space="preserve">\   stg -&gt; </w:t>
+      </w:r>
+      <w:proofErr w:type="spellStart"/>
+      <w:r>
+        <w:rPr>
+          <w:rFonts w:ascii="Consolas" w:eastAsia="Consolas" w:hAnsi="Consolas" w:cs="Consolas"/>
+          <w:sz w:val="16"/>
+          <w:szCs w:val="16"/>
+        </w:rPr>
+        <w:t>dw</w:t>
+      </w:r>
+      <w:proofErr w:type="spellEnd"/>
+      <w:r>
+        <w:rPr>
+          <w:rFonts w:ascii="Consolas" w:eastAsia="Consolas" w:hAnsi="Consolas" w:cs="Consolas"/>
+          <w:sz w:val="16"/>
+          <w:szCs w:val="16"/>
+        </w:rPr>
+        <w:t xml:space="preserve"> -&gt; view    /    5 dimensions</w:t>
       </w:r>
     </w:p>
     <w:p>
@@ -2719,7 +1618,25 @@
           <w:sz w:val="16"/>
           <w:szCs w:val="16"/>
         </w:rPr>
-        <w:t xml:space="preserve">                 NEVER COMMITTED    scripts 01 .. 08    /     79 measures</w:t>
+        <w:t xml:space="preserve">                 NEVER COMMITTED    scripts 01</w:t>
+      </w:r>
+      <w:proofErr w:type="gramStart"/>
+      <w:r>
+        <w:rPr>
+          <w:rFonts w:ascii="Consolas" w:eastAsia="Consolas" w:hAnsi="Consolas" w:cs="Consolas"/>
+          <w:sz w:val="16"/>
+          <w:szCs w:val="16"/>
+        </w:rPr>
+        <w:t xml:space="preserve"> ..</w:t>
+      </w:r>
+      <w:proofErr w:type="gramEnd"/>
+      <w:r>
+        <w:rPr>
+          <w:rFonts w:ascii="Consolas" w:eastAsia="Consolas" w:hAnsi="Consolas" w:cs="Consolas"/>
+          <w:sz w:val="16"/>
+          <w:szCs w:val="16"/>
+        </w:rPr>
+        <w:t xml:space="preserve"> 08    /     79 measures</w:t>
       </w:r>
     </w:p>
     <w:p>
@@ -2747,13 +1664,23 @@
         <w:shd w:val="clear" w:color="auto" w:fill="F2F2F2"/>
         <w:ind w:left="180"/>
       </w:pPr>
+      <w:proofErr w:type="spellStart"/>
       <w:r>
         <w:rPr>
           <w:rFonts w:ascii="Consolas" w:eastAsia="Consolas" w:hAnsi="Consolas" w:cs="Consolas"/>
           <w:sz w:val="16"/>
           <w:szCs w:val="16"/>
         </w:rPr>
-        <w:t>RefMappings   -&gt; reference/      -&gt; Power Query       -/           |</w:t>
+        <w:t>RefMappings</w:t>
+      </w:r>
+      <w:proofErr w:type="spellEnd"/>
+      <w:r>
+        <w:rPr>
+          <w:rFonts w:ascii="Consolas" w:eastAsia="Consolas" w:hAnsi="Consolas" w:cs="Consolas"/>
+          <w:sz w:val="16"/>
+          <w:szCs w:val="16"/>
+        </w:rPr>
+        <w:t xml:space="preserve">   -&gt; reference/      -&gt; Power Query       -/           |</w:t>
       </w:r>
     </w:p>
     <w:p>
@@ -2770,7 +1697,61 @@
           <w:sz w:val="16"/>
           <w:szCs w:val="16"/>
         </w:rPr>
-        <w:t>.xlsx            (in the clone)     Excel.Workbook                 |</w:t>
+        <w:t xml:space="preserve">.xlsx         </w:t>
+      </w:r>
+      <w:proofErr w:type="gramStart"/>
+      <w:r>
+        <w:rPr>
+          <w:rFonts w:ascii="Consolas" w:eastAsia="Consolas" w:hAnsi="Consolas" w:cs="Consolas"/>
+          <w:sz w:val="16"/>
+          <w:szCs w:val="16"/>
+        </w:rPr>
+        <w:t xml:space="preserve">   (</w:t>
+      </w:r>
+      <w:proofErr w:type="gramEnd"/>
+      <w:r>
+        <w:rPr>
+          <w:rFonts w:ascii="Consolas" w:eastAsia="Consolas" w:hAnsi="Consolas" w:cs="Consolas"/>
+          <w:sz w:val="16"/>
+          <w:szCs w:val="16"/>
+        </w:rPr>
+        <w:t xml:space="preserve">in the </w:t>
+      </w:r>
+      <w:proofErr w:type="gramStart"/>
+      <w:r>
+        <w:rPr>
+          <w:rFonts w:ascii="Consolas" w:eastAsia="Consolas" w:hAnsi="Consolas" w:cs="Consolas"/>
+          <w:sz w:val="16"/>
+          <w:szCs w:val="16"/>
+        </w:rPr>
+        <w:t xml:space="preserve">clone)   </w:t>
+      </w:r>
+      <w:proofErr w:type="gramEnd"/>
+      <w:r>
+        <w:rPr>
+          <w:rFonts w:ascii="Consolas" w:eastAsia="Consolas" w:hAnsi="Consolas" w:cs="Consolas"/>
+          <w:sz w:val="16"/>
+          <w:szCs w:val="16"/>
+        </w:rPr>
+        <w:t xml:space="preserve">  </w:t>
+      </w:r>
+      <w:proofErr w:type="spellStart"/>
+      <w:r>
+        <w:rPr>
+          <w:rFonts w:ascii="Consolas" w:eastAsia="Consolas" w:hAnsi="Consolas" w:cs="Consolas"/>
+          <w:sz w:val="16"/>
+          <w:szCs w:val="16"/>
+        </w:rPr>
+        <w:t>Excel.Workbook</w:t>
+      </w:r>
+      <w:proofErr w:type="spellEnd"/>
+      <w:r>
+        <w:rPr>
+          <w:rFonts w:ascii="Consolas" w:eastAsia="Consolas" w:hAnsi="Consolas" w:cs="Consolas"/>
+          <w:sz w:val="16"/>
+          <w:szCs w:val="16"/>
+        </w:rPr>
+        <w:t xml:space="preserve">                 |</w:t>
       </w:r>
     </w:p>
     <w:p>
@@ -2821,7 +1802,25 @@
           <w:sz w:val="16"/>
           <w:szCs w:val="16"/>
         </w:rPr>
-        <w:t xml:space="preserve">                                      gateway ----&gt;  published model</w:t>
+        <w:t xml:space="preserve">                                      gateway ----</w:t>
+      </w:r>
+      <w:proofErr w:type="gramStart"/>
+      <w:r>
+        <w:rPr>
+          <w:rFonts w:ascii="Consolas" w:eastAsia="Consolas" w:hAnsi="Consolas" w:cs="Consolas"/>
+          <w:sz w:val="16"/>
+          <w:szCs w:val="16"/>
+        </w:rPr>
+        <w:t>&gt;  published</w:t>
+      </w:r>
+      <w:proofErr w:type="gramEnd"/>
+      <w:r>
+        <w:rPr>
+          <w:rFonts w:ascii="Consolas" w:eastAsia="Consolas" w:hAnsi="Consolas" w:cs="Consolas"/>
+          <w:sz w:val="16"/>
+          <w:szCs w:val="16"/>
+        </w:rPr>
+        <w:t xml:space="preserve"> model</w:t>
       </w:r>
     </w:p>
     <w:p>
@@ -2838,7 +1837,25 @@
           <w:sz w:val="16"/>
           <w:szCs w:val="16"/>
         </w:rPr>
-        <w:t xml:space="preserve">                                  (SQL Server only)                |</w:t>
+        <w:t xml:space="preserve">                                  (SQL Server </w:t>
+      </w:r>
+      <w:proofErr w:type="gramStart"/>
+      <w:r>
+        <w:rPr>
+          <w:rFonts w:ascii="Consolas" w:eastAsia="Consolas" w:hAnsi="Consolas" w:cs="Consolas"/>
+          <w:sz w:val="16"/>
+          <w:szCs w:val="16"/>
+        </w:rPr>
+        <w:t xml:space="preserve">only)   </w:t>
+      </w:r>
+      <w:proofErr w:type="gramEnd"/>
+      <w:r>
+        <w:rPr>
+          <w:rFonts w:ascii="Consolas" w:eastAsia="Consolas" w:hAnsi="Consolas" w:cs="Consolas"/>
+          <w:sz w:val="16"/>
+          <w:szCs w:val="16"/>
+        </w:rPr>
+        <w:t xml:space="preserve">             |</w:t>
       </w:r>
     </w:p>
     <w:p>
@@ -2855,8 +1872,18 @@
           <w:sz w:val="16"/>
           <w:szCs w:val="16"/>
         </w:rPr>
-        <w:t xml:space="preserve">                                                  live connection  v</w:t>
-      </w:r>
+        <w:t xml:space="preserve">                                                  live </w:t>
+      </w:r>
+      <w:proofErr w:type="gramStart"/>
+      <w:r>
+        <w:rPr>
+          <w:rFonts w:ascii="Consolas" w:eastAsia="Consolas" w:hAnsi="Consolas" w:cs="Consolas"/>
+          <w:sz w:val="16"/>
+          <w:szCs w:val="16"/>
+        </w:rPr>
+        <w:t>connection  v</w:t>
+      </w:r>
+      <w:proofErr w:type="gramEnd"/>
     </w:p>
     <w:p>
       <w:pPr>
@@ -2898,7 +1925,6 @@
         <w:pStyle w:val="Heading2"/>
         <w:spacing w:before="280" w:after="120"/>
       </w:pPr>
-      <w:bookmarkStart w:id="4" w:name="_Toc240555505"/>
       <w:r>
         <w:rPr>
           <w:b/>
@@ -2909,7 +1935,6 @@
         </w:rPr>
         <w:t>3.1 What Happens at Each Stage</w:t>
       </w:r>
-      <w:bookmarkEnd w:id="4"/>
     </w:p>
     <w:tbl>
       <w:tblPr>
@@ -2935,12 +1960,6 @@
         <w:gridCol w:w="3276"/>
       </w:tblGrid>
       <w:tr>
-        <w:tblPrEx>
-          <w:tblCellMar>
-            <w:top w:w="0" w:type="dxa"/>
-            <w:bottom w:w="0" w:type="dxa"/>
-          </w:tblCellMar>
-        </w:tblPrEx>
         <w:trPr>
           <w:tblHeader/>
         </w:trPr>
@@ -3038,12 +2057,6 @@
         </w:tc>
       </w:tr>
       <w:tr>
-        <w:tblPrEx>
-          <w:tblCellMar>
-            <w:top w:w="0" w:type="dxa"/>
-            <w:bottom w:w="0" w:type="dxa"/>
-          </w:tblCellMar>
-        </w:tblPrEx>
         <w:trPr>
           <w:cantSplit/>
         </w:trPr>
@@ -3129,12 +2142,6 @@
         </w:tc>
       </w:tr>
       <w:tr>
-        <w:tblPrEx>
-          <w:tblCellMar>
-            <w:top w:w="0" w:type="dxa"/>
-            <w:bottom w:w="0" w:type="dxa"/>
-          </w:tblCellMar>
-        </w:tblPrEx>
         <w:trPr>
           <w:cantSplit/>
         </w:trPr>
@@ -3220,12 +2227,6 @@
         </w:tc>
       </w:tr>
       <w:tr>
-        <w:tblPrEx>
-          <w:tblCellMar>
-            <w:top w:w="0" w:type="dxa"/>
-            <w:bottom w:w="0" w:type="dxa"/>
-          </w:tblCellMar>
-        </w:tblPrEx>
         <w:trPr>
           <w:cantSplit/>
         </w:trPr>
@@ -3311,12 +2312,6 @@
         </w:tc>
       </w:tr>
       <w:tr>
-        <w:tblPrEx>
-          <w:tblCellMar>
-            <w:top w:w="0" w:type="dxa"/>
-            <w:bottom w:w="0" w:type="dxa"/>
-          </w:tblCellMar>
-        </w:tblPrEx>
         <w:trPr>
           <w:cantSplit/>
         </w:trPr>
@@ -3402,12 +2397,6 @@
         </w:tc>
       </w:tr>
       <w:tr>
-        <w:tblPrEx>
-          <w:tblCellMar>
-            <w:top w:w="0" w:type="dxa"/>
-            <w:bottom w:w="0" w:type="dxa"/>
-          </w:tblCellMar>
-        </w:tblPrEx>
         <w:trPr>
           <w:cantSplit/>
         </w:trPr>
@@ -3513,7 +2502,6 @@
         <w:pStyle w:val="Heading2"/>
         <w:spacing w:before="280" w:after="120"/>
       </w:pPr>
-      <w:bookmarkStart w:id="5" w:name="_Toc240555506"/>
       <w:r>
         <w:rPr>
           <w:b/>
@@ -3524,7 +2512,6 @@
         </w:rPr>
         <w:t>3.2 Why the Refresh Paths Differ</w:t>
       </w:r>
-      <w:bookmarkEnd w:id="5"/>
     </w:p>
     <w:p>
       <w:pPr>
@@ -3558,12 +2545,6 @@
         <w:gridCol w:w="3182"/>
       </w:tblGrid>
       <w:tr>
-        <w:tblPrEx>
-          <w:tblCellMar>
-            <w:top w:w="0" w:type="dxa"/>
-            <w:bottom w:w="0" w:type="dxa"/>
-          </w:tblCellMar>
-        </w:tblPrEx>
         <w:trPr>
           <w:tblHeader/>
         </w:trPr>
@@ -3661,12 +2642,6 @@
         </w:tc>
       </w:tr>
       <w:tr>
-        <w:tblPrEx>
-          <w:tblCellMar>
-            <w:top w:w="0" w:type="dxa"/>
-            <w:bottom w:w="0" w:type="dxa"/>
-          </w:tblCellMar>
-        </w:tblPrEx>
         <w:trPr>
           <w:cantSplit/>
         </w:trPr>
@@ -3746,18 +2721,37 @@
                 <w:sz w:val="19"/>
                 <w:szCs w:val="19"/>
               </w:rPr>
-              <w:t>Static URL read by Web.Contents with RelativePath</w:t>
-            </w:r>
+              <w:t xml:space="preserve">Static URL read by </w:t>
+            </w:r>
+            <w:proofErr w:type="spellStart"/>
+            <w:r>
+              <w:rPr>
+                <w:sz w:val="19"/>
+                <w:szCs w:val="19"/>
+              </w:rPr>
+              <w:t>Web.Contents</w:t>
+            </w:r>
+            <w:proofErr w:type="spellEnd"/>
+            <w:r>
+              <w:rPr>
+                <w:sz w:val="19"/>
+                <w:szCs w:val="19"/>
+              </w:rPr>
+              <w:t xml:space="preserve"> with </w:t>
+            </w:r>
+            <w:proofErr w:type="spellStart"/>
+            <w:r>
+              <w:rPr>
+                <w:sz w:val="19"/>
+                <w:szCs w:val="19"/>
+              </w:rPr>
+              <w:t>RelativePath</w:t>
+            </w:r>
+            <w:proofErr w:type="spellEnd"/>
           </w:p>
         </w:tc>
       </w:tr>
       <w:tr>
-        <w:tblPrEx>
-          <w:tblCellMar>
-            <w:top w:w="0" w:type="dxa"/>
-            <w:bottom w:w="0" w:type="dxa"/>
-          </w:tblCellMar>
-        </w:tblPrEx>
         <w:trPr>
           <w:cantSplit/>
         </w:trPr>
@@ -3833,23 +2827,26 @@
             </w:tcMar>
           </w:tcPr>
           <w:p>
-            <w:r>
-              <w:rPr>
-                <w:sz w:val="19"/>
-                <w:szCs w:val="19"/>
-              </w:rPr>
-              <w:t>Web.Contents with a Query record plus a Power Query parameter for the key — the documented pattern that keeps the source from being classified as dynamic</w:t>
+            <w:proofErr w:type="spellStart"/>
+            <w:r>
+              <w:rPr>
+                <w:sz w:val="19"/>
+                <w:szCs w:val="19"/>
+              </w:rPr>
+              <w:t>Web.Contents</w:t>
+            </w:r>
+            <w:proofErr w:type="spellEnd"/>
+            <w:r>
+              <w:rPr>
+                <w:sz w:val="19"/>
+                <w:szCs w:val="19"/>
+              </w:rPr>
+              <w:t xml:space="preserve"> with a Query record plus a Power Query parameter for the key — the documented pattern that keeps the source from being classified as dynamic</w:t>
             </w:r>
           </w:p>
         </w:tc>
       </w:tr>
       <w:tr>
-        <w:tblPrEx>
-          <w:tblCellMar>
-            <w:top w:w="0" w:type="dxa"/>
-            <w:bottom w:w="0" w:type="dxa"/>
-          </w:tblCellMar>
-        </w:tblPrEx>
         <w:trPr>
           <w:cantSplit/>
         </w:trPr>
@@ -3935,12 +2932,6 @@
         </w:tc>
       </w:tr>
       <w:tr>
-        <w:tblPrEx>
-          <w:tblCellMar>
-            <w:top w:w="0" w:type="dxa"/>
-            <w:bottom w:w="0" w:type="dxa"/>
-          </w:tblCellMar>
-        </w:tblPrEx>
         <w:trPr>
           <w:cantSplit/>
         </w:trPr>
@@ -4065,7 +3056,23 @@
           <w:sz w:val="21"/>
           <w:szCs w:val="21"/>
         </w:rPr>
-        <w:t>Concatenating a key or a parameter directly into a URL string makes the source dynamic, and the Service refuses to refresh it — with an error that names neither the query nor the cause. RelativePath, Query and Power Query parameters are the two documented ways around this, and both are used here. Document 02 §3.6 carries the working M.</w:t>
+        <w:t xml:space="preserve">Concatenating a key or a parameter directly into a URL string makes the source dynamic, and the Service refuses to refresh it — with an error that names neither the query nor the cause. </w:t>
+      </w:r>
+      <w:proofErr w:type="spellStart"/>
+      <w:r>
+        <w:rPr>
+          <w:sz w:val="21"/>
+          <w:szCs w:val="21"/>
+        </w:rPr>
+        <w:t>RelativePath</w:t>
+      </w:r>
+      <w:proofErr w:type="spellEnd"/>
+      <w:r>
+        <w:rPr>
+          <w:sz w:val="21"/>
+          <w:szCs w:val="21"/>
+        </w:rPr>
+        <w:t>, Query and Power Query parameters are the two documented ways around this, and both are used here. Document 02 §3.6 carries the working M.</w:t>
       </w:r>
     </w:p>
     <w:p>
@@ -4100,7 +3107,6 @@
         <w:pStyle w:val="Heading1"/>
         <w:spacing w:before="360" w:after="160"/>
       </w:pPr>
-      <w:bookmarkStart w:id="6" w:name="_Toc240555507"/>
       <w:r>
         <w:rPr>
           <w:b/>
@@ -4111,7 +3117,6 @@
         </w:rPr>
         <w:t>4. Data Model — Star Schema</w:t>
       </w:r>
-      <w:bookmarkEnd w:id="6"/>
     </w:p>
     <w:p>
       <w:pPr>
@@ -4126,7 +3131,6 @@
         <w:pStyle w:val="Heading2"/>
         <w:spacing w:before="280" w:after="120"/>
       </w:pPr>
-      <w:bookmarkStart w:id="7" w:name="_Toc240555508"/>
       <w:r>
         <w:rPr>
           <w:b/>
@@ -4137,7 +3141,6 @@
         </w:rPr>
         <w:t>4.1 Tables and Relationships</w:t>
       </w:r>
-      <w:bookmarkEnd w:id="7"/>
     </w:p>
     <w:p>
       <w:pPr>
@@ -4171,12 +3174,6 @@
         <w:gridCol w:w="3182"/>
       </w:tblGrid>
       <w:tr>
-        <w:tblPrEx>
-          <w:tblCellMar>
-            <w:top w:w="0" w:type="dxa"/>
-            <w:bottom w:w="0" w:type="dxa"/>
-          </w:tblCellMar>
-        </w:tblPrEx>
         <w:trPr>
           <w:tblHeader/>
         </w:trPr>
@@ -4274,12 +3271,6 @@
         </w:tc>
       </w:tr>
       <w:tr>
-        <w:tblPrEx>
-          <w:tblCellMar>
-            <w:top w:w="0" w:type="dxa"/>
-            <w:bottom w:w="0" w:type="dxa"/>
-          </w:tblCellMar>
-        </w:tblPrEx>
         <w:trPr>
           <w:cantSplit/>
         </w:trPr>
@@ -4294,6 +3285,7 @@
             </w:tcMar>
           </w:tcPr>
           <w:p>
+            <w:proofErr w:type="spellStart"/>
             <w:r>
               <w:rPr>
                 <w:sz w:val="19"/>
@@ -4301,6 +3293,7 @@
               </w:rPr>
               <w:t>DimDate</w:t>
             </w:r>
+            <w:proofErr w:type="spellEnd"/>
           </w:p>
         </w:tc>
         <w:tc>
@@ -4365,12 +3358,6 @@
         </w:tc>
       </w:tr>
       <w:tr>
-        <w:tblPrEx>
-          <w:tblCellMar>
-            <w:top w:w="0" w:type="dxa"/>
-            <w:bottom w:w="0" w:type="dxa"/>
-          </w:tblCellMar>
-        </w:tblPrEx>
         <w:trPr>
           <w:cantSplit/>
         </w:trPr>
@@ -4385,6 +3372,7 @@
             </w:tcMar>
           </w:tcPr>
           <w:p>
+            <w:proofErr w:type="spellStart"/>
             <w:r>
               <w:rPr>
                 <w:sz w:val="19"/>
@@ -4392,6 +3380,7 @@
               </w:rPr>
               <w:t>DimIndicator</w:t>
             </w:r>
+            <w:proofErr w:type="spellEnd"/>
           </w:p>
         </w:tc>
         <w:tc>
@@ -4456,12 +3445,6 @@
         </w:tc>
       </w:tr>
       <w:tr>
-        <w:tblPrEx>
-          <w:tblCellMar>
-            <w:top w:w="0" w:type="dxa"/>
-            <w:bottom w:w="0" w:type="dxa"/>
-          </w:tblCellMar>
-        </w:tblPrEx>
         <w:trPr>
           <w:cantSplit/>
         </w:trPr>
@@ -4476,6 +3459,7 @@
             </w:tcMar>
           </w:tcPr>
           <w:p>
+            <w:proofErr w:type="spellStart"/>
             <w:r>
               <w:rPr>
                 <w:sz w:val="19"/>
@@ -4483,6 +3467,7 @@
               </w:rPr>
               <w:t>DimCategory</w:t>
             </w:r>
+            <w:proofErr w:type="spellEnd"/>
           </w:p>
         </w:tc>
         <w:tc>
@@ -4547,12 +3532,6 @@
         </w:tc>
       </w:tr>
       <w:tr>
-        <w:tblPrEx>
-          <w:tblCellMar>
-            <w:top w:w="0" w:type="dxa"/>
-            <w:bottom w:w="0" w:type="dxa"/>
-          </w:tblCellMar>
-        </w:tblPrEx>
         <w:trPr>
           <w:cantSplit/>
         </w:trPr>
@@ -4567,6 +3546,7 @@
             </w:tcMar>
           </w:tcPr>
           <w:p>
+            <w:proofErr w:type="spellStart"/>
             <w:r>
               <w:rPr>
                 <w:sz w:val="19"/>
@@ -4574,6 +3554,7 @@
               </w:rPr>
               <w:t>DimSupplier</w:t>
             </w:r>
+            <w:proofErr w:type="spellEnd"/>
           </w:p>
         </w:tc>
         <w:tc>
@@ -4638,12 +3619,6 @@
         </w:tc>
       </w:tr>
       <w:tr>
-        <w:tblPrEx>
-          <w:tblCellMar>
-            <w:top w:w="0" w:type="dxa"/>
-            <w:bottom w:w="0" w:type="dxa"/>
-          </w:tblCellMar>
-        </w:tblPrEx>
         <w:trPr>
           <w:cantSplit/>
         </w:trPr>
@@ -4658,6 +3633,7 @@
             </w:tcMar>
           </w:tcPr>
           <w:p>
+            <w:proofErr w:type="spellStart"/>
             <w:r>
               <w:rPr>
                 <w:sz w:val="19"/>
@@ -4665,6 +3641,7 @@
               </w:rPr>
               <w:t>DimItem</w:t>
             </w:r>
+            <w:proofErr w:type="spellEnd"/>
           </w:p>
         </w:tc>
         <w:tc>
@@ -4729,12 +3706,6 @@
         </w:tc>
       </w:tr>
       <w:tr>
-        <w:tblPrEx>
-          <w:tblCellMar>
-            <w:top w:w="0" w:type="dxa"/>
-            <w:bottom w:w="0" w:type="dxa"/>
-          </w:tblCellMar>
-        </w:tblPrEx>
         <w:trPr>
           <w:cantSplit/>
         </w:trPr>
@@ -4749,6 +3720,7 @@
             </w:tcMar>
           </w:tcPr>
           <w:p>
+            <w:proofErr w:type="spellStart"/>
             <w:r>
               <w:rPr>
                 <w:sz w:val="19"/>
@@ -4756,6 +3728,7 @@
               </w:rPr>
               <w:t>FactMacro</w:t>
             </w:r>
+            <w:proofErr w:type="spellEnd"/>
           </w:p>
         </w:tc>
         <w:tc>
@@ -4820,12 +3793,6 @@
         </w:tc>
       </w:tr>
       <w:tr>
-        <w:tblPrEx>
-          <w:tblCellMar>
-            <w:top w:w="0" w:type="dxa"/>
-            <w:bottom w:w="0" w:type="dxa"/>
-          </w:tblCellMar>
-        </w:tblPrEx>
         <w:trPr>
           <w:cantSplit/>
         </w:trPr>
@@ -4840,6 +3807,7 @@
             </w:tcMar>
           </w:tcPr>
           <w:p>
+            <w:proofErr w:type="spellStart"/>
             <w:r>
               <w:rPr>
                 <w:sz w:val="19"/>
@@ -4847,6 +3815,7 @@
               </w:rPr>
               <w:t>FactSectorSales</w:t>
             </w:r>
+            <w:proofErr w:type="spellEnd"/>
           </w:p>
         </w:tc>
         <w:tc>
@@ -4911,12 +3880,6 @@
         </w:tc>
       </w:tr>
       <w:tr>
-        <w:tblPrEx>
-          <w:tblCellMar>
-            <w:top w:w="0" w:type="dxa"/>
-            <w:bottom w:w="0" w:type="dxa"/>
-          </w:tblCellMar>
-        </w:tblPrEx>
         <w:trPr>
           <w:cantSplit/>
         </w:trPr>
@@ -4931,6 +3894,7 @@
             </w:tcMar>
           </w:tcPr>
           <w:p>
+            <w:proofErr w:type="spellStart"/>
             <w:r>
               <w:rPr>
                 <w:sz w:val="19"/>
@@ -4938,6 +3902,7 @@
               </w:rPr>
               <w:t>FactItemMovement</w:t>
             </w:r>
+            <w:proofErr w:type="spellEnd"/>
           </w:p>
         </w:tc>
         <w:tc>
@@ -5031,7 +3996,6 @@
         <w:pStyle w:val="Heading2"/>
         <w:spacing w:before="280" w:after="120"/>
       </w:pPr>
-      <w:bookmarkStart w:id="8" w:name="_Toc240555509"/>
       <w:r>
         <w:rPr>
           <w:b/>
@@ -5042,7 +4006,6 @@
         </w:rPr>
         <w:t>4.2 Relationship Diagram</w:t>
       </w:r>
-      <w:bookmarkEnd w:id="8"/>
     </w:p>
     <w:p>
       <w:pPr>
@@ -5063,10 +4026,10 @@
         </w:rPr>
         <w:lastRenderedPageBreak/>
         <w:drawing>
-          <wp:inline distT="0" distB="0" distL="0" distR="0" wp14:anchorId="5E5925F9" wp14:editId="1D12B7EC">
+          <wp:inline distT="0" distB="0" distL="0" distR="0" wp14:anchorId="2B90C5FD" wp14:editId="6C08580B">
             <wp:extent cx="5943600" cy="6381750"/>
             <wp:effectExtent l="0" t="0" r="0" b="0"/>
-            <wp:docPr id="2010566304" name="Picture 2010566304"/>
+            <wp:docPr id="1819934023" name="Picture 1819934023"/>
             <wp:cNvGraphicFramePr>
               <a:graphicFrameLocks xmlns:a="http://schemas.openxmlformats.org/drawingml/2006/main" noChangeAspect="1"/>
             </wp:cNvGraphicFramePr>
@@ -5114,7 +4077,29 @@
           <w:sz w:val="19"/>
           <w:szCs w:val="19"/>
         </w:rPr>
-        <w:t>Figure 4.1 — Semantic layer relationships. DimDate is drawn apart from the other dimensions because it is the only one filtering all three facts.</w:t>
+        <w:t xml:space="preserve">Figure 4.1 — Semantic layer relationships. </w:t>
+      </w:r>
+      <w:proofErr w:type="spellStart"/>
+      <w:r>
+        <w:rPr>
+          <w:i/>
+          <w:iCs/>
+          <w:color w:val="595959"/>
+          <w:sz w:val="19"/>
+          <w:szCs w:val="19"/>
+        </w:rPr>
+        <w:t>DimDate</w:t>
+      </w:r>
+      <w:proofErr w:type="spellEnd"/>
+      <w:r>
+        <w:rPr>
+          <w:i/>
+          <w:iCs/>
+          <w:color w:val="595959"/>
+          <w:sz w:val="19"/>
+          <w:szCs w:val="19"/>
+        </w:rPr>
+        <w:t xml:space="preserve"> is drawn apart from the other dimensions because it is the only one filtering all three facts.</w:t>
       </w:r>
     </w:p>
     <w:p>
@@ -5140,7 +4125,61 @@
           <w:sz w:val="16"/>
           <w:szCs w:val="16"/>
         </w:rPr>
-        <w:t xml:space="preserve">  DimIndicator --1:*--&gt; FactMacro         &lt;---------------\</w:t>
+        <w:t xml:space="preserve">  </w:t>
+      </w:r>
+      <w:proofErr w:type="spellStart"/>
+      <w:r>
+        <w:rPr>
+          <w:rFonts w:ascii="Consolas" w:eastAsia="Consolas" w:hAnsi="Consolas" w:cs="Consolas"/>
+          <w:sz w:val="16"/>
+          <w:szCs w:val="16"/>
+        </w:rPr>
+        <w:t>DimIndicator</w:t>
+      </w:r>
+      <w:proofErr w:type="spellEnd"/>
+      <w:r>
+        <w:rPr>
+          <w:rFonts w:ascii="Consolas" w:eastAsia="Consolas" w:hAnsi="Consolas" w:cs="Consolas"/>
+          <w:sz w:val="16"/>
+          <w:szCs w:val="16"/>
+        </w:rPr>
+        <w:t xml:space="preserve"> --</w:t>
+      </w:r>
+      <w:proofErr w:type="gramStart"/>
+      <w:r>
+        <w:rPr>
+          <w:rFonts w:ascii="Consolas" w:eastAsia="Consolas" w:hAnsi="Consolas" w:cs="Consolas"/>
+          <w:sz w:val="16"/>
+          <w:szCs w:val="16"/>
+        </w:rPr>
+        <w:t>1:*</w:t>
+      </w:r>
+      <w:proofErr w:type="gramEnd"/>
+      <w:r>
+        <w:rPr>
+          <w:rFonts w:ascii="Consolas" w:eastAsia="Consolas" w:hAnsi="Consolas" w:cs="Consolas"/>
+          <w:sz w:val="16"/>
+          <w:szCs w:val="16"/>
+        </w:rPr>
+        <w:t xml:space="preserve">--&gt; </w:t>
+      </w:r>
+      <w:proofErr w:type="spellStart"/>
+      <w:r>
+        <w:rPr>
+          <w:rFonts w:ascii="Consolas" w:eastAsia="Consolas" w:hAnsi="Consolas" w:cs="Consolas"/>
+          <w:sz w:val="16"/>
+          <w:szCs w:val="16"/>
+        </w:rPr>
+        <w:t>FactMacro</w:t>
+      </w:r>
+      <w:proofErr w:type="spellEnd"/>
+      <w:r>
+        <w:rPr>
+          <w:rFonts w:ascii="Consolas" w:eastAsia="Consolas" w:hAnsi="Consolas" w:cs="Consolas"/>
+          <w:sz w:val="16"/>
+          <w:szCs w:val="16"/>
+        </w:rPr>
+        <w:t xml:space="preserve">         &lt;---------------\</w:t>
       </w:r>
     </w:p>
     <w:p>
@@ -5174,8 +4213,64 @@
           <w:sz w:val="16"/>
           <w:szCs w:val="16"/>
         </w:rPr>
-        <w:t xml:space="preserve">  DimCategory  --1:*--&gt; FactSectorSales   &lt;---------------+-- DimDate</w:t>
-      </w:r>
+        <w:t xml:space="preserve">  </w:t>
+      </w:r>
+      <w:proofErr w:type="spellStart"/>
+      <w:proofErr w:type="gramStart"/>
+      <w:r>
+        <w:rPr>
+          <w:rFonts w:ascii="Consolas" w:eastAsia="Consolas" w:hAnsi="Consolas" w:cs="Consolas"/>
+          <w:sz w:val="16"/>
+          <w:szCs w:val="16"/>
+        </w:rPr>
+        <w:t>DimCategory</w:t>
+      </w:r>
+      <w:proofErr w:type="spellEnd"/>
+      <w:r>
+        <w:rPr>
+          <w:rFonts w:ascii="Consolas" w:eastAsia="Consolas" w:hAnsi="Consolas" w:cs="Consolas"/>
+          <w:sz w:val="16"/>
+          <w:szCs w:val="16"/>
+        </w:rPr>
+        <w:t xml:space="preserve">  --1:*</w:t>
+      </w:r>
+      <w:proofErr w:type="gramEnd"/>
+      <w:r>
+        <w:rPr>
+          <w:rFonts w:ascii="Consolas" w:eastAsia="Consolas" w:hAnsi="Consolas" w:cs="Consolas"/>
+          <w:sz w:val="16"/>
+          <w:szCs w:val="16"/>
+        </w:rPr>
+        <w:t xml:space="preserve">--&gt; </w:t>
+      </w:r>
+      <w:proofErr w:type="spellStart"/>
+      <w:r>
+        <w:rPr>
+          <w:rFonts w:ascii="Consolas" w:eastAsia="Consolas" w:hAnsi="Consolas" w:cs="Consolas"/>
+          <w:sz w:val="16"/>
+          <w:szCs w:val="16"/>
+        </w:rPr>
+        <w:t>FactSectorSales</w:t>
+      </w:r>
+      <w:proofErr w:type="spellEnd"/>
+      <w:r>
+        <w:rPr>
+          <w:rFonts w:ascii="Consolas" w:eastAsia="Consolas" w:hAnsi="Consolas" w:cs="Consolas"/>
+          <w:sz w:val="16"/>
+          <w:szCs w:val="16"/>
+        </w:rPr>
+        <w:t xml:space="preserve">   &lt;---------------+-- </w:t>
+      </w:r>
+      <w:proofErr w:type="spellStart"/>
+      <w:r>
+        <w:rPr>
+          <w:rFonts w:ascii="Consolas" w:eastAsia="Consolas" w:hAnsi="Consolas" w:cs="Consolas"/>
+          <w:sz w:val="16"/>
+          <w:szCs w:val="16"/>
+        </w:rPr>
+        <w:t>DimDate</w:t>
+      </w:r>
+      <w:proofErr w:type="spellEnd"/>
     </w:p>
     <w:p>
       <w:pPr>
@@ -5191,7 +4286,25 @@
           <w:sz w:val="16"/>
           <w:szCs w:val="16"/>
         </w:rPr>
-        <w:t xml:space="preserve">                                                          /   (1:* to all</w:t>
+        <w:t xml:space="preserve">                                                          /</w:t>
+      </w:r>
+      <w:proofErr w:type="gramStart"/>
+      <w:r>
+        <w:rPr>
+          <w:rFonts w:ascii="Consolas" w:eastAsia="Consolas" w:hAnsi="Consolas" w:cs="Consolas"/>
+          <w:sz w:val="16"/>
+          <w:szCs w:val="16"/>
+        </w:rPr>
+        <w:t xml:space="preserve">   (1:*</w:t>
+      </w:r>
+      <w:proofErr w:type="gramEnd"/>
+      <w:r>
+        <w:rPr>
+          <w:rFonts w:ascii="Consolas" w:eastAsia="Consolas" w:hAnsi="Consolas" w:cs="Consolas"/>
+          <w:sz w:val="16"/>
+          <w:szCs w:val="16"/>
+        </w:rPr>
+        <w:t xml:space="preserve"> to all</w:t>
       </w:r>
     </w:p>
     <w:p>
@@ -5208,7 +4321,25 @@
           <w:sz w:val="16"/>
           <w:szCs w:val="16"/>
         </w:rPr>
-        <w:t xml:space="preserve">  DimSupplier -\                                         /     three facts)</w:t>
+        <w:t xml:space="preserve">  </w:t>
+      </w:r>
+      <w:proofErr w:type="spellStart"/>
+      <w:r>
+        <w:rPr>
+          <w:rFonts w:ascii="Consolas" w:eastAsia="Consolas" w:hAnsi="Consolas" w:cs="Consolas"/>
+          <w:sz w:val="16"/>
+          <w:szCs w:val="16"/>
+        </w:rPr>
+        <w:t>DimSupplier</w:t>
+      </w:r>
+      <w:proofErr w:type="spellEnd"/>
+      <w:r>
+        <w:rPr>
+          <w:rFonts w:ascii="Consolas" w:eastAsia="Consolas" w:hAnsi="Consolas" w:cs="Consolas"/>
+          <w:sz w:val="16"/>
+          <w:szCs w:val="16"/>
+        </w:rPr>
+        <w:t xml:space="preserve"> -\                                         /     three facts)</w:t>
       </w:r>
     </w:p>
     <w:p>
@@ -5225,7 +4356,43 @@
           <w:sz w:val="16"/>
           <w:szCs w:val="16"/>
         </w:rPr>
-        <w:t xml:space="preserve">                &gt;--1:*--&gt; FactItemMovement &lt;------------/</w:t>
+        <w:t xml:space="preserve">                &gt;--</w:t>
+      </w:r>
+      <w:proofErr w:type="gramStart"/>
+      <w:r>
+        <w:rPr>
+          <w:rFonts w:ascii="Consolas" w:eastAsia="Consolas" w:hAnsi="Consolas" w:cs="Consolas"/>
+          <w:sz w:val="16"/>
+          <w:szCs w:val="16"/>
+        </w:rPr>
+        <w:t>1:*</w:t>
+      </w:r>
+      <w:proofErr w:type="gramEnd"/>
+      <w:r>
+        <w:rPr>
+          <w:rFonts w:ascii="Consolas" w:eastAsia="Consolas" w:hAnsi="Consolas" w:cs="Consolas"/>
+          <w:sz w:val="16"/>
+          <w:szCs w:val="16"/>
+        </w:rPr>
+        <w:t xml:space="preserve">--&gt; </w:t>
+      </w:r>
+      <w:proofErr w:type="spellStart"/>
+      <w:r>
+        <w:rPr>
+          <w:rFonts w:ascii="Consolas" w:eastAsia="Consolas" w:hAnsi="Consolas" w:cs="Consolas"/>
+          <w:sz w:val="16"/>
+          <w:szCs w:val="16"/>
+        </w:rPr>
+        <w:t>FactItemMovement</w:t>
+      </w:r>
+      <w:proofErr w:type="spellEnd"/>
+      <w:r>
+        <w:rPr>
+          <w:rFonts w:ascii="Consolas" w:eastAsia="Consolas" w:hAnsi="Consolas" w:cs="Consolas"/>
+          <w:sz w:val="16"/>
+          <w:szCs w:val="16"/>
+        </w:rPr>
+        <w:t xml:space="preserve"> &lt;------------/</w:t>
       </w:r>
     </w:p>
     <w:p>
@@ -5242,7 +4409,25 @@
           <w:sz w:val="16"/>
           <w:szCs w:val="16"/>
         </w:rPr>
-        <w:t xml:space="preserve">  DimItem     -/</w:t>
+        <w:t xml:space="preserve">  </w:t>
+      </w:r>
+      <w:proofErr w:type="spellStart"/>
+      <w:r>
+        <w:rPr>
+          <w:rFonts w:ascii="Consolas" w:eastAsia="Consolas" w:hAnsi="Consolas" w:cs="Consolas"/>
+          <w:sz w:val="16"/>
+          <w:szCs w:val="16"/>
+        </w:rPr>
+        <w:t>DimItem</w:t>
+      </w:r>
+      <w:proofErr w:type="spellEnd"/>
+      <w:r>
+        <w:rPr>
+          <w:rFonts w:ascii="Consolas" w:eastAsia="Consolas" w:hAnsi="Consolas" w:cs="Consolas"/>
+          <w:sz w:val="16"/>
+          <w:szCs w:val="16"/>
+        </w:rPr>
+        <w:t xml:space="preserve">     -/</w:t>
       </w:r>
     </w:p>
     <w:p>
@@ -5276,7 +4461,25 @@
           <w:sz w:val="16"/>
           <w:szCs w:val="16"/>
         </w:rPr>
-        <w:t xml:space="preserve">  Seven relationships. Every one is one-to-many, single-direction,</w:t>
+        <w:t xml:space="preserve">  Seven relationships. </w:t>
+      </w:r>
+      <w:proofErr w:type="spellStart"/>
+      <w:r>
+        <w:rPr>
+          <w:rFonts w:ascii="Consolas" w:eastAsia="Consolas" w:hAnsi="Consolas" w:cs="Consolas"/>
+          <w:sz w:val="16"/>
+          <w:szCs w:val="16"/>
+        </w:rPr>
+        <w:t>Every one</w:t>
+      </w:r>
+      <w:proofErr w:type="spellEnd"/>
+      <w:r>
+        <w:rPr>
+          <w:rFonts w:ascii="Consolas" w:eastAsia="Consolas" w:hAnsi="Consolas" w:cs="Consolas"/>
+          <w:sz w:val="16"/>
+          <w:szCs w:val="16"/>
+        </w:rPr>
+        <w:t xml:space="preserve"> is one-to-many, single-direction,</w:t>
       </w:r>
     </w:p>
     <w:p>
@@ -5311,7 +4514,25 @@
           <w:sz w:val="16"/>
           <w:szCs w:val="16"/>
         </w:rPr>
-        <w:t xml:space="preserve">  relationships, no virtual joins. DimDate is the conforming dimension.</w:t>
+        <w:t xml:space="preserve">  relationships, no virtual joins. </w:t>
+      </w:r>
+      <w:proofErr w:type="spellStart"/>
+      <w:r>
+        <w:rPr>
+          <w:rFonts w:ascii="Consolas" w:eastAsia="Consolas" w:hAnsi="Consolas" w:cs="Consolas"/>
+          <w:sz w:val="16"/>
+          <w:szCs w:val="16"/>
+        </w:rPr>
+        <w:t>DimDate</w:t>
+      </w:r>
+      <w:proofErr w:type="spellEnd"/>
+      <w:r>
+        <w:rPr>
+          <w:rFonts w:ascii="Consolas" w:eastAsia="Consolas" w:hAnsi="Consolas" w:cs="Consolas"/>
+          <w:sz w:val="16"/>
+          <w:szCs w:val="16"/>
+        </w:rPr>
+        <w:t xml:space="preserve"> is the conforming dimension.</w:t>
       </w:r>
     </w:p>
     <w:p>
@@ -5364,7 +4585,6 @@
         <w:pStyle w:val="Heading2"/>
         <w:spacing w:before="280" w:after="120"/>
       </w:pPr>
-      <w:bookmarkStart w:id="9" w:name="_Toc240555510"/>
       <w:r>
         <w:rPr>
           <w:b/>
@@ -5375,14 +4595,21 @@
         </w:rPr>
         <w:t>4.3 The Conforming Decision</w:t>
       </w:r>
-      <w:bookmarkEnd w:id="9"/>
     </w:p>
     <w:p>
       <w:pPr>
         <w:spacing w:after="120" w:line="276" w:lineRule="auto"/>
       </w:pPr>
       <w:r>
-        <w:t>The three tiers arrive at three different natural grains, and reconciling them is the most consequential modelling decision in the project. FRED and Census are already monthly. The county source stores Year and Month as separate integers with no date key at all, so DateKey is constructed during the fact load rather than in Power Query.</w:t>
+        <w:t xml:space="preserve">The three tiers arrive at three different natural grains, and reconciling them is the most consequential modelling decision in the project. FRED and Census are already monthly. The county source stores Year and Month as separate integers with no date key at all, so </w:t>
+      </w:r>
+      <w:proofErr w:type="spellStart"/>
+      <w:r>
+        <w:t>DateKey</w:t>
+      </w:r>
+      <w:proofErr w:type="spellEnd"/>
+      <w:r>
+        <w:t xml:space="preserve"> is constructed during the fact load rather than in Power Query.</w:t>
       </w:r>
     </w:p>
     <w:p>
@@ -5390,7 +4617,15 @@
         <w:spacing w:after="120" w:line="276" w:lineRule="auto"/>
       </w:pPr>
       <w:r>
-        <w:t>All three facts therefore share one conformed monthly key, and DimDate is a monthly dimension rather than a daily one. This is deliberate. A daily date table joined to three monthly facts creates twenty-nine empty days per month in every filter context and produces time intelligence that is quietly wrong.</w:t>
+        <w:t xml:space="preserve">All three facts therefore share one conformed monthly key, and </w:t>
+      </w:r>
+      <w:proofErr w:type="spellStart"/>
+      <w:r>
+        <w:t>DimDate</w:t>
+      </w:r>
+      <w:proofErr w:type="spellEnd"/>
+      <w:r>
+        <w:t xml:space="preserve"> is a monthly dimension rather than a daily one. This is deliberate. A daily date table joined to three monthly facts creates twenty-nine empty days per month in every filter context and produces time intelligence that is quietly wrong.</w:t>
       </w:r>
     </w:p>
     <w:p>
@@ -5425,7 +4660,6 @@
         <w:pStyle w:val="Heading1"/>
         <w:spacing w:before="360" w:after="160"/>
       </w:pPr>
-      <w:bookmarkStart w:id="10" w:name="_Toc240555511"/>
       <w:r>
         <w:rPr>
           <w:b/>
@@ -5436,7 +4670,6 @@
         </w:rPr>
         <w:t>5. Report Portfolio — One Model, Three Reports</w:t>
       </w:r>
-      <w:bookmarkEnd w:id="10"/>
     </w:p>
     <w:p>
       <w:pPr>
@@ -5470,12 +4703,6 @@
         <w:gridCol w:w="3370"/>
       </w:tblGrid>
       <w:tr>
-        <w:tblPrEx>
-          <w:tblCellMar>
-            <w:top w:w="0" w:type="dxa"/>
-            <w:bottom w:w="0" w:type="dxa"/>
-          </w:tblCellMar>
-        </w:tblPrEx>
         <w:trPr>
           <w:tblHeader/>
         </w:trPr>
@@ -5573,12 +4800,6 @@
         </w:tc>
       </w:tr>
       <w:tr>
-        <w:tblPrEx>
-          <w:tblCellMar>
-            <w:top w:w="0" w:type="dxa"/>
-            <w:bottom w:w="0" w:type="dxa"/>
-          </w:tblCellMar>
-        </w:tblPrEx>
         <w:trPr>
           <w:cantSplit/>
         </w:trPr>
@@ -5664,12 +4885,6 @@
         </w:tc>
       </w:tr>
       <w:tr>
-        <w:tblPrEx>
-          <w:tblCellMar>
-            <w:top w:w="0" w:type="dxa"/>
-            <w:bottom w:w="0" w:type="dxa"/>
-          </w:tblCellMar>
-        </w:tblPrEx>
         <w:trPr>
           <w:cantSplit/>
         </w:trPr>
@@ -5755,12 +4970,6 @@
         </w:tc>
       </w:tr>
       <w:tr>
-        <w:tblPrEx>
-          <w:tblCellMar>
-            <w:top w:w="0" w:type="dxa"/>
-            <w:bottom w:w="0" w:type="dxa"/>
-          </w:tblCellMar>
-        </w:tblPrEx>
         <w:trPr>
           <w:cantSplit/>
         </w:trPr>
@@ -5882,12 +5091,6 @@
         <w:gridCol w:w="9360"/>
       </w:tblGrid>
       <w:tr>
-        <w:tblPrEx>
-          <w:tblCellMar>
-            <w:top w:w="0" w:type="dxa"/>
-            <w:bottom w:w="0" w:type="dxa"/>
-          </w:tblCellMar>
-        </w:tblPrEx>
         <w:tc>
           <w:tcPr>
             <w:tcW w:w="9360" w:type="dxa"/>
@@ -5945,7 +5148,6 @@
         <w:pStyle w:val="Heading2"/>
         <w:spacing w:before="280" w:after="120"/>
       </w:pPr>
-      <w:bookmarkStart w:id="11" w:name="_Toc240555512"/>
       <w:r>
         <w:rPr>
           <w:b/>
@@ -5957,7 +5159,6 @@
         <w:lastRenderedPageBreak/>
         <w:t>5.1 How the Document Set Fits Together</w:t>
       </w:r>
-      <w:bookmarkEnd w:id="11"/>
     </w:p>
     <w:p>
       <w:pPr>
@@ -5990,12 +5191,6 @@
         <w:gridCol w:w="5242"/>
       </w:tblGrid>
       <w:tr>
-        <w:tblPrEx>
-          <w:tblCellMar>
-            <w:top w:w="0" w:type="dxa"/>
-            <w:bottom w:w="0" w:type="dxa"/>
-          </w:tblCellMar>
-        </w:tblPrEx>
         <w:trPr>
           <w:tblHeader/>
         </w:trPr>
@@ -6070,12 +5265,6 @@
         </w:tc>
       </w:tr>
       <w:tr>
-        <w:tblPrEx>
-          <w:tblCellMar>
-            <w:top w:w="0" w:type="dxa"/>
-            <w:bottom w:w="0" w:type="dxa"/>
-          </w:tblCellMar>
-        </w:tblPrEx>
         <w:trPr>
           <w:cantSplit/>
         </w:trPr>
@@ -6141,12 +5330,6 @@
         </w:tc>
       </w:tr>
       <w:tr>
-        <w:tblPrEx>
-          <w:tblCellMar>
-            <w:top w:w="0" w:type="dxa"/>
-            <w:bottom w:w="0" w:type="dxa"/>
-          </w:tblCellMar>
-        </w:tblPrEx>
         <w:trPr>
           <w:cantSplit/>
         </w:trPr>
@@ -6212,12 +5395,6 @@
         </w:tc>
       </w:tr>
       <w:tr>
-        <w:tblPrEx>
-          <w:tblCellMar>
-            <w:top w:w="0" w:type="dxa"/>
-            <w:bottom w:w="0" w:type="dxa"/>
-          </w:tblCellMar>
-        </w:tblPrEx>
         <w:trPr>
           <w:cantSplit/>
         </w:trPr>
@@ -6283,12 +5460,6 @@
         </w:tc>
       </w:tr>
       <w:tr>
-        <w:tblPrEx>
-          <w:tblCellMar>
-            <w:top w:w="0" w:type="dxa"/>
-            <w:bottom w:w="0" w:type="dxa"/>
-          </w:tblCellMar>
-        </w:tblPrEx>
         <w:trPr>
           <w:cantSplit/>
         </w:trPr>
@@ -6354,12 +5525,6 @@
         </w:tc>
       </w:tr>
       <w:tr>
-        <w:tblPrEx>
-          <w:tblCellMar>
-            <w:top w:w="0" w:type="dxa"/>
-            <w:bottom w:w="0" w:type="dxa"/>
-          </w:tblCellMar>
-        </w:tblPrEx>
         <w:trPr>
           <w:cantSplit/>
         </w:trPr>
@@ -6425,12 +5590,6 @@
         </w:tc>
       </w:tr>
       <w:tr>
-        <w:tblPrEx>
-          <w:tblCellMar>
-            <w:top w:w="0" w:type="dxa"/>
-            <w:bottom w:w="0" w:type="dxa"/>
-          </w:tblCellMar>
-        </w:tblPrEx>
         <w:trPr>
           <w:cantSplit/>
         </w:trPr>
@@ -6516,7 +5675,6 @@
         <w:pStyle w:val="Heading1"/>
         <w:spacing w:before="360" w:after="160"/>
       </w:pPr>
-      <w:bookmarkStart w:id="12" w:name="_Toc240555513"/>
       <w:r>
         <w:rPr>
           <w:b/>
@@ -6527,14 +5685,21 @@
         </w:rPr>
         <w:t>6. Report Design</w:t>
       </w:r>
-      <w:bookmarkEnd w:id="12"/>
     </w:p>
     <w:p>
       <w:pPr>
         <w:spacing w:after="120" w:line="276" w:lineRule="auto"/>
       </w:pPr>
       <w:r>
-        <w:t>Canvas 1280 × 720 (16:9). Every page shares a header band carrying the report title, the synced date slicer, and page-navigation buttons. Colour is set by a report theme rather than visual by visual — navy #1F3864 primary, blue #2E74B5 secondary, teal #1B9E8F for real and deflated series, amber #C8860A for markers and thresholds, red #C0392B and green #1E7B34 for conditional extremes, light-gray canvas #FAFAFA.</w:t>
+        <w:t xml:space="preserve">Canvas 1280 × 720 (16:9). Every page shares a header band carrying the report title, the synced date slicer, and page-navigation buttons. </w:t>
+      </w:r>
+      <w:proofErr w:type="spellStart"/>
+      <w:r>
+        <w:t>Colour</w:t>
+      </w:r>
+      <w:proofErr w:type="spellEnd"/>
+      <w:r>
+        <w:t xml:space="preserve"> is set by a report theme rather than visual by visual — navy #1F3864 primary, blue #2E74B5 secondary, teal #1B9E8F for real and deflated series, amber #C8860A for markers and thresholds, red #C0392B and green #1E7B34 for conditional extremes, light-gray canvas #FAFAFA.</w:t>
       </w:r>
     </w:p>
     <w:p>
@@ -6568,12 +5733,6 @@
         <w:gridCol w:w="3557"/>
       </w:tblGrid>
       <w:tr>
-        <w:tblPrEx>
-          <w:tblCellMar>
-            <w:top w:w="0" w:type="dxa"/>
-            <w:bottom w:w="0" w:type="dxa"/>
-          </w:tblCellMar>
-        </w:tblPrEx>
         <w:trPr>
           <w:tblHeader/>
         </w:trPr>
@@ -6648,12 +5807,6 @@
         </w:tc>
       </w:tr>
       <w:tr>
-        <w:tblPrEx>
-          <w:tblCellMar>
-            <w:top w:w="0" w:type="dxa"/>
-            <w:bottom w:w="0" w:type="dxa"/>
-          </w:tblCellMar>
-        </w:tblPrEx>
         <w:trPr>
           <w:cantSplit/>
         </w:trPr>
@@ -6719,12 +5872,6 @@
         </w:tc>
       </w:tr>
       <w:tr>
-        <w:tblPrEx>
-          <w:tblCellMar>
-            <w:top w:w="0" w:type="dxa"/>
-            <w:bottom w:w="0" w:type="dxa"/>
-          </w:tblCellMar>
-        </w:tblPrEx>
         <w:trPr>
           <w:cantSplit/>
         </w:trPr>
@@ -6791,12 +5938,6 @@
         </w:tc>
       </w:tr>
       <w:tr>
-        <w:tblPrEx>
-          <w:tblCellMar>
-            <w:top w:w="0" w:type="dxa"/>
-            <w:bottom w:w="0" w:type="dxa"/>
-          </w:tblCellMar>
-        </w:tblPrEx>
         <w:trPr>
           <w:cantSplit/>
         </w:trPr>
@@ -6894,7 +6035,6 @@
         <w:pStyle w:val="Heading2"/>
         <w:spacing w:before="280" w:after="120"/>
       </w:pPr>
-      <w:bookmarkStart w:id="13" w:name="_Toc240555514"/>
       <w:r>
         <w:rPr>
           <w:b/>
@@ -6905,7 +6045,6 @@
         </w:rPr>
         <w:t>6.1 Power BI Buildability Rules</w:t>
       </w:r>
-      <w:bookmarkEnd w:id="13"/>
     </w:p>
     <w:p>
       <w:pPr>
@@ -6937,12 +6076,6 @@
         <w:gridCol w:w="6926"/>
       </w:tblGrid>
       <w:tr>
-        <w:tblPrEx>
-          <w:tblCellMar>
-            <w:top w:w="0" w:type="dxa"/>
-            <w:bottom w:w="0" w:type="dxa"/>
-          </w:tblCellMar>
-        </w:tblPrEx>
         <w:trPr>
           <w:tblHeader/>
         </w:trPr>
@@ -6994,12 +6127,6 @@
         </w:tc>
       </w:tr>
       <w:tr>
-        <w:tblPrEx>
-          <w:tblCellMar>
-            <w:top w:w="0" w:type="dxa"/>
-            <w:bottom w:w="0" w:type="dxa"/>
-          </w:tblCellMar>
-        </w:tblPrEx>
         <w:trPr>
           <w:cantSplit/>
         </w:trPr>
@@ -7045,12 +6172,6 @@
         </w:tc>
       </w:tr>
       <w:tr>
-        <w:tblPrEx>
-          <w:tblCellMar>
-            <w:top w:w="0" w:type="dxa"/>
-            <w:bottom w:w="0" w:type="dxa"/>
-          </w:tblCellMar>
-        </w:tblPrEx>
         <w:trPr>
           <w:cantSplit/>
         </w:trPr>
@@ -7090,18 +6211,53 @@
                 <w:sz w:val="19"/>
                 <w:szCs w:val="19"/>
               </w:rPr>
-              <w:t>A line chart with a text X axis such as MonthYear offers no X-axis constant line. Every visual that marks March 2020 (specs 3.9 to 3.12, and 6.7) sets the X axis to DimDate[Date] on Continuous, which makes the Analytics-pane X-Axis Constant Line available.</w:t>
+              <w:t xml:space="preserve">A line chart with a text X axis such as </w:t>
+            </w:r>
+            <w:proofErr w:type="spellStart"/>
+            <w:r>
+              <w:rPr>
+                <w:sz w:val="19"/>
+                <w:szCs w:val="19"/>
+              </w:rPr>
+              <w:t>MonthYear</w:t>
+            </w:r>
+            <w:proofErr w:type="spellEnd"/>
+            <w:r>
+              <w:rPr>
+                <w:sz w:val="19"/>
+                <w:szCs w:val="19"/>
+              </w:rPr>
+              <w:t xml:space="preserve"> offers no X-axis constant line. Every visual that marks March 2020 (specs 3.9 to 3.12, and 6.7) sets the X axis to </w:t>
+            </w:r>
+            <w:proofErr w:type="spellStart"/>
+            <w:proofErr w:type="gramStart"/>
+            <w:r>
+              <w:rPr>
+                <w:sz w:val="19"/>
+                <w:szCs w:val="19"/>
+              </w:rPr>
+              <w:t>DimDate</w:t>
+            </w:r>
+            <w:proofErr w:type="spellEnd"/>
+            <w:r>
+              <w:rPr>
+                <w:sz w:val="19"/>
+                <w:szCs w:val="19"/>
+              </w:rPr>
+              <w:t>[</w:t>
+            </w:r>
+            <w:proofErr w:type="gramEnd"/>
+            <w:r>
+              <w:rPr>
+                <w:sz w:val="19"/>
+                <w:szCs w:val="19"/>
+              </w:rPr>
+              <w:t>Date] on Continuous, which makes the Analytics-pane X-Axis Constant Line available.</w:t>
             </w:r>
           </w:p>
         </w:tc>
       </w:tr>
       <w:tr>
-        <w:tblPrEx>
-          <w:tblCellMar>
-            <w:top w:w="0" w:type="dxa"/>
-            <w:bottom w:w="0" w:type="dxa"/>
-          </w:tblCellMar>
-        </w:tblPrEx>
         <w:trPr>
           <w:cantSplit/>
         </w:trPr>
@@ -7141,7 +6297,73 @@
                 <w:sz w:val="19"/>
                 <w:szCs w:val="19"/>
               </w:rPr>
-              <w:t>Spec 8.5 is built by creating a bin group on DimItem[MonthsActive] (right-click the field, New group, Bin, size 3) and plotting Count of ItemKey against the resulting bin on a clustered column chart.</w:t>
+              <w:t xml:space="preserve">Spec 8.5 is built by creating a bin group on </w:t>
+            </w:r>
+            <w:proofErr w:type="spellStart"/>
+            <w:proofErr w:type="gramStart"/>
+            <w:r>
+              <w:rPr>
+                <w:sz w:val="19"/>
+                <w:szCs w:val="19"/>
+              </w:rPr>
+              <w:t>DimItem</w:t>
+            </w:r>
+            <w:proofErr w:type="spellEnd"/>
+            <w:r>
+              <w:rPr>
+                <w:sz w:val="19"/>
+                <w:szCs w:val="19"/>
+              </w:rPr>
+              <w:t>[</w:t>
+            </w:r>
+            <w:proofErr w:type="spellStart"/>
+            <w:proofErr w:type="gramEnd"/>
+            <w:r>
+              <w:rPr>
+                <w:sz w:val="19"/>
+                <w:szCs w:val="19"/>
+              </w:rPr>
+              <w:t>MonthsActive</w:t>
+            </w:r>
+            <w:proofErr w:type="spellEnd"/>
+            <w:r>
+              <w:rPr>
+                <w:sz w:val="19"/>
+                <w:szCs w:val="19"/>
+              </w:rPr>
+              <w:t xml:space="preserve">] (right-click the field, </w:t>
+            </w:r>
+            <w:proofErr w:type="gramStart"/>
+            <w:r>
+              <w:rPr>
+                <w:sz w:val="19"/>
+                <w:szCs w:val="19"/>
+              </w:rPr>
+              <w:t>New</w:t>
+            </w:r>
+            <w:proofErr w:type="gramEnd"/>
+            <w:r>
+              <w:rPr>
+                <w:sz w:val="19"/>
+                <w:szCs w:val="19"/>
+              </w:rPr>
+              <w:t xml:space="preserve"> group, Bin, size 3) and plotting Count of </w:t>
+            </w:r>
+            <w:proofErr w:type="spellStart"/>
+            <w:r>
+              <w:rPr>
+                <w:sz w:val="19"/>
+                <w:szCs w:val="19"/>
+              </w:rPr>
+              <w:t>ItemKey</w:t>
+            </w:r>
+            <w:proofErr w:type="spellEnd"/>
+            <w:r>
+              <w:rPr>
+                <w:sz w:val="19"/>
+                <w:szCs w:val="19"/>
+              </w:rPr>
+              <w:t xml:space="preserve"> against the resulting bin on a clustered column chart.</w:t>
             </w:r>
           </w:p>
         </w:tc>
@@ -7167,7 +6389,23 @@
         <w:spacing w:after="120" w:line="276" w:lineRule="auto"/>
       </w:pPr>
       <w:r>
-        <w:t>Beyond these three, the design uses only cards with sparklines, line, clustered bar, clustered and stacked column, stacked area, line-and-clustered-column combination, scatter with Analytics-pane trend and quadrant lines, matrix with conditional formatting, table, numeric range slicer, and small multiples on column and line charts. Reference lines, Top N visual filters, drillthrough, bookmarks, sync slicers and tooltip pages are all native behaviour.</w:t>
+        <w:t xml:space="preserve">Beyond these three, the design uses only cards with sparklines, line, clustered bar, clustered and stacked column, stacked area, line-and-clustered-column combination, scatter with Analytics-pane trend and quadrant lines, matrix with conditional formatting, table, numeric range slicer, and small multiples on column and line charts. Reference lines, Top N visual filters, </w:t>
+      </w:r>
+      <w:proofErr w:type="spellStart"/>
+      <w:r>
+        <w:t>drillthrough</w:t>
+      </w:r>
+      <w:proofErr w:type="spellEnd"/>
+      <w:r>
+        <w:t xml:space="preserve">, bookmarks, sync slicers and tooltip pages are all native </w:t>
+      </w:r>
+      <w:proofErr w:type="spellStart"/>
+      <w:r>
+        <w:t>behaviour</w:t>
+      </w:r>
+      <w:proofErr w:type="spellEnd"/>
+      <w:r>
+        <w:t>.</w:t>
       </w:r>
     </w:p>
     <w:p>
@@ -7175,7 +6413,6 @@
         <w:pStyle w:val="Heading2"/>
         <w:spacing w:before="280" w:after="120"/>
       </w:pPr>
-      <w:bookmarkStart w:id="14" w:name="_Toc240555515"/>
       <w:r>
         <w:rPr>
           <w:b/>
@@ -7186,7 +6423,6 @@
         </w:rPr>
         <w:t>6.2 Page Inventory</w:t>
       </w:r>
-      <w:bookmarkEnd w:id="14"/>
     </w:p>
     <w:p>
       <w:pPr>
@@ -7222,12 +6458,6 @@
         <w:gridCol w:w="1030"/>
       </w:tblGrid>
       <w:tr>
-        <w:tblPrEx>
-          <w:tblCellMar>
-            <w:top w:w="0" w:type="dxa"/>
-            <w:bottom w:w="0" w:type="dxa"/>
-          </w:tblCellMar>
-        </w:tblPrEx>
         <w:trPr>
           <w:tblHeader/>
         </w:trPr>
@@ -7371,12 +6601,6 @@
         </w:tc>
       </w:tr>
       <w:tr>
-        <w:tblPrEx>
-          <w:tblCellMar>
-            <w:top w:w="0" w:type="dxa"/>
-            <w:bottom w:w="0" w:type="dxa"/>
-          </w:tblCellMar>
-        </w:tblPrEx>
         <w:trPr>
           <w:cantSplit/>
         </w:trPr>
@@ -7502,12 +6726,6 @@
         </w:tc>
       </w:tr>
       <w:tr>
-        <w:tblPrEx>
-          <w:tblCellMar>
-            <w:top w:w="0" w:type="dxa"/>
-            <w:bottom w:w="0" w:type="dxa"/>
-          </w:tblCellMar>
-        </w:tblPrEx>
         <w:trPr>
           <w:cantSplit/>
         </w:trPr>
@@ -7633,12 +6851,6 @@
         </w:tc>
       </w:tr>
       <w:tr>
-        <w:tblPrEx>
-          <w:tblCellMar>
-            <w:top w:w="0" w:type="dxa"/>
-            <w:bottom w:w="0" w:type="dxa"/>
-          </w:tblCellMar>
-        </w:tblPrEx>
         <w:trPr>
           <w:cantSplit/>
         </w:trPr>
@@ -7765,12 +6977,6 @@
         </w:tc>
       </w:tr>
       <w:tr>
-        <w:tblPrEx>
-          <w:tblCellMar>
-            <w:top w:w="0" w:type="dxa"/>
-            <w:bottom w:w="0" w:type="dxa"/>
-          </w:tblCellMar>
-        </w:tblPrEx>
         <w:trPr>
           <w:cantSplit/>
         </w:trPr>
@@ -7896,12 +7102,6 @@
         </w:tc>
       </w:tr>
       <w:tr>
-        <w:tblPrEx>
-          <w:tblCellMar>
-            <w:top w:w="0" w:type="dxa"/>
-            <w:bottom w:w="0" w:type="dxa"/>
-          </w:tblCellMar>
-        </w:tblPrEx>
         <w:trPr>
           <w:cantSplit/>
         </w:trPr>
@@ -8027,12 +7227,6 @@
         </w:tc>
       </w:tr>
       <w:tr>
-        <w:tblPrEx>
-          <w:tblCellMar>
-            <w:top w:w="0" w:type="dxa"/>
-            <w:bottom w:w="0" w:type="dxa"/>
-          </w:tblCellMar>
-        </w:tblPrEx>
         <w:trPr>
           <w:cantSplit/>
         </w:trPr>
@@ -8158,12 +7352,6 @@
         </w:tc>
       </w:tr>
       <w:tr>
-        <w:tblPrEx>
-          <w:tblCellMar>
-            <w:top w:w="0" w:type="dxa"/>
-            <w:bottom w:w="0" w:type="dxa"/>
-          </w:tblCellMar>
-        </w:tblPrEx>
         <w:trPr>
           <w:cantSplit/>
         </w:trPr>
@@ -8289,12 +7477,6 @@
         </w:tc>
       </w:tr>
       <w:tr>
-        <w:tblPrEx>
-          <w:tblCellMar>
-            <w:top w:w="0" w:type="dxa"/>
-            <w:bottom w:w="0" w:type="dxa"/>
-          </w:tblCellMar>
-        </w:tblPrEx>
         <w:trPr>
           <w:cantSplit/>
         </w:trPr>
@@ -8374,7 +7556,23 @@
                 <w:sz w:val="19"/>
                 <w:szCs w:val="19"/>
               </w:rPr>
-              <w:t>What share of new items survive, and is that improving?</w:t>
+              <w:t xml:space="preserve">What share of new items </w:t>
+            </w:r>
+            <w:proofErr w:type="gramStart"/>
+            <w:r>
+              <w:rPr>
+                <w:sz w:val="19"/>
+                <w:szCs w:val="19"/>
+              </w:rPr>
+              <w:t>survive</w:t>
+            </w:r>
+            <w:proofErr w:type="gramEnd"/>
+            <w:r>
+              <w:rPr>
+                <w:sz w:val="19"/>
+                <w:szCs w:val="19"/>
+              </w:rPr>
+              <w:t>, and is that improving?</w:t>
             </w:r>
           </w:p>
         </w:tc>
@@ -8420,12 +7618,6 @@
         </w:tc>
       </w:tr>
       <w:tr>
-        <w:tblPrEx>
-          <w:tblCellMar>
-            <w:top w:w="0" w:type="dxa"/>
-            <w:bottom w:w="0" w:type="dxa"/>
-          </w:tblCellMar>
-        </w:tblPrEx>
         <w:trPr>
           <w:cantSplit/>
         </w:trPr>
@@ -8551,12 +7743,6 @@
         </w:tc>
       </w:tr>
       <w:tr>
-        <w:tblPrEx>
-          <w:tblCellMar>
-            <w:top w:w="0" w:type="dxa"/>
-            <w:bottom w:w="0" w:type="dxa"/>
-          </w:tblCellMar>
-        </w:tblPrEx>
         <w:trPr>
           <w:cantSplit/>
         </w:trPr>
@@ -8729,7 +7915,6 @@
         <w:pStyle w:val="Heading1"/>
         <w:spacing w:before="360" w:after="160"/>
       </w:pPr>
-      <w:bookmarkStart w:id="15" w:name="_Toc240555516"/>
       <w:r>
         <w:rPr>
           <w:b/>
@@ -8740,7 +7925,6 @@
         </w:rPr>
         <w:t>7. Build Sequence</w:t>
       </w:r>
-      <w:bookmarkEnd w:id="15"/>
     </w:p>
     <w:tbl>
       <w:tblPr>
@@ -8765,12 +7949,6 @@
         <w:gridCol w:w="6272"/>
       </w:tblGrid>
       <w:tr>
-        <w:tblPrEx>
-          <w:tblCellMar>
-            <w:top w:w="0" w:type="dxa"/>
-            <w:bottom w:w="0" w:type="dxa"/>
-          </w:tblCellMar>
-        </w:tblPrEx>
         <w:trPr>
           <w:tblHeader/>
         </w:trPr>
@@ -8845,12 +8023,6 @@
         </w:tc>
       </w:tr>
       <w:tr>
-        <w:tblPrEx>
-          <w:tblCellMar>
-            <w:top w:w="0" w:type="dxa"/>
-            <w:bottom w:w="0" w:type="dxa"/>
-          </w:tblCellMar>
-        </w:tblPrEx>
         <w:trPr>
           <w:cantSplit/>
         </w:trPr>
@@ -8910,18 +8082,37 @@
                 <w:sz w:val="19"/>
                 <w:szCs w:val="19"/>
               </w:rPr>
-              <w:t>Create the GitHub repository, add the .gitignore, create the folder skeleton, then clone to X:\retail-sector-health. Everything in every block below is saved inside that clone. Document 00 §4 and §5.</w:t>
+              <w:t xml:space="preserve">Create the GitHub repository, add </w:t>
+            </w:r>
+            <w:proofErr w:type="gramStart"/>
+            <w:r>
+              <w:rPr>
+                <w:sz w:val="19"/>
+                <w:szCs w:val="19"/>
+              </w:rPr>
+              <w:t>the .</w:t>
+            </w:r>
+            <w:proofErr w:type="spellStart"/>
+            <w:r>
+              <w:rPr>
+                <w:sz w:val="19"/>
+                <w:szCs w:val="19"/>
+              </w:rPr>
+              <w:t>gitignore</w:t>
+            </w:r>
+            <w:proofErr w:type="spellEnd"/>
+            <w:proofErr w:type="gramEnd"/>
+            <w:r>
+              <w:rPr>
+                <w:sz w:val="19"/>
+                <w:szCs w:val="19"/>
+              </w:rPr>
+              <w:t>, create the folder skeleton, then clone to X:\retail-sector-health. Everything in every block below is saved inside that clone. Document 00 §4 and §5.</w:t>
             </w:r>
           </w:p>
         </w:tc>
       </w:tr>
       <w:tr>
-        <w:tblPrEx>
-          <w:tblCellMar>
-            <w:top w:w="0" w:type="dxa"/>
-            <w:bottom w:w="0" w:type="dxa"/>
-          </w:tblCellMar>
-        </w:tblPrEx>
         <w:trPr>
           <w:cantSplit/>
         </w:trPr>
@@ -8981,18 +8172,28 @@
                 <w:sz w:val="19"/>
                 <w:szCs w:val="19"/>
               </w:rPr>
-              <w:t>Extract the county CSV; staging table; profiling queries; dimensions; fact table and load procedure; item lifecycle columns; columnstore index; presentation views</w:t>
+              <w:t xml:space="preserve">Extract the county CSV; staging table; profiling queries; dimensions; fact table and load procedure; item lifecycle columns; </w:t>
+            </w:r>
+            <w:proofErr w:type="spellStart"/>
+            <w:r>
+              <w:rPr>
+                <w:sz w:val="19"/>
+                <w:szCs w:val="19"/>
+              </w:rPr>
+              <w:t>columnstore</w:t>
+            </w:r>
+            <w:proofErr w:type="spellEnd"/>
+            <w:r>
+              <w:rPr>
+                <w:sz w:val="19"/>
+                <w:szCs w:val="19"/>
+              </w:rPr>
+              <w:t xml:space="preserve"> index; presentation views</w:t>
             </w:r>
           </w:p>
         </w:tc>
       </w:tr>
       <w:tr>
-        <w:tblPrEx>
-          <w:tblCellMar>
-            <w:top w:w="0" w:type="dxa"/>
-            <w:bottom w:w="0" w:type="dxa"/>
-          </w:tblCellMar>
-        </w:tblPrEx>
         <w:trPr>
           <w:cantSplit/>
         </w:trPr>
@@ -9052,18 +8253,28 @@
                 <w:sz w:val="19"/>
                 <w:szCs w:val="19"/>
               </w:rPr>
-              <w:t>Census and FRED queries with parameters; Excel reference queries; relationships; monthly DimDate marked as date table; hide foreign keys; set formats</w:t>
+              <w:t xml:space="preserve">Census and FRED queries with parameters; Excel reference queries; relationships; monthly </w:t>
+            </w:r>
+            <w:proofErr w:type="spellStart"/>
+            <w:r>
+              <w:rPr>
+                <w:sz w:val="19"/>
+                <w:szCs w:val="19"/>
+              </w:rPr>
+              <w:t>DimDate</w:t>
+            </w:r>
+            <w:proofErr w:type="spellEnd"/>
+            <w:r>
+              <w:rPr>
+                <w:sz w:val="19"/>
+                <w:szCs w:val="19"/>
+              </w:rPr>
+              <w:t xml:space="preserve"> marked as date table; hide foreign keys; set formats</w:t>
             </w:r>
           </w:p>
         </w:tc>
       </w:tr>
       <w:tr>
-        <w:tblPrEx>
-          <w:tblCellMar>
-            <w:top w:w="0" w:type="dxa"/>
-            <w:bottom w:w="0" w:type="dxa"/>
-          </w:tblCellMar>
-        </w:tblPrEx>
         <w:trPr>
           <w:cantSplit/>
         </w:trPr>
@@ -9129,12 +8340,6 @@
         </w:tc>
       </w:tr>
       <w:tr>
-        <w:tblPrEx>
-          <w:tblCellMar>
-            <w:top w:w="0" w:type="dxa"/>
-            <w:bottom w:w="0" w:type="dxa"/>
-          </w:tblCellMar>
-        </w:tblPrEx>
         <w:trPr>
           <w:cantSplit/>
         </w:trPr>
@@ -9194,18 +8399,28 @@
                 <w:sz w:val="19"/>
                 <w:szCs w:val="19"/>
               </w:rPr>
-              <w:t>Publish RetailEconomics_Model.pbix; install personal gateway; configure credentials and refresh schedule; confirm all four sources refresh</w:t>
+              <w:t xml:space="preserve">Publish </w:t>
+            </w:r>
+            <w:proofErr w:type="spellStart"/>
+            <w:r>
+              <w:rPr>
+                <w:sz w:val="19"/>
+                <w:szCs w:val="19"/>
+              </w:rPr>
+              <w:t>RetailEconomics_Model.pbix</w:t>
+            </w:r>
+            <w:proofErr w:type="spellEnd"/>
+            <w:r>
+              <w:rPr>
+                <w:sz w:val="19"/>
+                <w:szCs w:val="19"/>
+              </w:rPr>
+              <w:t>; install personal gateway; configure credentials and refresh schedule; confirm all four sources refresh</w:t>
             </w:r>
           </w:p>
         </w:tc>
       </w:tr>
       <w:tr>
-        <w:tblPrEx>
-          <w:tblCellMar>
-            <w:top w:w="0" w:type="dxa"/>
-            <w:bottom w:w="0" w:type="dxa"/>
-          </w:tblCellMar>
-        </w:tblPrEx>
         <w:trPr>
           <w:cantSplit/>
         </w:trPr>
@@ -9271,12 +8486,6 @@
         </w:tc>
       </w:tr>
       <w:tr>
-        <w:tblPrEx>
-          <w:tblCellMar>
-            <w:top w:w="0" w:type="dxa"/>
-            <w:bottom w:w="0" w:type="dxa"/>
-          </w:tblCellMar>
-        </w:tblPrEx>
         <w:trPr>
           <w:cantSplit/>
         </w:trPr>
@@ -9342,12 +8551,6 @@
         </w:tc>
       </w:tr>
       <w:tr>
-        <w:tblPrEx>
-          <w:tblCellMar>
-            <w:top w:w="0" w:type="dxa"/>
-            <w:bottom w:w="0" w:type="dxa"/>
-          </w:tblCellMar>
-        </w:tblPrEx>
         <w:trPr>
           <w:cantSplit/>
         </w:trPr>
@@ -9413,12 +8616,6 @@
         </w:tc>
       </w:tr>
       <w:tr>
-        <w:tblPrEx>
-          <w:tblCellMar>
-            <w:top w:w="0" w:type="dxa"/>
-            <w:bottom w:w="0" w:type="dxa"/>
-          </w:tblCellMar>
-        </w:tblPrEx>
         <w:trPr>
           <w:cantSplit/>
         </w:trPr>
@@ -9479,7 +8676,23 @@
                 <w:sz w:val="19"/>
                 <w:szCs w:val="19"/>
               </w:rPr>
-              <w:t>Sync slicers; reset bookmarks; drillthrough; tooltip pages; alt text and tab order; README; screenshots; validation results</w:t>
+              <w:t xml:space="preserve">Sync slicers; reset bookmarks; </w:t>
+            </w:r>
+            <w:proofErr w:type="spellStart"/>
+            <w:r>
+              <w:rPr>
+                <w:sz w:val="19"/>
+                <w:szCs w:val="19"/>
+              </w:rPr>
+              <w:t>drillthrough</w:t>
+            </w:r>
+            <w:proofErr w:type="spellEnd"/>
+            <w:r>
+              <w:rPr>
+                <w:sz w:val="19"/>
+                <w:szCs w:val="19"/>
+              </w:rPr>
+              <w:t>; tooltip pages; alt text and tab order; README; screenshots; validation results</w:t>
             </w:r>
           </w:p>
         </w:tc>
@@ -9515,7 +8728,6 @@
         <w:pStyle w:val="Heading1"/>
         <w:spacing w:before="360" w:after="160"/>
       </w:pPr>
-      <w:bookmarkStart w:id="16" w:name="_Toc240555517"/>
       <w:r>
         <w:rPr>
           <w:b/>
@@ -9526,14 +8738,12 @@
         </w:rPr>
         <w:t>8. Methodology and Limitations</w:t>
       </w:r>
-      <w:bookmarkEnd w:id="16"/>
     </w:p>
     <w:p>
       <w:pPr>
         <w:pStyle w:val="Heading2"/>
         <w:spacing w:before="280" w:after="120"/>
       </w:pPr>
-      <w:bookmarkStart w:id="17" w:name="_Toc240555518"/>
       <w:r>
         <w:rPr>
           <w:b/>
@@ -9544,7 +8754,6 @@
         </w:rPr>
         <w:t>8.1 The Cases-to-Dollars Reconciliation</w:t>
       </w:r>
-      <w:bookmarkEnd w:id="17"/>
     </w:p>
     <w:p>
       <w:pPr>
@@ -9598,7 +8807,6 @@
         <w:pStyle w:val="Heading2"/>
         <w:spacing w:before="280" w:after="120"/>
       </w:pPr>
-      <w:bookmarkStart w:id="18" w:name="_Toc240555519"/>
       <w:r>
         <w:rPr>
           <w:b/>
@@ -9609,7 +8817,6 @@
         </w:rPr>
         <w:t>8.2 Limitations</w:t>
       </w:r>
-      <w:bookmarkEnd w:id="18"/>
     </w:p>
     <w:p>
       <w:pPr>
@@ -9687,7 +8894,15 @@
       </w:pPr>
       <w:r>
         <w:lastRenderedPageBreak/>
-        <w:t>The channel split reflects the county distribution channel, not consumer behaviour directly. Warehouse movement to licensees carries licensee inventory decisions, and a county policy change would appear as though it were a demand change. Spec 3.12 is the check that distinguishes the two.</w:t>
+        <w:t xml:space="preserve">The channel split reflects the county distribution channel, not consumer </w:t>
+      </w:r>
+      <w:proofErr w:type="spellStart"/>
+      <w:r>
+        <w:t>behaviour</w:t>
+      </w:r>
+      <w:proofErr w:type="spellEnd"/>
+      <w:r>
+        <w:t xml:space="preserve"> directly. Warehouse movement to licensees carries licensee inventory decisions, and a county policy change would appear as though it were a demand change. Spec 3.12 is the check that distinguishes the two.</w:t>
       </w:r>
     </w:p>
     <w:p>
@@ -9721,7 +8936,6 @@
         <w:pStyle w:val="Heading2"/>
         <w:spacing w:before="280" w:after="120"/>
       </w:pPr>
-      <w:bookmarkStart w:id="19" w:name="_Toc240555520"/>
       <w:r>
         <w:rPr>
           <w:b/>
@@ -9732,7 +8946,6 @@
         </w:rPr>
         <w:t>8.3 Future Enhancements</w:t>
       </w:r>
-      <w:bookmarkEnd w:id="19"/>
     </w:p>
     <w:p>
       <w:pPr>
@@ -9765,7 +8978,23 @@
         <w:spacing w:after="60" w:line="276" w:lineRule="auto"/>
       </w:pPr>
       <w:r>
-        <w:t>Incremental refresh with RangeStart and RangeEnd if the warehouse grows by an order of magnitude.</w:t>
+        <w:t xml:space="preserve">Incremental refresh with </w:t>
+      </w:r>
+      <w:proofErr w:type="spellStart"/>
+      <w:r>
+        <w:t>RangeStart</w:t>
+      </w:r>
+      <w:proofErr w:type="spellEnd"/>
+      <w:r>
+        <w:t xml:space="preserve"> and </w:t>
+      </w:r>
+      <w:proofErr w:type="spellStart"/>
+      <w:r>
+        <w:t>RangeEnd</w:t>
+      </w:r>
+      <w:proofErr w:type="spellEnd"/>
+      <w:r>
+        <w:t xml:space="preserve"> if the warehouse grows by an order of magnitude.</w:t>
       </w:r>
     </w:p>
     <w:p>
@@ -9812,7 +9041,6 @@
         <w:pStyle w:val="Heading1"/>
         <w:spacing w:before="360" w:after="160"/>
       </w:pPr>
-      <w:bookmarkStart w:id="20" w:name="_Toc240555521"/>
       <w:r>
         <w:rPr>
           <w:b/>
@@ -9823,7 +9051,6 @@
         </w:rPr>
         <w:t>9. Document Set and Numbering</w:t>
       </w:r>
-      <w:bookmarkEnd w:id="20"/>
     </w:p>
     <w:p>
       <w:pPr>
@@ -9857,12 +9084,6 @@
         <w:gridCol w:w="2621"/>
       </w:tblGrid>
       <w:tr>
-        <w:tblPrEx>
-          <w:tblCellMar>
-            <w:top w:w="0" w:type="dxa"/>
-            <w:bottom w:w="0" w:type="dxa"/>
-          </w:tblCellMar>
-        </w:tblPrEx>
         <w:trPr>
           <w:tblHeader/>
         </w:trPr>
@@ -9960,12 +9181,6 @@
         </w:tc>
       </w:tr>
       <w:tr>
-        <w:tblPrEx>
-          <w:tblCellMar>
-            <w:top w:w="0" w:type="dxa"/>
-            <w:bottom w:w="0" w:type="dxa"/>
-          </w:tblCellMar>
-        </w:tblPrEx>
         <w:trPr>
           <w:cantSplit/>
         </w:trPr>
@@ -10051,12 +9266,6 @@
         </w:tc>
       </w:tr>
       <w:tr>
-        <w:tblPrEx>
-          <w:tblCellMar>
-            <w:top w:w="0" w:type="dxa"/>
-            <w:bottom w:w="0" w:type="dxa"/>
-          </w:tblCellMar>
-        </w:tblPrEx>
         <w:trPr>
           <w:cantSplit/>
         </w:trPr>
@@ -10142,12 +9351,6 @@
         </w:tc>
       </w:tr>
       <w:tr>
-        <w:tblPrEx>
-          <w:tblCellMar>
-            <w:top w:w="0" w:type="dxa"/>
-            <w:bottom w:w="0" w:type="dxa"/>
-          </w:tblCellMar>
-        </w:tblPrEx>
         <w:trPr>
           <w:cantSplit/>
         </w:trPr>
@@ -10234,12 +9437,6 @@
         </w:tc>
       </w:tr>
       <w:tr>
-        <w:tblPrEx>
-          <w:tblCellMar>
-            <w:top w:w="0" w:type="dxa"/>
-            <w:bottom w:w="0" w:type="dxa"/>
-          </w:tblCellMar>
-        </w:tblPrEx>
         <w:trPr>
           <w:cantSplit/>
         </w:trPr>
@@ -10325,12 +9522,6 @@
         </w:tc>
       </w:tr>
       <w:tr>
-        <w:tblPrEx>
-          <w:tblCellMar>
-            <w:top w:w="0" w:type="dxa"/>
-            <w:bottom w:w="0" w:type="dxa"/>
-          </w:tblCellMar>
-        </w:tblPrEx>
         <w:trPr>
           <w:cantSplit/>
         </w:trPr>
@@ -10416,12 +9607,6 @@
         </w:tc>
       </w:tr>
       <w:tr>
-        <w:tblPrEx>
-          <w:tblCellMar>
-            <w:top w:w="0" w:type="dxa"/>
-            <w:bottom w:w="0" w:type="dxa"/>
-          </w:tblCellMar>
-        </w:tblPrEx>
         <w:trPr>
           <w:cantSplit/>
         </w:trPr>
@@ -10507,12 +9692,6 @@
         </w:tc>
       </w:tr>
       <w:tr>
-        <w:tblPrEx>
-          <w:tblCellMar>
-            <w:top w:w="0" w:type="dxa"/>
-            <w:bottom w:w="0" w:type="dxa"/>
-          </w:tblCellMar>
-        </w:tblPrEx>
         <w:trPr>
           <w:cantSplit/>
         </w:trPr>
@@ -10598,12 +9777,6 @@
         </w:tc>
       </w:tr>
       <w:tr>
-        <w:tblPrEx>
-          <w:tblCellMar>
-            <w:top w:w="0" w:type="dxa"/>
-            <w:bottom w:w="0" w:type="dxa"/>
-          </w:tblCellMar>
-        </w:tblPrEx>
         <w:trPr>
           <w:cantSplit/>
         </w:trPr>
@@ -10689,12 +9862,6 @@
         </w:tc>
       </w:tr>
       <w:tr>
-        <w:tblPrEx>
-          <w:tblCellMar>
-            <w:top w:w="0" w:type="dxa"/>
-            <w:bottom w:w="0" w:type="dxa"/>
-          </w:tblCellMar>
-        </w:tblPrEx>
         <w:trPr>
           <w:cantSplit/>
         </w:trPr>
@@ -10780,12 +9947,6 @@
         </w:tc>
       </w:tr>
       <w:tr>
-        <w:tblPrEx>
-          <w:tblCellMar>
-            <w:top w:w="0" w:type="dxa"/>
-            <w:bottom w:w="0" w:type="dxa"/>
-          </w:tblCellMar>
-        </w:tblPrEx>
         <w:trPr>
           <w:cantSplit/>
         </w:trPr>
@@ -10891,7 +10052,6 @@
         <w:pStyle w:val="Heading1"/>
         <w:spacing w:before="360" w:after="160"/>
       </w:pPr>
-      <w:bookmarkStart w:id="21" w:name="_Toc240555522"/>
       <w:r>
         <w:rPr>
           <w:b/>
@@ -10902,7 +10062,6 @@
         </w:rPr>
         <w:t>10. Portfolio Packaging Checklist</w:t>
       </w:r>
-      <w:bookmarkEnd w:id="21"/>
     </w:p>
     <w:p>
       <w:pPr>
@@ -10914,7 +10073,28 @@
         <w:spacing w:after="60" w:line="276" w:lineRule="auto"/>
       </w:pPr>
       <w:r>
-        <w:t>Public GitHub repository with README, .gitignore, MIT licence and the folder skeleton — see document 00.</w:t>
+        <w:t>Public GitHub repository with README</w:t>
+      </w:r>
+      <w:proofErr w:type="gramStart"/>
+      <w:r>
+        <w:t>, .</w:t>
+      </w:r>
+      <w:proofErr w:type="spellStart"/>
+      <w:r>
+        <w:t>gitignore</w:t>
+      </w:r>
+      <w:proofErr w:type="spellEnd"/>
+      <w:proofErr w:type="gramEnd"/>
+      <w:r>
+        <w:t xml:space="preserve">, MIT </w:t>
+      </w:r>
+      <w:proofErr w:type="spellStart"/>
+      <w:r>
+        <w:t>licence</w:t>
+      </w:r>
+      <w:proofErr w:type="spellEnd"/>
+      <w:r>
+        <w:t xml:space="preserve"> and the folder skeleton — see document 00.</w:t>
       </w:r>
     </w:p>
     <w:p>
@@ -10927,7 +10107,23 @@
         <w:spacing w:after="60" w:line="276" w:lineRule="auto"/>
       </w:pPr>
       <w:r>
-        <w:t>docs/ holds the numbered set; pbip/ holds the diffable text form of the model and all three reports; pbix/ holds the four binaries at milestone.</w:t>
+        <w:t xml:space="preserve">docs/ holds the numbered set; </w:t>
+      </w:r>
+      <w:proofErr w:type="spellStart"/>
+      <w:r>
+        <w:t>pbip</w:t>
+      </w:r>
+      <w:proofErr w:type="spellEnd"/>
+      <w:r>
+        <w:t xml:space="preserve">/ holds the diffable text form of the model and all three reports; </w:t>
+      </w:r>
+      <w:proofErr w:type="spellStart"/>
+      <w:r>
+        <w:t>pbix</w:t>
+      </w:r>
+      <w:proofErr w:type="spellEnd"/>
+      <w:r>
+        <w:t>/ holds the four binaries at milestone.</w:t>
       </w:r>
     </w:p>
     <w:p>
@@ -11014,7 +10210,6 @@
         <w:pStyle w:val="Heading1"/>
         <w:spacing w:before="360" w:after="160"/>
       </w:pPr>
-      <w:bookmarkStart w:id="22" w:name="_Toc240555523"/>
       <w:r>
         <w:rPr>
           <w:b/>
@@ -11025,7 +10220,6 @@
         </w:rPr>
         <w:t>11. AI Assistance Disclosure</w:t>
       </w:r>
-      <w:bookmarkEnd w:id="22"/>
     </w:p>
     <w:p>
       <w:pPr>
@@ -11056,10 +10250,10 @@
 <file path=word/numbering.xml><?xml version="1.0" encoding="utf-8"?>
 <w:numbering xmlns:wpc="http://schemas.microsoft.com/office/word/2010/wordprocessingCanvas" xmlns:cx="http://schemas.microsoft.com/office/drawing/2014/chartex" xmlns:cx1="http://schemas.microsoft.com/office/drawing/2015/9/8/chartex" xmlns:cx2="http://schemas.microsoft.com/office/drawing/2015/10/21/chartex" xmlns:cx3="http://schemas.microsoft.com/office/drawing/2016/5/9/chartex" xmlns:cx4="http://schemas.microsoft.com/office/drawing/2016/5/10/chartex" xmlns:cx5="http://schemas.microsoft.com/office/drawing/2016/5/11/chartex" xmlns:cx6="http://schemas.microsoft.com/office/drawing/2016/5/12/chartex" xmlns:cx7="http://schemas.microsoft.com/office/drawing/2016/5/13/chartex" xmlns:cx8="http://schemas.microsoft.com/office/drawing/2016/5/14/chartex" xmlns:mc="http://schemas.openxmlformats.org/markup-compatibility/2006" xmlns:aink="http://schemas.microsoft.com/office/drawing/2016/ink" xmlns:am3d="http://schemas.microsoft.com/office/drawing/2017/model3d" xmlns:o="urn:schemas-microsoft-com:office:office" xmlns:oel="http://schemas.microsoft.com/office/2019/extlst" xmlns:r="http://schemas.openxmlformats.org/officeDocument/2006/relationships" xmlns:m="http://schemas.openxmlformats.org/officeDocument/2006/math" xmlns:v="urn:schemas-microsoft-com:vml" xmlns:wp14="http://schemas.microsoft.com/office/word/2010/wordprocessingDrawing" xmlns:wp="http://schemas.openxmlformats.org/drawingml/2006/wordprocessingDrawing" xmlns:w10="urn:schemas-microsoft-com:office:word" xmlns:w="http://schemas.openxmlformats.org/wordprocessingml/2006/main" xmlns:w14="http://schemas.microsoft.com/office/word/2010/wordml" xmlns:w15="http://schemas.microsoft.com/office/word/2012/wordml" xmlns:w16cex="http://schemas.microsoft.com/office/word/2018/wordml/cex" xmlns:w16cid="http://schemas.microsoft.com/office/word/2016/wordml/cid" xmlns:w16="http://schemas.microsoft.com/office/word/2018/wordml" xmlns:w16du="http://schemas.microsoft.com/office/word/2023/wordml/word16du" xmlns:w16sdtdh="http://schemas.microsoft.com/office/word/2020/wordml/sdtdatahash" xmlns:w16sdtfl="http://schemas.microsoft.com/office/word/2024/wordml/sdtformatlock" xmlns:w16se="http://schemas.microsoft.com/office/word/2015/wordml/symex" xmlns:wpg="http://schemas.microsoft.com/office/word/2010/wordprocessingGroup" xmlns:wpi="http://schemas.microsoft.com/office/word/2010/wordprocessingInk" xmlns:wne="http://schemas.microsoft.com/office/word/2006/wordml" xmlns:wps="http://schemas.microsoft.com/office/word/2010/wordprocessingShape" mc:Ignorable="w14 w15 w16se w16cid w16 w16cex w16sdtdh w16sdtfl w16du wp14">
   <w:abstractNum w:abstractNumId="0" w15:restartNumberingAfterBreak="0">
-    <w:nsid w:val="23CF0313"/>
+    <w:nsid w:val="076A1C56"/>
     <w:multiLevelType w:val="hybridMultilevel"/>
-    <w:tmpl w:val="B9848CDA"/>
-    <w:lvl w:ilvl="0" w:tplc="279CF22E">
+    <w:tmpl w:val="824E5998"/>
+    <w:lvl w:ilvl="0" w:tplc="8FE02B5A">
       <w:start w:val="1"/>
       <w:numFmt w:val="bullet"/>
       <w:lvlText w:val="●"/>
@@ -11068,7 +10262,7 @@
         <w:ind w:left="720" w:hanging="360"/>
       </w:pPr>
     </w:lvl>
-    <w:lvl w:ilvl="1" w:tplc="8F400BA8">
+    <w:lvl w:ilvl="1" w:tplc="8800CB38">
       <w:start w:val="1"/>
       <w:numFmt w:val="bullet"/>
       <w:lvlText w:val="○"/>
@@ -11077,7 +10271,7 @@
         <w:ind w:left="1440" w:hanging="360"/>
       </w:pPr>
     </w:lvl>
-    <w:lvl w:ilvl="2" w:tplc="94841740">
+    <w:lvl w:ilvl="2" w:tplc="B114DA16">
       <w:start w:val="1"/>
       <w:numFmt w:val="bullet"/>
       <w:lvlText w:val="■"/>
@@ -11086,7 +10280,7 @@
         <w:ind w:left="2160" w:hanging="360"/>
       </w:pPr>
     </w:lvl>
-    <w:lvl w:ilvl="3" w:tplc="6BAAF7EC">
+    <w:lvl w:ilvl="3" w:tplc="1F80D556">
       <w:start w:val="1"/>
       <w:numFmt w:val="bullet"/>
       <w:lvlText w:val="●"/>
@@ -11095,7 +10289,7 @@
         <w:ind w:left="2880" w:hanging="360"/>
       </w:pPr>
     </w:lvl>
-    <w:lvl w:ilvl="4" w:tplc="E454F24E">
+    <w:lvl w:ilvl="4" w:tplc="F522B8DC">
       <w:start w:val="1"/>
       <w:numFmt w:val="bullet"/>
       <w:lvlText w:val="○"/>
@@ -11104,7 +10298,7 @@
         <w:ind w:left="3600" w:hanging="360"/>
       </w:pPr>
     </w:lvl>
-    <w:lvl w:ilvl="5" w:tplc="4202A71E">
+    <w:lvl w:ilvl="5" w:tplc="4AEE1D68">
       <w:start w:val="1"/>
       <w:numFmt w:val="bullet"/>
       <w:lvlText w:val="■"/>
@@ -11113,7 +10307,7 @@
         <w:ind w:left="4320" w:hanging="360"/>
       </w:pPr>
     </w:lvl>
-    <w:lvl w:ilvl="6" w:tplc="A2947B6C">
+    <w:lvl w:ilvl="6" w:tplc="A4B428A8">
       <w:start w:val="1"/>
       <w:numFmt w:val="bullet"/>
       <w:lvlText w:val="●"/>
@@ -11122,7 +10316,7 @@
         <w:ind w:left="5040" w:hanging="360"/>
       </w:pPr>
     </w:lvl>
-    <w:lvl w:ilvl="7" w:tplc="8158A64C">
+    <w:lvl w:ilvl="7" w:tplc="05722E5C">
       <w:start w:val="1"/>
       <w:numFmt w:val="bullet"/>
       <w:lvlText w:val="●"/>
@@ -11131,7 +10325,7 @@
         <w:ind w:left="5760" w:hanging="360"/>
       </w:pPr>
     </w:lvl>
-    <w:lvl w:ilvl="8" w:tplc="56686A40">
+    <w:lvl w:ilvl="8" w:tplc="CD3C358A">
       <w:start w:val="1"/>
       <w:numFmt w:val="bullet"/>
       <w:lvlText w:val="●"/>
@@ -11142,13 +10336,13 @@
     </w:lvl>
   </w:abstractNum>
   <w:abstractNum w:abstractNumId="1" w15:restartNumberingAfterBreak="0">
-    <w:nsid w:val="3F613DAA"/>
+    <w:nsid w:val="5DAC5972"/>
     <w:multiLevelType w:val="hybridMultilevel"/>
-    <w:tmpl w:val="D05017C2"/>
-    <w:lvl w:ilvl="0" w:tplc="F5A0B2DC">
+    <w:tmpl w:val="5D24A074"/>
+    <w:lvl w:ilvl="0" w:tplc="F07C7192">
       <w:start w:val="1"/>
-      <w:numFmt w:val="bullet"/>
-      <w:lvlText w:val="•"/>
+      <w:numFmt w:val="decimal"/>
+      <w:lvlText w:val="%1."/>
       <w:lvlJc w:val="left"/>
       <w:pPr>
         <w:ind w:left="460" w:hanging="260"/>
@@ -11159,13 +10353,58 @@
         <w:szCs w:val="22"/>
       </w:rPr>
     </w:lvl>
-    <w:lvl w:ilvl="1" w:tplc="1E84FDE8">
+    <w:lvl w:ilvl="1" w:tplc="8E48C364">
+      <w:numFmt w:val="decimal"/>
+      <w:lvlText w:val=""/>
+      <w:lvlJc w:val="left"/>
+    </w:lvl>
+    <w:lvl w:ilvl="2" w:tplc="8DC64FA4">
+      <w:numFmt w:val="decimal"/>
+      <w:lvlText w:val=""/>
+      <w:lvlJc w:val="left"/>
+    </w:lvl>
+    <w:lvl w:ilvl="3" w:tplc="952075FE">
+      <w:numFmt w:val="decimal"/>
+      <w:lvlText w:val=""/>
+      <w:lvlJc w:val="left"/>
+    </w:lvl>
+    <w:lvl w:ilvl="4" w:tplc="1BCA7EB6">
+      <w:numFmt w:val="decimal"/>
+      <w:lvlText w:val=""/>
+      <w:lvlJc w:val="left"/>
+    </w:lvl>
+    <w:lvl w:ilvl="5" w:tplc="803E656A">
+      <w:numFmt w:val="decimal"/>
+      <w:lvlText w:val=""/>
+      <w:lvlJc w:val="left"/>
+    </w:lvl>
+    <w:lvl w:ilvl="6" w:tplc="23445014">
+      <w:numFmt w:val="decimal"/>
+      <w:lvlText w:val=""/>
+      <w:lvlJc w:val="left"/>
+    </w:lvl>
+    <w:lvl w:ilvl="7" w:tplc="A2288AF4">
+      <w:numFmt w:val="decimal"/>
+      <w:lvlText w:val=""/>
+      <w:lvlJc w:val="left"/>
+    </w:lvl>
+    <w:lvl w:ilvl="8" w:tplc="427CE818">
+      <w:numFmt w:val="decimal"/>
+      <w:lvlText w:val=""/>
+      <w:lvlJc w:val="left"/>
+    </w:lvl>
+  </w:abstractNum>
+  <w:abstractNum w:abstractNumId="2" w15:restartNumberingAfterBreak="0">
+    <w:nsid w:val="7D3358A0"/>
+    <w:multiLevelType w:val="hybridMultilevel"/>
+    <w:tmpl w:val="764A8EE8"/>
+    <w:lvl w:ilvl="0" w:tplc="D1C04B9A">
       <w:start w:val="1"/>
       <w:numFmt w:val="bullet"/>
-      <w:lvlText w:val="◦"/>
+      <w:lvlText w:val="•"/>
       <w:lvlJc w:val="left"/>
       <w:pPr>
-        <w:ind w:left="920" w:hanging="260"/>
+        <w:ind w:left="460" w:hanging="260"/>
       </w:pPr>
       <w:rPr>
         <w:rFonts w:ascii="Times New Roman" w:eastAsia="Times New Roman" w:hAnsi="Times New Roman" w:cs="Times New Roman"/>
@@ -11173,53 +10412,13 @@
         <w:szCs w:val="22"/>
       </w:rPr>
     </w:lvl>
-    <w:lvl w:ilvl="2" w:tplc="60147E06">
-      <w:numFmt w:val="decimal"/>
-      <w:lvlText w:val=""/>
+    <w:lvl w:ilvl="1" w:tplc="C1B4A35E">
+      <w:start w:val="1"/>
+      <w:numFmt w:val="bullet"/>
+      <w:lvlText w:val="◦"/>
       <w:lvlJc w:val="left"/>
-    </w:lvl>
-    <w:lvl w:ilvl="3" w:tplc="13F62596">
-      <w:numFmt w:val="decimal"/>
-      <w:lvlText w:val=""/>
-      <w:lvlJc w:val="left"/>
-    </w:lvl>
-    <w:lvl w:ilvl="4" w:tplc="2E26DC36">
-      <w:numFmt w:val="decimal"/>
-      <w:lvlText w:val=""/>
-      <w:lvlJc w:val="left"/>
-    </w:lvl>
-    <w:lvl w:ilvl="5" w:tplc="A6048630">
-      <w:numFmt w:val="decimal"/>
-      <w:lvlText w:val=""/>
-      <w:lvlJc w:val="left"/>
-    </w:lvl>
-    <w:lvl w:ilvl="6" w:tplc="6CCE958E">
-      <w:numFmt w:val="decimal"/>
-      <w:lvlText w:val=""/>
-      <w:lvlJc w:val="left"/>
-    </w:lvl>
-    <w:lvl w:ilvl="7" w:tplc="DE18C308">
-      <w:numFmt w:val="decimal"/>
-      <w:lvlText w:val=""/>
-      <w:lvlJc w:val="left"/>
-    </w:lvl>
-    <w:lvl w:ilvl="8" w:tplc="B6F2E49A">
-      <w:numFmt w:val="decimal"/>
-      <w:lvlText w:val=""/>
-      <w:lvlJc w:val="left"/>
-    </w:lvl>
-  </w:abstractNum>
-  <w:abstractNum w:abstractNumId="2" w15:restartNumberingAfterBreak="0">
-    <w:nsid w:val="6B8D48A2"/>
-    <w:multiLevelType w:val="hybridMultilevel"/>
-    <w:tmpl w:val="54047316"/>
-    <w:lvl w:ilvl="0" w:tplc="91D08092">
-      <w:start w:val="1"/>
-      <w:numFmt w:val="decimal"/>
-      <w:lvlText w:val="%1."/>
-      <w:lvlJc w:val="left"/>
-      <w:pPr>
-        <w:ind w:left="460" w:hanging="260"/>
+      <w:pPr>
+        <w:ind w:left="920" w:hanging="260"/>
       </w:pPr>
       <w:rPr>
         <w:rFonts w:ascii="Times New Roman" w:eastAsia="Times New Roman" w:hAnsi="Times New Roman" w:cs="Times New Roman"/>
@@ -11227,67 +10426,62 @@
         <w:szCs w:val="22"/>
       </w:rPr>
     </w:lvl>
-    <w:lvl w:ilvl="1" w:tplc="F5F45524">
+    <w:lvl w:ilvl="2" w:tplc="E2685B34">
       <w:numFmt w:val="decimal"/>
       <w:lvlText w:val=""/>
       <w:lvlJc w:val="left"/>
     </w:lvl>
-    <w:lvl w:ilvl="2" w:tplc="DC48755E">
+    <w:lvl w:ilvl="3" w:tplc="3E12C920">
       <w:numFmt w:val="decimal"/>
       <w:lvlText w:val=""/>
       <w:lvlJc w:val="left"/>
     </w:lvl>
-    <w:lvl w:ilvl="3" w:tplc="1E945886">
+    <w:lvl w:ilvl="4" w:tplc="85D6DDEE">
       <w:numFmt w:val="decimal"/>
       <w:lvlText w:val=""/>
       <w:lvlJc w:val="left"/>
     </w:lvl>
-    <w:lvl w:ilvl="4" w:tplc="9CAE2EB8">
+    <w:lvl w:ilvl="5" w:tplc="B8A04510">
       <w:numFmt w:val="decimal"/>
       <w:lvlText w:val=""/>
       <w:lvlJc w:val="left"/>
     </w:lvl>
-    <w:lvl w:ilvl="5" w:tplc="A8A08014">
+    <w:lvl w:ilvl="6" w:tplc="C554E2F2">
       <w:numFmt w:val="decimal"/>
       <w:lvlText w:val=""/>
       <w:lvlJc w:val="left"/>
     </w:lvl>
-    <w:lvl w:ilvl="6" w:tplc="F39C6C5C">
+    <w:lvl w:ilvl="7" w:tplc="07549F2C">
       <w:numFmt w:val="decimal"/>
       <w:lvlText w:val=""/>
       <w:lvlJc w:val="left"/>
     </w:lvl>
-    <w:lvl w:ilvl="7" w:tplc="93CA2498">
-      <w:numFmt w:val="decimal"/>
-      <w:lvlText w:val=""/>
-      <w:lvlJc w:val="left"/>
-    </w:lvl>
-    <w:lvl w:ilvl="8" w:tplc="2AAEC84C">
+    <w:lvl w:ilvl="8" w:tplc="C5CE1BC0">
       <w:numFmt w:val="decimal"/>
       <w:lvlText w:val=""/>
       <w:lvlJc w:val="left"/>
     </w:lvl>
   </w:abstractNum>
-  <w:num w:numId="1" w16cid:durableId="1077435562">
+  <w:num w:numId="1" w16cid:durableId="358972307">
     <w:abstractNumId w:val="0"/>
     <w:lvlOverride w:ilvl="0">
       <w:startOverride w:val="1"/>
     </w:lvlOverride>
   </w:num>
-  <w:num w:numId="2" w16cid:durableId="1290549869">
+  <w:num w:numId="2" w16cid:durableId="776759324">
+    <w:abstractNumId w:val="2"/>
+    <w:lvlOverride w:ilvl="0">
+      <w:startOverride w:val="1"/>
+    </w:lvlOverride>
+  </w:num>
+  <w:num w:numId="3" w16cid:durableId="385764555">
     <w:abstractNumId w:val="1"/>
     <w:lvlOverride w:ilvl="0">
       <w:startOverride w:val="1"/>
     </w:lvlOverride>
   </w:num>
-  <w:num w:numId="3" w16cid:durableId="1569996803">
-    <w:abstractNumId w:val="2"/>
-    <w:lvlOverride w:ilvl="0">
-      <w:startOverride w:val="1"/>
-    </w:lvlOverride>
-  </w:num>
-  <w:num w:numId="4" w16cid:durableId="349334981">
-    <w:abstractNumId w:val="2"/>
+  <w:num w:numId="4" w16cid:durableId="1067193056">
+    <w:abstractNumId w:val="1"/>
     <w:lvlOverride w:ilvl="0">
       <w:startOverride w:val="1"/>
     </w:lvlOverride>
@@ -11776,7 +10970,6 @@
   <w:style w:type="character" w:default="1" w:styleId="DefaultParagraphFont">
     <w:name w:val="Default Paragraph Font"/>
     <w:uiPriority w:val="1"/>
-    <w:semiHidden/>
     <w:unhideWhenUsed/>
   </w:style>
   <w:style w:type="table" w:default="1" w:styleId="TableNormal">
@@ -11891,31 +11084,6 @@
       <w:sz w:val="20"/>
       <w:szCs w:val="20"/>
     </w:rPr>
-  </w:style>
-  <w:style w:type="paragraph" w:styleId="TOC1">
-    <w:name w:val="toc 1"/>
-    <w:basedOn w:val="Normal"/>
-    <w:next w:val="Normal"/>
-    <w:autoRedefine/>
-    <w:uiPriority w:val="39"/>
-    <w:unhideWhenUsed/>
-    <w:rsid w:val="00623012"/>
-    <w:pPr>
-      <w:spacing w:after="100"/>
-    </w:pPr>
-  </w:style>
-  <w:style w:type="paragraph" w:styleId="TOC2">
-    <w:name w:val="toc 2"/>
-    <w:basedOn w:val="Normal"/>
-    <w:next w:val="Normal"/>
-    <w:autoRedefine/>
-    <w:uiPriority w:val="39"/>
-    <w:unhideWhenUsed/>
-    <w:rsid w:val="00623012"/>
-    <w:pPr>
-      <w:spacing w:after="100"/>
-      <w:ind w:left="220"/>
-    </w:pPr>
   </w:style>
 </w:styles>
 </file>

--- a/docs/01_Project_Plan_Retail_Sector_Health.docx
+++ b/docs/01_Project_Plan_Retail_Sector_Health.docx
@@ -10558,7 +10558,7 @@
                 <w:sz w:val="19"/>
                 <w:szCs w:val="19"/>
               </w:rPr>
-              <w:t xml:space="preserve">20</w:t>
+              <w:t xml:space="preserve">15</w:t>
             </w:r>
           </w:p>
         </w:tc>
@@ -10584,7 +10584,7 @@
                 <w:sz w:val="19"/>
                 <w:szCs w:val="19"/>
               </w:rPr>
-              <w:t xml:space="preserve">Data Dictionary (XLSX)</w:t>
+              <w:t xml:space="preserve">Report Build Instructions</w:t>
             </w:r>
           </w:p>
         </w:tc>
@@ -10636,7 +10636,7 @@
                 <w:sz w:val="19"/>
                 <w:szCs w:val="19"/>
               </w:rPr>
-              <w:t xml:space="preserve">Six tabs: source columns, model tables, column dictionary, all 79 measures with full DAX, relationships. The single source of truth for measure definitions</w:t>
+              <w:t xml:space="preserve">The complete visual specification for all ten pages and eighty-seven visuals, the report themes, and the click-by-click build patterns</w:t>
             </w:r>
           </w:p>
         </w:tc>
@@ -10667,6 +10667,224 @@
                 <w:sz w:val="19"/>
                 <w:szCs w:val="19"/>
               </w:rPr>
+              <w:t xml:space="preserve">20</w:t>
+            </w:r>
+          </w:p>
+        </w:tc>
+        <w:tc>
+          <w:tcPr>
+            <w:tcW w:type="dxa" w:w="3744"/>
+            <w:tcMar>
+              <w:top w:type="dxa" w:w="60"/>
+              <w:left w:type="dxa" w:w="100"/>
+              <w:bottom w:type="dxa" w:w="60"/>
+              <w:right w:type="dxa" w:w="100"/>
+            </w:tcMar>
+          </w:tcPr>
+          <w:p>
+            <w:pPr>
+              <w:spacing w:after="0" w:line="240"/>
+            </w:pPr>
+            <w:r>
+              <w:rPr>
+                <w:rFonts w:ascii="Times New Roman" w:cs="Times New Roman" w:eastAsia="Times New Roman" w:hAnsi="Times New Roman"/>
+                <w:b w:val="false"/>
+                <w:bCs w:val="false"/>
+                <w:sz w:val="19"/>
+                <w:szCs w:val="19"/>
+              </w:rPr>
+              <w:t xml:space="preserve">Data Dictionary (XLSX)</w:t>
+            </w:r>
+          </w:p>
+        </w:tc>
+        <w:tc>
+          <w:tcPr>
+            <w:tcW w:type="dxa" w:w="1872"/>
+            <w:tcMar>
+              <w:top w:type="dxa" w:w="60"/>
+              <w:left w:type="dxa" w:w="100"/>
+              <w:bottom w:type="dxa" w:w="60"/>
+              <w:right w:type="dxa" w:w="100"/>
+            </w:tcMar>
+          </w:tcPr>
+          <w:p>
+            <w:pPr>
+              <w:spacing w:after="0" w:line="240"/>
+            </w:pPr>
+            <w:r>
+              <w:rPr>
+                <w:rFonts w:ascii="Times New Roman" w:cs="Times New Roman" w:eastAsia="Times New Roman" w:hAnsi="Times New Roman"/>
+                <w:b w:val="false"/>
+                <w:bCs w:val="false"/>
+                <w:sz w:val="19"/>
+                <w:szCs w:val="19"/>
+              </w:rPr>
+              <w:t xml:space="preserve">Delivered</w:t>
+            </w:r>
+          </w:p>
+        </w:tc>
+        <w:tc>
+          <w:tcPr>
+            <w:tcW w:type="dxa" w:w="2621"/>
+            <w:tcMar>
+              <w:top w:type="dxa" w:w="60"/>
+              <w:left w:type="dxa" w:w="100"/>
+              <w:bottom w:type="dxa" w:w="60"/>
+              <w:right w:type="dxa" w:w="100"/>
+            </w:tcMar>
+          </w:tcPr>
+          <w:p>
+            <w:pPr>
+              <w:spacing w:after="0" w:line="240"/>
+            </w:pPr>
+            <w:r>
+              <w:rPr>
+                <w:rFonts w:ascii="Times New Roman" w:cs="Times New Roman" w:eastAsia="Times New Roman" w:hAnsi="Times New Roman"/>
+                <w:b w:val="false"/>
+                <w:bCs w:val="false"/>
+                <w:sz w:val="19"/>
+                <w:szCs w:val="19"/>
+              </w:rPr>
+              <w:t xml:space="preserve">Six tabs: source columns, model tables, column dictionary, all 79 measures with full DAX, relationships. The single source of truth for measure definitions</w:t>
+            </w:r>
+          </w:p>
+        </w:tc>
+      </w:tr>
+      <w:tr>
+        <w:trPr>
+          <w:cantSplit/>
+        </w:trPr>
+        <w:tc>
+          <w:tcPr>
+            <w:tcW w:type="dxa" w:w="1123"/>
+            <w:tcMar>
+              <w:top w:type="dxa" w:w="60"/>
+              <w:left w:type="dxa" w:w="100"/>
+              <w:bottom w:type="dxa" w:w="60"/>
+              <w:right w:type="dxa" w:w="100"/>
+            </w:tcMar>
+          </w:tcPr>
+          <w:p>
+            <w:pPr>
+              <w:spacing w:after="0" w:line="240"/>
+            </w:pPr>
+            <w:r>
+              <w:rPr>
+                <w:rFonts w:ascii="Times New Roman" w:cs="Times New Roman" w:eastAsia="Times New Roman" w:hAnsi="Times New Roman"/>
+                <w:b w:val="false"/>
+                <w:bCs w:val="false"/>
+                <w:sz w:val="19"/>
+                <w:szCs w:val="19"/>
+              </w:rPr>
+              <w:t xml:space="preserve">21</w:t>
+            </w:r>
+          </w:p>
+        </w:tc>
+        <w:tc>
+          <w:tcPr>
+            <w:tcW w:type="dxa" w:w="3744"/>
+            <w:tcMar>
+              <w:top w:type="dxa" w:w="60"/>
+              <w:left w:type="dxa" w:w="100"/>
+              <w:bottom w:type="dxa" w:w="60"/>
+              <w:right w:type="dxa" w:w="100"/>
+            </w:tcMar>
+          </w:tcPr>
+          <w:p>
+            <w:pPr>
+              <w:spacing w:after="0" w:line="240"/>
+            </w:pPr>
+            <w:r>
+              <w:rPr>
+                <w:rFonts w:ascii="Times New Roman" w:cs="Times New Roman" w:eastAsia="Times New Roman" w:hAnsi="Times New Roman"/>
+                <w:b w:val="false"/>
+                <w:bCs w:val="false"/>
+                <w:sz w:val="19"/>
+                <w:szCs w:val="19"/>
+              </w:rPr>
+              <w:t xml:space="preserve">Development Checklist (XLSX)</w:t>
+            </w:r>
+          </w:p>
+        </w:tc>
+        <w:tc>
+          <w:tcPr>
+            <w:tcW w:type="dxa" w:w="1872"/>
+            <w:tcMar>
+              <w:top w:type="dxa" w:w="60"/>
+              <w:left w:type="dxa" w:w="100"/>
+              <w:bottom w:type="dxa" w:w="60"/>
+              <w:right w:type="dxa" w:w="100"/>
+            </w:tcMar>
+          </w:tcPr>
+          <w:p>
+            <w:pPr>
+              <w:spacing w:after="0" w:line="240"/>
+            </w:pPr>
+            <w:r>
+              <w:rPr>
+                <w:rFonts w:ascii="Times New Roman" w:cs="Times New Roman" w:eastAsia="Times New Roman" w:hAnsi="Times New Roman"/>
+                <w:b w:val="false"/>
+                <w:bCs w:val="false"/>
+                <w:sz w:val="19"/>
+                <w:szCs w:val="19"/>
+              </w:rPr>
+              <w:t xml:space="preserve">Delivered</w:t>
+            </w:r>
+          </w:p>
+        </w:tc>
+        <w:tc>
+          <w:tcPr>
+            <w:tcW w:type="dxa" w:w="2621"/>
+            <w:tcMar>
+              <w:top w:type="dxa" w:w="60"/>
+              <w:left w:type="dxa" w:w="100"/>
+              <w:bottom w:type="dxa" w:w="60"/>
+              <w:right w:type="dxa" w:w="100"/>
+            </w:tcMar>
+          </w:tcPr>
+          <w:p>
+            <w:pPr>
+              <w:spacing w:after="0" w:line="240"/>
+            </w:pPr>
+            <w:r>
+              <w:rPr>
+                <w:rFonts w:ascii="Times New Roman" w:cs="Times New Roman" w:eastAsia="Times New Roman" w:hAnsi="Times New Roman"/>
+                <w:b w:val="false"/>
+                <w:bCs w:val="false"/>
+                <w:sz w:val="19"/>
+                <w:szCs w:val="19"/>
+              </w:rPr>
+              <w:t xml:space="preserve">Every build task across ten phases, each marked needed or not needed for this project with the reason, and a formula-driven progress block that follows edits to the list</w:t>
+            </w:r>
+          </w:p>
+        </w:tc>
+      </w:tr>
+      <w:tr>
+        <w:trPr>
+          <w:cantSplit/>
+        </w:trPr>
+        <w:tc>
+          <w:tcPr>
+            <w:tcW w:type="dxa" w:w="1123"/>
+            <w:tcMar>
+              <w:top w:type="dxa" w:w="60"/>
+              <w:left w:type="dxa" w:w="100"/>
+              <w:bottom w:type="dxa" w:w="60"/>
+              <w:right w:type="dxa" w:w="100"/>
+            </w:tcMar>
+          </w:tcPr>
+          <w:p>
+            <w:pPr>
+              <w:spacing w:after="0" w:line="240"/>
+            </w:pPr>
+            <w:r>
+              <w:rPr>
+                <w:rFonts w:ascii="Times New Roman" w:cs="Times New Roman" w:eastAsia="Times New Roman" w:hAnsi="Times New Roman"/>
+                <w:b w:val="false"/>
+                <w:bCs w:val="false"/>
+                <w:sz w:val="19"/>
+                <w:szCs w:val="19"/>
+              </w:rPr>
               <w:t xml:space="preserve">22</w:t>
             </w:r>
           </w:p>
@@ -10693,7 +10911,7 @@
                 <w:sz w:val="19"/>
                 <w:szCs w:val="19"/>
               </w:rPr>
-              <w:t xml:space="preserve">Validation and QA Framework</w:t>
+              <w:t xml:space="preserve">Validation and QA Results (XLSX)</w:t>
             </w:r>
           </w:p>
         </w:tc>
@@ -10719,7 +10937,7 @@
                 <w:sz w:val="19"/>
                 <w:szCs w:val="19"/>
               </w:rPr>
-              <w:t xml:space="preserve">Reserved</w:t>
+              <w:t xml:space="preserve">Delivered</w:t>
             </w:r>
           </w:p>
         </w:tc>
@@ -10745,7 +10963,7 @@
                 <w:sz w:val="19"/>
                 <w:szCs w:val="19"/>
               </w:rPr>
-              <w:t xml:space="preserve">The seventeen pre-publication checks expanded, with a recording template and a worked example run</w:t>
+              <w:t xml:space="preserve">Four tabs: the seventeen pre-publication checks expanded with severity, where each runs and what it protects; a per-run recording sheet; a run summary whose counts and pass rate are formulas; and a failure log that stays open until a later run re-verifies the fix</w:t>
             </w:r>
           </w:p>
         </w:tc>
@@ -11143,7 +11361,7 @@
           <w:sz w:val="22"/>
           <w:szCs w:val="22"/>
         </w:rPr>
-        <w:t xml:space="preserve">Validation results recorded in docs/ with a date, so the numbers in the reports are reproducible.</w:t>
+        <w:t xml:space="preserve">Validation results recorded in docs/22_Validation_Results.xlsx with a date, so the numbers in the reports are reproducible.</w:t>
       </w:r>
     </w:p>
     <w:p>

--- a/docs/01_Project_Plan_Retail_Sector_Health.docx
+++ b/docs/01_Project_Plan_Retail_Sector_Health.docx
@@ -1587,7 +1587,7 @@
           <w:sz w:val="16"/>
           <w:szCs w:val="16"/>
         </w:rPr>
-        <w:t xml:space="preserve">                                                                   v</w:t>
+        <w:t xml:space="preserve">                                    + pRefMappingsPath             |</w:t>
       </w:r>
     </w:p>
     <w:p>
@@ -1605,7 +1605,7 @@
           <w:sz w:val="16"/>
           <w:szCs w:val="16"/>
         </w:rPr>
-        <w:t xml:space="preserve">                                                    Power BI Service (Pro)</w:t>
+        <w:t xml:space="preserve">                                                                   v</w:t>
       </w:r>
     </w:p>
     <w:p>
@@ -1623,7 +1623,7 @@
           <w:sz w:val="16"/>
           <w:szCs w:val="16"/>
         </w:rPr>
-        <w:t xml:space="preserve">                                      gateway ----&gt;  published model</w:t>
+        <w:t xml:space="preserve">                                                    Power BI Service (Pro)</w:t>
       </w:r>
     </w:p>
     <w:p>
@@ -1641,7 +1641,25 @@
           <w:sz w:val="16"/>
           <w:szCs w:val="16"/>
         </w:rPr>
-        <w:t xml:space="preserve">                                  (SQL Server only)                |</w:t>
+        <w:t xml:space="preserve">                                      gateway ----&gt;  published model</w:t>
+      </w:r>
+    </w:p>
+    <w:p>
+      <w:pPr>
+        <w:pBdr>
+          <w:left w:val="single" w:color="A6A6A6" w:sz="12" w:space="6"/>
+        </w:pBdr>
+        <w:shd w:fill="F2F2F2" w:color="auto" w:val="clear"/>
+        <w:spacing w:after="0" w:before="0" w:line="240"/>
+        <w:ind w:left="180"/>
+      </w:pPr>
+      <w:r>
+        <w:rPr>
+          <w:rFonts w:ascii="Consolas" w:cs="Consolas" w:eastAsia="Consolas" w:hAnsi="Consolas"/>
+          <w:sz w:val="16"/>
+          <w:szCs w:val="16"/>
+        </w:rPr>
+        <w:t xml:space="preserve">                             (SQL Server + RefMappings)            |</w:t>
       </w:r>
     </w:p>
     <w:p>
@@ -2974,7 +2992,7 @@
                 <w:sz w:val="19"/>
                 <w:szCs w:val="19"/>
               </w:rPr>
-              <w:t xml:space="preserve">Required if read from a local path</w:t>
+              <w:t xml:space="preserve">Required</w:t>
             </w:r>
           </w:p>
         </w:tc>
@@ -3000,7 +3018,7 @@
                 <w:sz w:val="19"/>
                 <w:szCs w:val="19"/>
               </w:rPr>
-              <w:t xml:space="preserve">Held in the repository clone, so the gateway that serves SQL Server serves this too</w:t>
+              <w:t xml:space="preserve">Held in the repository clone on the file share and read through its UNC path (pRefMappingsPath), so the gateway that serves SQL Server serves this too. Moving it to OneDrive or SharePoint would remove the requirement</w:t>
             </w:r>
           </w:p>
         </w:tc>
@@ -5199,7 +5217,7 @@
           <w:sz w:val="22"/>
           <w:szCs w:val="22"/>
         </w:rPr>
-        <w:t xml:space="preserve">Seven documents, each doing one job. The fastest way to lose a day on this project is to look for something in the wrong one. Document 00 comes first because nothing else starts until the repository exists.</w:t>
+        <w:t xml:space="preserve">Eleven documents, each doing one job. The fastest way to lose a day on this project is to look for something in the wrong one. Document 00 comes first because nothing else starts until the repository exists.</w:t>
       </w:r>
     </w:p>
     <w:tbl>
@@ -5799,6 +5817,255 @@
                 <w:szCs w:val="19"/>
               </w:rPr>
               <w:t xml:space="preserve">Any question about a field, a format, a relationship, or one of the 79 DAX definitions — the filterable copy of what document 02 §8 builds.</w:t>
+            </w:r>
+          </w:p>
+        </w:tc>
+      </w:tr>
+      <w:tr>
+        <w:trPr>
+          <w:cantSplit/>
+        </w:trPr>
+        <w:tc>
+          <w:tcPr>
+            <w:tcW w:type="dxa" w:w="1310"/>
+            <w:tcMar>
+              <w:top w:type="dxa" w:w="60"/>
+              <w:left w:type="dxa" w:w="100"/>
+              <w:bottom w:type="dxa" w:w="60"/>
+              <w:right w:type="dxa" w:w="100"/>
+            </w:tcMar>
+          </w:tcPr>
+          <w:p>
+            <w:pPr>
+              <w:spacing w:after="0" w:line="240"/>
+            </w:pPr>
+            <w:r>
+              <w:rPr>
+                <w:rFonts w:ascii="Times New Roman" w:cs="Times New Roman" w:eastAsia="Times New Roman" w:hAnsi="Times New Roman"/>
+                <w:b w:val="false"/>
+                <w:bCs w:val="false"/>
+                <w:sz w:val="19"/>
+                <w:szCs w:val="19"/>
+              </w:rPr>
+              <w:t xml:space="preserve">21</w:t>
+            </w:r>
+          </w:p>
+        </w:tc>
+        <w:tc>
+          <w:tcPr>
+            <w:tcW w:type="dxa" w:w="2808"/>
+            <w:tcMar>
+              <w:top w:type="dxa" w:w="60"/>
+              <w:left w:type="dxa" w:w="100"/>
+              <w:bottom w:type="dxa" w:w="60"/>
+              <w:right w:type="dxa" w:w="100"/>
+            </w:tcMar>
+          </w:tcPr>
+          <w:p>
+            <w:pPr>
+              <w:spacing w:after="0" w:line="240"/>
+            </w:pPr>
+            <w:r>
+              <w:rPr>
+                <w:rFonts w:ascii="Times New Roman" w:cs="Times New Roman" w:eastAsia="Times New Roman" w:hAnsi="Times New Roman"/>
+                <w:b w:val="false"/>
+                <w:bCs w:val="false"/>
+                <w:sz w:val="19"/>
+                <w:szCs w:val="19"/>
+              </w:rPr>
+              <w:t xml:space="preserve">Was this step done, and is it needed at all?</w:t>
+            </w:r>
+          </w:p>
+        </w:tc>
+        <w:tc>
+          <w:tcPr>
+            <w:tcW w:type="dxa" w:w="5242"/>
+            <w:tcMar>
+              <w:top w:type="dxa" w:w="60"/>
+              <w:left w:type="dxa" w:w="100"/>
+              <w:bottom w:type="dxa" w:w="60"/>
+              <w:right w:type="dxa" w:w="100"/>
+            </w:tcMar>
+          </w:tcPr>
+          <w:p>
+            <w:pPr>
+              <w:spacing w:after="0" w:line="240"/>
+            </w:pPr>
+            <w:r>
+              <w:rPr>
+                <w:rFonts w:ascii="Times New Roman" w:cs="Times New Roman" w:eastAsia="Times New Roman" w:hAnsi="Times New Roman"/>
+                <w:b w:val="false"/>
+                <w:bCs w:val="false"/>
+                <w:sz w:val="19"/>
+                <w:szCs w:val="19"/>
+              </w:rPr>
+              <w:t xml:space="preserve">Tracking the build task by task. Marks what this project deliberately does not do, with the reason.</w:t>
+            </w:r>
+          </w:p>
+        </w:tc>
+      </w:tr>
+      <w:tr>
+        <w:trPr>
+          <w:cantSplit/>
+        </w:trPr>
+        <w:tc>
+          <w:tcPr>
+            <w:tcW w:type="dxa" w:w="1310"/>
+            <w:tcMar>
+              <w:top w:type="dxa" w:w="60"/>
+              <w:left w:type="dxa" w:w="100"/>
+              <w:bottom w:type="dxa" w:w="60"/>
+              <w:right w:type="dxa" w:w="100"/>
+            </w:tcMar>
+          </w:tcPr>
+          <w:p>
+            <w:pPr>
+              <w:spacing w:after="0" w:line="240"/>
+            </w:pPr>
+            <w:r>
+              <w:rPr>
+                <w:rFonts w:ascii="Times New Roman" w:cs="Times New Roman" w:eastAsia="Times New Roman" w:hAnsi="Times New Roman"/>
+                <w:b w:val="false"/>
+                <w:bCs w:val="false"/>
+                <w:sz w:val="19"/>
+                <w:szCs w:val="19"/>
+              </w:rPr>
+              <w:t xml:space="preserve">22</w:t>
+            </w:r>
+          </w:p>
+        </w:tc>
+        <w:tc>
+          <w:tcPr>
+            <w:tcW w:type="dxa" w:w="2808"/>
+            <w:tcMar>
+              <w:top w:type="dxa" w:w="60"/>
+              <w:left w:type="dxa" w:w="100"/>
+              <w:bottom w:type="dxa" w:w="60"/>
+              <w:right w:type="dxa" w:w="100"/>
+            </w:tcMar>
+          </w:tcPr>
+          <w:p>
+            <w:pPr>
+              <w:spacing w:after="0" w:line="240"/>
+            </w:pPr>
+            <w:r>
+              <w:rPr>
+                <w:rFonts w:ascii="Times New Roman" w:cs="Times New Roman" w:eastAsia="Times New Roman" w:hAnsi="Times New Roman"/>
+                <w:b w:val="false"/>
+                <w:bCs w:val="false"/>
+                <w:sz w:val="19"/>
+                <w:szCs w:val="19"/>
+              </w:rPr>
+              <w:t xml:space="preserve">Did the model pass validation, and with what numbers?</w:t>
+            </w:r>
+          </w:p>
+        </w:tc>
+        <w:tc>
+          <w:tcPr>
+            <w:tcW w:type="dxa" w:w="5242"/>
+            <w:tcMar>
+              <w:top w:type="dxa" w:w="60"/>
+              <w:left w:type="dxa" w:w="100"/>
+              <w:bottom w:type="dxa" w:w="60"/>
+              <w:right w:type="dxa" w:w="100"/>
+            </w:tcMar>
+          </w:tcPr>
+          <w:p>
+            <w:pPr>
+              <w:spacing w:after="0" w:line="240"/>
+            </w:pPr>
+            <w:r>
+              <w:rPr>
+                <w:rFonts w:ascii="Times New Roman" w:cs="Times New Roman" w:eastAsia="Times New Roman" w:hAnsi="Times New Roman"/>
+                <w:b w:val="false"/>
+                <w:bCs w:val="false"/>
+                <w:sz w:val="19"/>
+                <w:szCs w:val="19"/>
+              </w:rPr>
+              <w:t xml:space="preserve">Before publishing, and after every fact-table reload. The seventeen checks, every run, and every failure until it is re-verified.</w:t>
+            </w:r>
+          </w:p>
+        </w:tc>
+      </w:tr>
+      <w:tr>
+        <w:trPr>
+          <w:cantSplit/>
+        </w:trPr>
+        <w:tc>
+          <w:tcPr>
+            <w:tcW w:type="dxa" w:w="1310"/>
+            <w:tcMar>
+              <w:top w:type="dxa" w:w="60"/>
+              <w:left w:type="dxa" w:w="100"/>
+              <w:bottom w:type="dxa" w:w="60"/>
+              <w:right w:type="dxa" w:w="100"/>
+            </w:tcMar>
+          </w:tcPr>
+          <w:p>
+            <w:pPr>
+              <w:spacing w:after="0" w:line="240"/>
+            </w:pPr>
+            <w:r>
+              <w:rPr>
+                <w:rFonts w:ascii="Times New Roman" w:cs="Times New Roman" w:eastAsia="Times New Roman" w:hAnsi="Times New Roman"/>
+                <w:b w:val="false"/>
+                <w:bCs w:val="false"/>
+                <w:sz w:val="19"/>
+                <w:szCs w:val="19"/>
+              </w:rPr>
+              <w:t xml:space="preserve">23</w:t>
+            </w:r>
+          </w:p>
+        </w:tc>
+        <w:tc>
+          <w:tcPr>
+            <w:tcW w:type="dxa" w:w="2808"/>
+            <w:tcMar>
+              <w:top w:type="dxa" w:w="60"/>
+              <w:left w:type="dxa" w:w="100"/>
+              <w:bottom w:type="dxa" w:w="60"/>
+              <w:right w:type="dxa" w:w="100"/>
+            </w:tcMar>
+          </w:tcPr>
+          <w:p>
+            <w:pPr>
+              <w:spacing w:after="0" w:line="240"/>
+            </w:pPr>
+            <w:r>
+              <w:rPr>
+                <w:rFonts w:ascii="Times New Roman" w:cs="Times New Roman" w:eastAsia="Times New Roman" w:hAnsi="Times New Roman"/>
+                <w:b w:val="false"/>
+                <w:bCs w:val="false"/>
+                <w:sz w:val="19"/>
+                <w:szCs w:val="19"/>
+              </w:rPr>
+              <w:t xml:space="preserve">What does this term mean here?</w:t>
+            </w:r>
+          </w:p>
+        </w:tc>
+        <w:tc>
+          <w:tcPr>
+            <w:tcW w:type="dxa" w:w="5242"/>
+            <w:tcMar>
+              <w:top w:type="dxa" w:w="60"/>
+              <w:left w:type="dxa" w:w="100"/>
+              <w:bottom w:type="dxa" w:w="60"/>
+              <w:right w:type="dxa" w:w="100"/>
+            </w:tcMar>
+          </w:tcPr>
+          <w:p>
+            <w:pPr>
+              <w:spacing w:after="0" w:line="240"/>
+            </w:pPr>
+            <w:r>
+              <w:rPr>
+                <w:rFonts w:ascii="Times New Roman" w:cs="Times New Roman" w:eastAsia="Times New Roman" w:hAnsi="Times New Roman"/>
+                <w:b w:val="false"/>
+                <w:bCs w:val="false"/>
+                <w:sz w:val="19"/>
+                <w:szCs w:val="19"/>
+              </w:rPr>
+              <w:t xml:space="preserve">Meeting an unfamiliar word in any other document. Each term is defined in general, then as this project uses it, with where to find it.</w:t>
             </w:r>
           </w:p>
         </w:tc>
@@ -10964,6 +11231,115 @@
                 <w:szCs w:val="19"/>
               </w:rPr>
               <w:t xml:space="preserve">Four tabs: the seventeen pre-publication checks expanded with severity, where each runs and what it protects; a per-run recording sheet; a run summary whose counts and pass rate are formulas; and a failure log that stays open until a later run re-verifies the fix</w:t>
+            </w:r>
+          </w:p>
+        </w:tc>
+      </w:tr>
+      <w:tr>
+        <w:trPr>
+          <w:cantSplit/>
+        </w:trPr>
+        <w:tc>
+          <w:tcPr>
+            <w:tcW w:type="dxa" w:w="1123"/>
+            <w:tcMar>
+              <w:top w:type="dxa" w:w="60"/>
+              <w:left w:type="dxa" w:w="100"/>
+              <w:bottom w:type="dxa" w:w="60"/>
+              <w:right w:type="dxa" w:w="100"/>
+            </w:tcMar>
+          </w:tcPr>
+          <w:p>
+            <w:pPr>
+              <w:spacing w:after="0" w:line="240"/>
+            </w:pPr>
+            <w:r>
+              <w:rPr>
+                <w:rFonts w:ascii="Times New Roman" w:cs="Times New Roman" w:eastAsia="Times New Roman" w:hAnsi="Times New Roman"/>
+                <w:b w:val="false"/>
+                <w:bCs w:val="false"/>
+                <w:sz w:val="19"/>
+                <w:szCs w:val="19"/>
+              </w:rPr>
+              <w:t xml:space="preserve">23</w:t>
+            </w:r>
+          </w:p>
+        </w:tc>
+        <w:tc>
+          <w:tcPr>
+            <w:tcW w:type="dxa" w:w="3744"/>
+            <w:tcMar>
+              <w:top w:type="dxa" w:w="60"/>
+              <w:left w:type="dxa" w:w="100"/>
+              <w:bottom w:type="dxa" w:w="60"/>
+              <w:right w:type="dxa" w:w="100"/>
+            </w:tcMar>
+          </w:tcPr>
+          <w:p>
+            <w:pPr>
+              <w:spacing w:after="0" w:line="240"/>
+            </w:pPr>
+            <w:r>
+              <w:rPr>
+                <w:rFonts w:ascii="Times New Roman" w:cs="Times New Roman" w:eastAsia="Times New Roman" w:hAnsi="Times New Roman"/>
+                <w:b w:val="false"/>
+                <w:bCs w:val="false"/>
+                <w:sz w:val="19"/>
+                <w:szCs w:val="19"/>
+              </w:rPr>
+              <w:t xml:space="preserve">Glossary</w:t>
+            </w:r>
+          </w:p>
+        </w:tc>
+        <w:tc>
+          <w:tcPr>
+            <w:tcW w:type="dxa" w:w="1872"/>
+            <w:tcMar>
+              <w:top w:type="dxa" w:w="60"/>
+              <w:left w:type="dxa" w:w="100"/>
+              <w:bottom w:type="dxa" w:w="60"/>
+              <w:right w:type="dxa" w:w="100"/>
+            </w:tcMar>
+          </w:tcPr>
+          <w:p>
+            <w:pPr>
+              <w:spacing w:after="0" w:line="240"/>
+            </w:pPr>
+            <w:r>
+              <w:rPr>
+                <w:rFonts w:ascii="Times New Roman" w:cs="Times New Roman" w:eastAsia="Times New Roman" w:hAnsi="Times New Roman"/>
+                <w:b w:val="false"/>
+                <w:bCs w:val="false"/>
+                <w:sz w:val="19"/>
+                <w:szCs w:val="19"/>
+              </w:rPr>
+              <w:t xml:space="preserve">Delivered</w:t>
+            </w:r>
+          </w:p>
+        </w:tc>
+        <w:tc>
+          <w:tcPr>
+            <w:tcW w:type="dxa" w:w="2621"/>
+            <w:tcMar>
+              <w:top w:type="dxa" w:w="60"/>
+              <w:left w:type="dxa" w:w="100"/>
+              <w:bottom w:type="dxa" w:w="60"/>
+              <w:right w:type="dxa" w:w="100"/>
+            </w:tcMar>
+          </w:tcPr>
+          <w:p>
+            <w:pPr>
+              <w:spacing w:after="0" w:line="240"/>
+            </w:pPr>
+            <w:r>
+              <w:rPr>
+                <w:rFonts w:ascii="Times New Roman" w:cs="Times New Roman" w:eastAsia="Times New Roman" w:hAnsi="Times New Roman"/>
+                <w:b w:val="false"/>
+                <w:bCs w:val="false"/>
+                <w:sz w:val="19"/>
+                <w:szCs w:val="19"/>
+              </w:rPr>
+              <w:t xml:space="preserve">194 terms in seven sections — project structure, economics, sources, SQL Server, the semantic model and DAX, Power BI, source control — each with a general definition, its meaning in this project, and the sections where it is used. A–Z index</w:t>
             </w:r>
           </w:p>
         </w:tc>

--- a/docs/01_Project_Plan_Retail_Sector_Health.docx
+++ b/docs/01_Project_Plan_Retail_Sector_Health.docx
@@ -6912,7 +6912,7 @@
         <w:spacing w:after="120" w:line="276" w:lineRule="auto"/>
       </w:pPr>
       <w:r>
-        <w:t>Eleven documents, each doing one job. The fastest way to lose a day on this project is to look for something in the wrong one. Document 00 comes first because nothing else starts until the repository exists.</w:t>
+        <w:t>Twelve documents, each doing one job. The fastest way to lose a day on this project is to look for something in the wrong one. Document 00 comes first because nothing else starts until the repository exists.</w:t>
       </w:r>
     </w:p>
     <w:tbl>
@@ -7652,6 +7652,77 @@
                 <w:szCs w:val="19"/>
               </w:rPr>
               <w:t>Meeting an unfamiliar word in any other document. Each term is defined in general, then as this project uses it, with where to find it.</w:t>
+            </w:r>
+          </w:p>
+        </w:tc>
+      </w:tr>
+      <w:tr>
+        <w:tblPrEx>
+          <w:tblCellMar>
+            <w:top w:w="0" w:type="dxa"/>
+            <w:bottom w:w="0" w:type="dxa"/>
+          </w:tblCellMar>
+        </w:tblPrEx>
+        <w:trPr>
+          <w:cantSplit/>
+        </w:trPr>
+        <w:tc>
+          <w:tcPr>
+            <w:tcW w:w="1310" w:type="dxa"/>
+            <w:tcMar>
+              <w:top w:w="60" w:type="dxa"/>
+              <w:left w:w="100" w:type="dxa"/>
+              <w:bottom w:w="60" w:type="dxa"/>
+              <w:right w:w="100" w:type="dxa"/>
+            </w:tcMar>
+          </w:tcPr>
+          <w:p>
+            <w:r>
+              <w:rPr>
+                <w:sz w:val="19"/>
+                <w:szCs w:val="19"/>
+              </w:rPr>
+              <w:t xml:space="preserve">25</w:t>
+            </w:r>
+          </w:p>
+        </w:tc>
+        <w:tc>
+          <w:tcPr>
+            <w:tcW w:w="2808" w:type="dxa"/>
+            <w:tcMar>
+              <w:top w:w="60" w:type="dxa"/>
+              <w:left w:w="100" w:type="dxa"/>
+              <w:bottom w:w="60" w:type="dxa"/>
+              <w:right w:w="100" w:type="dxa"/>
+            </w:tcMar>
+          </w:tcPr>
+          <w:p>
+            <w:r>
+              <w:rPr>
+                <w:sz w:val="19"/>
+                <w:szCs w:val="19"/>
+              </w:rPr>
+              <w:t xml:space="preserve">When should I validate, and what?</w:t>
+            </w:r>
+          </w:p>
+        </w:tc>
+        <w:tc>
+          <w:tcPr>
+            <w:tcW w:w="5242" w:type="dxa"/>
+            <w:tcMar>
+              <w:top w:w="60" w:type="dxa"/>
+              <w:left w:w="100" w:type="dxa"/>
+              <w:bottom w:w="60" w:type="dxa"/>
+              <w:right w:w="100" w:type="dxa"/>
+            </w:tcMar>
+          </w:tcPr>
+          <w:p>
+            <w:r>
+              <w:rPr>
+                <w:sz w:val="19"/>
+                <w:szCs w:val="19"/>
+              </w:rPr>
+              <w:t xml:space="preserve">At every gate in the build, and after any reload or change. Says which of the seventeen checks can run at each point, which must pass before the model and each report are published, and when to re-run them.</w:t>
             </w:r>
           </w:p>
         </w:tc>
@@ -12394,6 +12465,97 @@
                 <w:szCs w:val="19"/>
               </w:rPr>
               <w:t>194 terms in seven sections — project structure, economics, sources, SQL Server, the semantic model and DAX, Power BI, source control — each with a general definition, its meaning in this project, and the sections where it is used. A–Z index</w:t>
+            </w:r>
+          </w:p>
+        </w:tc>
+      </w:tr>
+      <w:tr>
+        <w:tblPrEx>
+          <w:tblCellMar>
+            <w:top w:w="0" w:type="dxa"/>
+            <w:bottom w:w="0" w:type="dxa"/>
+          </w:tblCellMar>
+        </w:tblPrEx>
+        <w:trPr>
+          <w:cantSplit/>
+        </w:trPr>
+        <w:tc>
+          <w:tcPr>
+            <w:tcW w:w="1123" w:type="dxa"/>
+            <w:tcMar>
+              <w:top w:w="60" w:type="dxa"/>
+              <w:left w:w="100" w:type="dxa"/>
+              <w:bottom w:w="60" w:type="dxa"/>
+              <w:right w:w="100" w:type="dxa"/>
+            </w:tcMar>
+          </w:tcPr>
+          <w:p>
+            <w:r>
+              <w:rPr>
+                <w:sz w:val="19"/>
+                <w:szCs w:val="19"/>
+              </w:rPr>
+              <w:t xml:space="preserve">25</w:t>
+            </w:r>
+          </w:p>
+        </w:tc>
+        <w:tc>
+          <w:tcPr>
+            <w:tcW w:w="3744" w:type="dxa"/>
+            <w:tcMar>
+              <w:top w:w="60" w:type="dxa"/>
+              <w:left w:w="100" w:type="dxa"/>
+              <w:bottom w:w="60" w:type="dxa"/>
+              <w:right w:w="100" w:type="dxa"/>
+            </w:tcMar>
+          </w:tcPr>
+          <w:p>
+            <w:r>
+              <w:rPr>
+                <w:sz w:val="19"/>
+                <w:szCs w:val="19"/>
+              </w:rPr>
+              <w:t xml:space="preserve">Validation Timing Guide</w:t>
+            </w:r>
+          </w:p>
+        </w:tc>
+        <w:tc>
+          <w:tcPr>
+            <w:tcW w:w="1872" w:type="dxa"/>
+            <w:tcMar>
+              <w:top w:w="60" w:type="dxa"/>
+              <w:left w:w="100" w:type="dxa"/>
+              <w:bottom w:w="60" w:type="dxa"/>
+              <w:right w:w="100" w:type="dxa"/>
+            </w:tcMar>
+          </w:tcPr>
+          <w:p>
+            <w:r>
+              <w:rPr>
+                <w:sz w:val="19"/>
+                <w:szCs w:val="19"/>
+              </w:rPr>
+              <w:t xml:space="preserve">Delivered</w:t>
+            </w:r>
+          </w:p>
+        </w:tc>
+        <w:tc>
+          <w:tcPr>
+            <w:tcW w:w="2621" w:type="dxa"/>
+            <w:tcMar>
+              <w:top w:w="60" w:type="dxa"/>
+              <w:left w:w="100" w:type="dxa"/>
+              <w:bottom w:w="60" w:type="dxa"/>
+              <w:right w:w="100" w:type="dxa"/>
+            </w:tcMar>
+          </w:tcPr>
+          <w:p>
+            <w:r>
+              <w:rPr>
+                <w:sz w:val="19"/>
+                <w:szCs w:val="19"/>
+              </w:rPr>
+              <w:t xml:space="preserve">Ten gates from repository set-up to packaging, each with its step checks and the suite checks first runnable there; the model pass and report pass; paste-ready DAX query view and SQL checks; re-validation triggers after the build</w:t>
             </w:r>
           </w:p>
         </w:tc>

--- a/docs/01_Project_Plan_Retail_Sector_Health.docx
+++ b/docs/01_Project_Plan_Retail_Sector_Health.docx
@@ -6912,7 +6912,7 @@
         <w:spacing w:after="120" w:line="276" w:lineRule="auto"/>
       </w:pPr>
       <w:r>
-        <w:t>Twelve documents, each doing one job. The fastest way to lose a day on this project is to look for something in the wrong one. Document 00 comes first because nothing else starts until the repository exists.</w:t>
+        <w:t>Thirteen documents, each doing one job. The fastest way to lose a day on this project is to look for something in the wrong one. Document 00 comes first because nothing else starts until the repository exists.</w:t>
       </w:r>
     </w:p>
     <w:tbl>
@@ -7723,6 +7723,77 @@
                 <w:szCs w:val="19"/>
               </w:rPr>
               <w:t xml:space="preserve">At every gate in the build, and after any reload or change. Says which of the seventeen checks can run at each point, which must pass before the model and each report are published, and when to re-run them.</w:t>
+            </w:r>
+          </w:p>
+        </w:tc>
+      </w:tr>
+      <w:tr>
+        <w:tblPrEx>
+          <w:tblCellMar>
+            <w:top w:w="0" w:type="dxa"/>
+            <w:bottom w:w="0" w:type="dxa"/>
+          </w:tblCellMar>
+        </w:tblPrEx>
+        <w:trPr>
+          <w:cantSplit/>
+        </w:trPr>
+        <w:tc>
+          <w:tcPr>
+            <w:tcW w:w="1310" w:type="dxa"/>
+            <w:tcMar>
+              <w:top w:w="60" w:type="dxa"/>
+              <w:left w:w="100" w:type="dxa"/>
+              <w:bottom w:w="60" w:type="dxa"/>
+              <w:right w:w="100" w:type="dxa"/>
+            </w:tcMar>
+          </w:tcPr>
+          <w:p>
+            <w:r>
+              <w:rPr>
+                <w:sz w:val="19"/>
+                <w:szCs w:val="19"/>
+              </w:rPr>
+              <w:t xml:space="preserve">26</w:t>
+            </w:r>
+          </w:p>
+        </w:tc>
+        <w:tc>
+          <w:tcPr>
+            <w:tcW w:w="2808" w:type="dxa"/>
+            <w:tcMar>
+              <w:top w:w="60" w:type="dxa"/>
+              <w:left w:w="100" w:type="dxa"/>
+              <w:bottom w:w="60" w:type="dxa"/>
+              <w:right w:w="100" w:type="dxa"/>
+            </w:tcMar>
+          </w:tcPr>
+          <w:p>
+            <w:r>
+              <w:rPr>
+                <w:sz w:val="19"/>
+                <w:szCs w:val="19"/>
+              </w:rPr>
+              <w:t xml:space="preserve">Has each gate passed, and what was re-validated?</w:t>
+            </w:r>
+          </w:p>
+        </w:tc>
+        <w:tc>
+          <w:tcPr>
+            <w:tcW w:w="5242" w:type="dxa"/>
+            <w:tcMar>
+              <w:top w:w="60" w:type="dxa"/>
+              <w:left w:w="100" w:type="dxa"/>
+              <w:bottom w:w="60" w:type="dxa"/>
+              <w:right w:w="100" w:type="dxa"/>
+            </w:tcMar>
+          </w:tcPr>
+          <w:p>
+            <w:r>
+              <w:rPr>
+                <w:sz w:val="19"/>
+                <w:szCs w:val="19"/>
+              </w:rPr>
+              <w:t xml:space="preserve">While building, to tick off every check at every gate; after the build, to log each re-validation event. The working companion to document 25.</w:t>
             </w:r>
           </w:p>
         </w:tc>
@@ -12556,6 +12627,97 @@
                 <w:szCs w:val="19"/>
               </w:rPr>
               <w:t xml:space="preserve">Ten gates from repository set-up to packaging, each with its step checks and the suite checks first runnable there; the model pass and report pass; paste-ready DAX query view and SQL checks; re-validation triggers after the build</w:t>
+            </w:r>
+          </w:p>
+        </w:tc>
+      </w:tr>
+      <w:tr>
+        <w:tblPrEx>
+          <w:tblCellMar>
+            <w:top w:w="0" w:type="dxa"/>
+            <w:bottom w:w="0" w:type="dxa"/>
+          </w:tblCellMar>
+        </w:tblPrEx>
+        <w:trPr>
+          <w:cantSplit/>
+        </w:trPr>
+        <w:tc>
+          <w:tcPr>
+            <w:tcW w:w="1123" w:type="dxa"/>
+            <w:tcMar>
+              <w:top w:w="60" w:type="dxa"/>
+              <w:left w:w="100" w:type="dxa"/>
+              <w:bottom w:w="60" w:type="dxa"/>
+              <w:right w:w="100" w:type="dxa"/>
+            </w:tcMar>
+          </w:tcPr>
+          <w:p>
+            <w:r>
+              <w:rPr>
+                <w:sz w:val="19"/>
+                <w:szCs w:val="19"/>
+              </w:rPr>
+              <w:t xml:space="preserve">26</w:t>
+            </w:r>
+          </w:p>
+        </w:tc>
+        <w:tc>
+          <w:tcPr>
+            <w:tcW w:w="3744" w:type="dxa"/>
+            <w:tcMar>
+              <w:top w:w="60" w:type="dxa"/>
+              <w:left w:w="100" w:type="dxa"/>
+              <w:bottom w:w="60" w:type="dxa"/>
+              <w:right w:w="100" w:type="dxa"/>
+            </w:tcMar>
+          </w:tcPr>
+          <w:p>
+            <w:r>
+              <w:rPr>
+                <w:sz w:val="19"/>
+                <w:szCs w:val="19"/>
+              </w:rPr>
+              <w:t xml:space="preserve">Validation Timing Checklist (XLSX)</w:t>
+            </w:r>
+          </w:p>
+        </w:tc>
+        <w:tc>
+          <w:tcPr>
+            <w:tcW w:w="1872" w:type="dxa"/>
+            <w:tcMar>
+              <w:top w:w="60" w:type="dxa"/>
+              <w:left w:w="100" w:type="dxa"/>
+              <w:bottom w:w="60" w:type="dxa"/>
+              <w:right w:w="100" w:type="dxa"/>
+            </w:tcMar>
+          </w:tcPr>
+          <w:p>
+            <w:r>
+              <w:rPr>
+                <w:sz w:val="19"/>
+                <w:szCs w:val="19"/>
+              </w:rPr>
+              <w:t xml:space="preserve">Delivered</w:t>
+            </w:r>
+          </w:p>
+        </w:tc>
+        <w:tc>
+          <w:tcPr>
+            <w:tcW w:w="2621" w:type="dxa"/>
+            <w:tcMar>
+              <w:top w:w="60" w:type="dxa"/>
+              <w:left w:w="100" w:type="dxa"/>
+              <w:bottom w:w="60" w:type="dxa"/>
+              <w:right w:w="100" w:type="dxa"/>
+            </w:tcMar>
+          </w:tcPr>
+          <w:p>
+            <w:r>
+              <w:rPr>
+                <w:sz w:val="19"/>
+                <w:szCs w:val="19"/>
+              </w:rPr>
+              <w:t xml:space="preserve">The recording companion to document 25: a Build Checklist of every check at every gate, a formula-driven Gate Summary, a Re-validation Log that looks up what each event requires, and the trigger reference</w:t>
             </w:r>
           </w:p>
         </w:tc>

--- a/docs/01_Project_Plan_Retail_Sector_Health.docx
+++ b/docs/01_Project_Plan_Retail_Sector_Health.docx
@@ -2412,7 +2412,7 @@
         <w:t xml:space="preserve">Dataset facts to sanity-check after load: </w:t>
       </w:r>
       <w:r>
-        <w:t xml:space="preserve">county source 330,080 rows, 2017–2026, nine columns, item types Wine / Liquor / Beer / Kegs / Non-Alcohol; MARTS publishes nineteen kind-of-business codes </w:t>
+        <w:t xml:space="preserve">county source 330,080 rows, 2017–2026, nine columns, item types Wine / Liquor / Beer / Kegs / Non-Alcohol; MARTS publishes a kind-of-business code set that is discovered at refresh rather than fixed — twenty-one codes on 22 September 2026, all </w:t>
       </w:r>
       <w:r>
         <w:lastRenderedPageBreak/>
